--- a/6.devops/2.kubernetes/1.kubernetes-by laxman-durgasoft.docx
+++ b/6.devops/2.kubernetes/1.kubernetes-by laxman-durgasoft.docx
@@ -277,8 +277,6 @@
           <w:bCs/>
         </w:rPr>
       </w:pPr>
-      <w:bookmarkStart w:id="1" w:name="_GoBack"/>
-      <w:bookmarkEnd w:id="1"/>
     </w:p>
     <w:tbl>
       <w:tblPr>
@@ -1783,6 +1781,412 @@
         <w:rPr>
           <w:color w:val="00B0F0"/>
         </w:rPr>
+        <w:t>Important points</w:t>
+      </w:r>
+    </w:p>
+    <w:tbl>
+      <w:tblPr>
+        <w:tblStyle w:val="TableGrid"/>
+        <w:tblW w:w="0" w:type="auto"/>
+        <w:tblLook w:val="04A0" w:firstRow="1" w:lastRow="0" w:firstColumn="1" w:lastColumn="0" w:noHBand="0" w:noVBand="1"/>
+      </w:tblPr>
+      <w:tblGrid>
+        <w:gridCol w:w="23466"/>
+      </w:tblGrid>
+      <w:tr>
+        <w:tc>
+          <w:tcPr>
+            <w:tcW w:w="23466" w:type="dxa"/>
+          </w:tcPr>
+          <w:p>
+            <w:pPr>
+              <w:pStyle w:val="pdq2pgselectionanchorcontainer"/>
+            </w:pPr>
+            <w:r>
+              <w:t xml:space="preserve">A Pod is a Kubernetes wrapper around </w:t>
+            </w:r>
+            <w:r>
+              <w:rPr>
+                <w:rStyle w:val="Strong"/>
+                <w:rFonts w:eastAsiaTheme="majorEastAsia"/>
+              </w:rPr>
+              <w:t>one or more containers</w:t>
+            </w:r>
+            <w:r>
+              <w:rPr>
+                <w:rStyle w:val="Strong"/>
+                <w:rFonts w:eastAsiaTheme="majorEastAsia"/>
+              </w:rPr>
+              <w:t>, 1 pod can contain many containers</w:t>
+            </w:r>
+          </w:p>
+        </w:tc>
+      </w:tr>
+      <w:tr>
+        <w:tc>
+          <w:tcPr>
+            <w:tcW w:w="23466" w:type="dxa"/>
+          </w:tcPr>
+          <w:p>
+            <w:pPr>
+              <w:tabs>
+                <w:tab w:val="left" w:pos="4538"/>
+              </w:tabs>
+            </w:pPr>
+            <w:r>
+              <w:t>A pod spec can store env variables also in key –value form</w:t>
+            </w:r>
+          </w:p>
+          <w:p>
+            <w:pPr>
+              <w:tabs>
+                <w:tab w:val="left" w:pos="4538"/>
+              </w:tabs>
+            </w:pPr>
+            <w:r>
+              <w:t>Use environment variables for individual configuration values. Use a volume when the application expects configuration as files or when you want Kubernetes to project multiple config files.</w:t>
+            </w:r>
+          </w:p>
+          <w:p>
+            <w:pPr>
+              <w:pStyle w:val="1lightpink"/>
+              <w:shd w:val="clear" w:color="auto" w:fill="auto"/>
+            </w:pPr>
+          </w:p>
+        </w:tc>
+      </w:tr>
+      <w:tr>
+        <w:tc>
+          <w:tcPr>
+            <w:tcW w:w="23466" w:type="dxa"/>
+          </w:tcPr>
+          <w:p>
+            <w:pPr>
+              <w:pStyle w:val="1lightpink"/>
+              <w:shd w:val="clear" w:color="auto" w:fill="auto"/>
+            </w:pPr>
+          </w:p>
+        </w:tc>
+      </w:tr>
+    </w:tbl>
+    <w:p>
+      <w:pPr>
+        <w:pStyle w:val="1lightpink"/>
+      </w:pPr>
+    </w:p>
+    <w:p>
+      <w:pPr>
+        <w:pStyle w:val="h2-blue"/>
+      </w:pPr>
+      <w:r>
+        <w:t>Notes</w:t>
+      </w:r>
+    </w:p>
+    <w:tbl>
+      <w:tblPr>
+        <w:tblStyle w:val="TableGrid"/>
+        <w:tblW w:w="0" w:type="auto"/>
+        <w:tblLook w:val="04A0" w:firstRow="1" w:lastRow="0" w:firstColumn="1" w:lastColumn="0" w:noHBand="0" w:noVBand="1"/>
+      </w:tblPr>
+      <w:tblGrid>
+        <w:gridCol w:w="11733"/>
+        <w:gridCol w:w="11733"/>
+      </w:tblGrid>
+      <w:tr>
+        <w:tc>
+          <w:tcPr>
+            <w:tcW w:w="11733" w:type="dxa"/>
+          </w:tcPr>
+          <w:p>
+            <w:pPr>
+              <w:pStyle w:val="Heading3"/>
+              <w:rPr>
+                <w:rFonts w:ascii="Times New Roman" w:hAnsi="Times New Roman"/>
+                <w:sz w:val="27"/>
+              </w:rPr>
+            </w:pPr>
+            <w:r>
+              <w:t>1. Pod → Container relationship</w:t>
+            </w:r>
+          </w:p>
+          <w:p>
+            <w:pPr>
+              <w:spacing w:before="100" w:beforeAutospacing="1" w:after="100" w:afterAutospacing="1"/>
+            </w:pPr>
+            <w:r>
+              <w:t xml:space="preserve">A Pod is a Kubernetes wrapper around </w:t>
+            </w:r>
+            <w:r>
+              <w:rPr>
+                <w:rStyle w:val="Strong"/>
+              </w:rPr>
+              <w:t>one or more containers</w:t>
+            </w:r>
+            <w:r>
+              <w:t>.</w:t>
+            </w:r>
+            <w:r>
+              <w:t xml:space="preserve"> If 2 containers cant live without each other then place them both in a single pod instead of keeping them in sep pods</w:t>
+            </w:r>
+          </w:p>
+          <w:p>
+            <w:pPr>
+              <w:pStyle w:val="NormalWeb"/>
+            </w:pPr>
+            <w:r>
+              <w:t>Usually:</w:t>
+            </w:r>
+          </w:p>
+          <w:p>
+            <w:pPr>
+              <w:pStyle w:val="HTMLPreformatted"/>
+              <w:rPr>
+                <w:rStyle w:val="HTMLCode"/>
+              </w:rPr>
+            </w:pPr>
+            <w:r>
+              <w:rPr>
+                <w:rStyle w:val="HTMLCode"/>
+              </w:rPr>
+              <w:t>Pod</w:t>
+            </w:r>
+          </w:p>
+          <w:p>
+            <w:pPr>
+              <w:pStyle w:val="HTMLPreformatted"/>
+              <w:rPr>
+                <w:rStyle w:val="HTMLCode"/>
+              </w:rPr>
+            </w:pPr>
+            <w:r>
+              <w:rPr>
+                <w:rStyle w:val="HTMLCode"/>
+              </w:rPr>
+              <w:t>│</w:t>
+            </w:r>
+          </w:p>
+          <w:p>
+            <w:pPr>
+              <w:pStyle w:val="HTMLPreformatted"/>
+              <w:rPr>
+                <w:rStyle w:val="HTMLCode"/>
+              </w:rPr>
+            </w:pPr>
+            <w:r>
+              <w:rPr>
+                <w:rStyle w:val="HTMLCode"/>
+              </w:rPr>
+              <w:t>├── Container 1 → Spring Boot</w:t>
+            </w:r>
+          </w:p>
+          <w:p>
+            <w:pPr>
+              <w:pStyle w:val="HTMLPreformatted"/>
+            </w:pPr>
+            <w:r>
+              <w:rPr>
+                <w:rStyle w:val="HTMLCode"/>
+              </w:rPr>
+              <w:t>└── Container 2 → Sidecar</w:t>
+            </w:r>
+          </w:p>
+          <w:p>
+            <w:pPr>
+              <w:pStyle w:val="NormalWeb"/>
+            </w:pPr>
+            <w:r>
+              <w:t xml:space="preserve">Kubernetes schedules the </w:t>
+            </w:r>
+            <w:r>
+              <w:rPr>
+                <w:rStyle w:val="Strong"/>
+              </w:rPr>
+              <w:t>Pod</w:t>
+            </w:r>
+            <w:r>
+              <w:t xml:space="preserve"> onto a Node, and the containers run inside that Pod.</w:t>
+            </w:r>
+          </w:p>
+          <w:p>
+            <w:pPr>
+              <w:pStyle w:val="1lightpink"/>
+              <w:shd w:val="clear" w:color="auto" w:fill="auto"/>
+            </w:pPr>
+          </w:p>
+        </w:tc>
+        <w:tc>
+          <w:tcPr>
+            <w:tcW w:w="11733" w:type="dxa"/>
+          </w:tcPr>
+          <w:p>
+            <w:pPr>
+              <w:pStyle w:val="1lightpink"/>
+            </w:pPr>
+            <w:r>
+              <w:t>Pod</w:t>
+            </w:r>
+          </w:p>
+          <w:p>
+            <w:pPr>
+              <w:pStyle w:val="1lightpink"/>
+            </w:pPr>
+            <w:r>
+              <w:rPr>
+                <w:rFonts w:ascii="Arial" w:hAnsi="Arial" w:cs="Arial"/>
+              </w:rPr>
+              <w:t>│</w:t>
+            </w:r>
+          </w:p>
+          <w:p>
+            <w:pPr>
+              <w:pStyle w:val="1lightpink"/>
+            </w:pPr>
+            <w:r>
+              <w:rPr>
+                <w:rFonts w:ascii="Arial" w:hAnsi="Arial" w:cs="Arial"/>
+              </w:rPr>
+              <w:t>├──</w:t>
+            </w:r>
+            <w:r>
+              <w:t xml:space="preserve"> Java container</w:t>
+            </w:r>
+          </w:p>
+          <w:p>
+            <w:pPr>
+              <w:pStyle w:val="1lightpink"/>
+            </w:pPr>
+            <w:r>
+              <w:rPr>
+                <w:rFonts w:ascii="Arial" w:hAnsi="Arial" w:cs="Arial"/>
+              </w:rPr>
+              <w:t>│</w:t>
+            </w:r>
+          </w:p>
+          <w:p>
+            <w:pPr>
+              <w:pStyle w:val="1lightpink"/>
+            </w:pPr>
+            <w:r>
+              <w:rPr>
+                <w:rFonts w:ascii="Arial" w:hAnsi="Arial" w:cs="Arial"/>
+              </w:rPr>
+              <w:t>├──</w:t>
+            </w:r>
+            <w:r>
+              <w:t xml:space="preserve"> Sidecar container</w:t>
+            </w:r>
+          </w:p>
+          <w:p>
+            <w:pPr>
+              <w:pStyle w:val="1lightpink"/>
+            </w:pPr>
+            <w:r>
+              <w:rPr>
+                <w:rFonts w:ascii="Arial" w:hAnsi="Arial" w:cs="Arial"/>
+              </w:rPr>
+              <w:t>│</w:t>
+            </w:r>
+          </w:p>
+          <w:p>
+            <w:pPr>
+              <w:pStyle w:val="1lightpink"/>
+            </w:pPr>
+            <w:r>
+              <w:rPr>
+                <w:rFonts w:ascii="Arial" w:hAnsi="Arial" w:cs="Arial"/>
+              </w:rPr>
+              <w:t>└──</w:t>
+            </w:r>
+            <w:r>
+              <w:t xml:space="preserve"> emptyDir</w:t>
+            </w:r>
+          </w:p>
+          <w:p>
+            <w:pPr>
+              <w:pStyle w:val="1lightpink"/>
+            </w:pPr>
+            <w:r>
+              <w:t xml:space="preserve">       </w:t>
+            </w:r>
+            <w:r>
+              <w:rPr>
+                <w:rFonts w:ascii="Arial" w:hAnsi="Arial" w:cs="Arial"/>
+              </w:rPr>
+              <w:t>│</w:t>
+            </w:r>
+          </w:p>
+          <w:p>
+            <w:pPr>
+              <w:pStyle w:val="1lightpink"/>
+            </w:pPr>
+            <w:r>
+              <w:t xml:space="preserve">       </w:t>
+            </w:r>
+            <w:r>
+              <w:rPr>
+                <w:rFonts w:ascii="Arial" w:hAnsi="Arial" w:cs="Arial"/>
+              </w:rPr>
+              <w:t>├──</w:t>
+            </w:r>
+            <w:r>
+              <w:t xml:space="preserve"> file1.tmp</w:t>
+            </w:r>
+          </w:p>
+          <w:p>
+            <w:pPr>
+              <w:pStyle w:val="1lightpink"/>
+            </w:pPr>
+            <w:r>
+              <w:t xml:space="preserve">       </w:t>
+            </w:r>
+            <w:r>
+              <w:rPr>
+                <w:rFonts w:ascii="Arial" w:hAnsi="Arial" w:cs="Arial"/>
+              </w:rPr>
+              <w:t>├──</w:t>
+            </w:r>
+            <w:r>
+              <w:t xml:space="preserve"> processed.json</w:t>
+            </w:r>
+          </w:p>
+          <w:p>
+            <w:pPr>
+              <w:pStyle w:val="1lightpink"/>
+              <w:shd w:val="clear" w:color="auto" w:fill="auto"/>
+            </w:pPr>
+            <w:r>
+              <w:t xml:space="preserve">       </w:t>
+            </w:r>
+            <w:r>
+              <w:rPr>
+                <w:rFonts w:ascii="Arial" w:hAnsi="Arial" w:cs="Arial"/>
+              </w:rPr>
+              <w:t>└──</w:t>
+            </w:r>
+            <w:r>
+              <w:t xml:space="preserve"> cache/</w:t>
+            </w:r>
+          </w:p>
+        </w:tc>
+      </w:tr>
+    </w:tbl>
+    <w:p>
+      <w:pPr>
+        <w:pStyle w:val="1lightpink"/>
+      </w:pPr>
+    </w:p>
+    <w:p>
+      <w:pPr>
+        <w:pStyle w:val="h1"/>
+        <w:rPr>
+          <w:color w:val="00B0F0"/>
+        </w:rPr>
+      </w:pPr>
+      <w:r>
+        <w:rPr>
+          <w:color w:val="00B0F0"/>
+        </w:rPr>
+        <w:lastRenderedPageBreak/>
         <w:t>Kubernetes commands</w:t>
       </w:r>
     </w:p>
@@ -1979,7 +2383,6 @@
           <w:rStyle w:val="comndsChar"/>
           <w:color w:val="002060"/>
         </w:rPr>
-        <w:lastRenderedPageBreak/>
         <w:t>Minikube</w:t>
       </w:r>
     </w:p>
@@ -2067,6 +2470,7 @@
         <w:ind w:left="720"/>
       </w:pPr>
       <w:r>
+        <w:lastRenderedPageBreak/>
         <w:t>B</w:t>
       </w:r>
       <w:r>
@@ -2253,7 +2657,6 @@
     <w:p/>
     <w:p>
       <w:r>
-        <w:lastRenderedPageBreak/>
         <w:t>If u have multiple files in current directory, and If u want to execute all at once then use “kubectl apply –f .”</w:t>
       </w:r>
       <w:r>
@@ -2633,7 +3036,6 @@
               <w:ind w:left="0"/>
             </w:pPr>
             <w:r>
-              <w:lastRenderedPageBreak/>
               <w:t>Get pods with more info</w:t>
             </w:r>
             <w:r>
@@ -2823,6 +3225,7 @@
               <w:ind w:left="0"/>
             </w:pPr>
             <w:r>
+              <w:lastRenderedPageBreak/>
               <w:t>Here –o means output</w:t>
             </w:r>
           </w:p>
@@ -2837,6 +3240,7 @@
               <w:ind w:left="0"/>
             </w:pPr>
             <w:r>
+              <w:lastRenderedPageBreak/>
               <w:t>Kubectl get pod &lt;pod-name&gt; -o yaml</w:t>
             </w:r>
           </w:p>
@@ -2846,6 +3250,7 @@
               <w:ind w:left="0"/>
             </w:pPr>
             <w:r>
+              <w:lastRenderedPageBreak/>
               <w:t>Ex:-</w:t>
             </w:r>
           </w:p>
@@ -2871,6 +3276,7 @@
               <w:ind w:left="0"/>
             </w:pPr>
             <w:r>
+              <w:lastRenderedPageBreak/>
               <w:t>Go inside a pod of a container</w:t>
             </w:r>
           </w:p>
@@ -3336,7 +3742,6 @@
                   <w14:round/>
                 </w14:textOutline>
               </w:rPr>
-              <w:lastRenderedPageBreak/>
               <w:t>kubectl logs charanpod</w:t>
             </w:r>
           </w:p>
@@ -3353,7 +3758,6 @@
               <w:ind w:left="0"/>
             </w:pPr>
             <w:r>
-              <w:lastRenderedPageBreak/>
               <w:t>How to see metrics like cpu utilization,metrics</w:t>
             </w:r>
           </w:p>
@@ -3573,6 +3977,7 @@
             <w14:round/>
           </w14:textOutline>
         </w:rPr>
+        <w:lastRenderedPageBreak/>
         <w:drawing>
           <wp:inline distT="0" distB="0" distL="0" distR="0" wp14:anchorId="4F58FC52" wp14:editId="23D4C429">
             <wp:extent cx="9454515" cy="3044825"/>
@@ -3926,7 +4331,6 @@
         <w:pStyle w:val="cmnds-2"/>
       </w:pPr>
       <w:r>
-        <w:lastRenderedPageBreak/>
         <w:t>kubectl apply -f ./createredispod.yaml</w:t>
       </w:r>
     </w:p>
@@ -4814,7 +5218,6 @@
         <w:ind w:left="284"/>
       </w:pPr>
       <w:r>
-        <w:lastRenderedPageBreak/>
         <w:t>To get all the pods inside default namespace</w:t>
       </w:r>
     </w:p>
@@ -4866,6 +5269,7 @@
     </w:p>
     <w:p>
       <w:r>
+        <w:lastRenderedPageBreak/>
         <w:t>here output of pods will be printed in wide, means more output will be printed</w:t>
       </w:r>
     </w:p>
@@ -5473,7 +5877,6 @@
         <w:ind w:left="284"/>
       </w:pPr>
       <w:r>
-        <w:lastRenderedPageBreak/>
         <w:t>Now if u edit – u will get live configuration of that pod</w:t>
       </w:r>
     </w:p>
@@ -5588,6 +5991,7 @@
         <w:pStyle w:val="comnd-blu"/>
       </w:pPr>
       <w:r>
+        <w:lastRenderedPageBreak/>
         <w:t xml:space="preserve">Deleting </w:t>
       </w:r>
       <w:r>
@@ -5872,7 +6276,6 @@
           <w:noProof/>
           <w:lang w:eastAsia="en-IN"/>
         </w:rPr>
-        <w:lastRenderedPageBreak/>
         <w:drawing>
           <wp:inline distT="0" distB="0" distL="0" distR="0" wp14:anchorId="5CDC599E" wp14:editId="0C66E528">
             <wp:extent cx="6972300" cy="1219200"/>
@@ -5928,6 +6331,7 @@
     </w:p>
     <w:p>
       <w:r>
+        <w:lastRenderedPageBreak/>
         <w:t xml:space="preserve">ex:- </w:t>
       </w:r>
       <w:r>
@@ -6177,7 +6581,6 @@
     </w:p>
     <w:p>
       <w:r>
-        <w:lastRenderedPageBreak/>
         <w:t>master node doesn’t carry load , so docker wont be installed in the control-plane node</w:t>
       </w:r>
     </w:p>
@@ -6187,6 +6590,7 @@
           <w:noProof/>
           <w:lang w:eastAsia="en-IN"/>
         </w:rPr>
+        <w:lastRenderedPageBreak/>
         <w:drawing>
           <wp:inline distT="0" distB="0" distL="0" distR="0" wp14:anchorId="6271F271" wp14:editId="486EBAC2">
             <wp:extent cx="4667250" cy="2581275"/>
@@ -6283,7 +6687,6 @@
           <w:noProof/>
           <w:lang w:eastAsia="en-IN"/>
         </w:rPr>
-        <w:lastRenderedPageBreak/>
         <w:drawing>
           <wp:inline distT="0" distB="0" distL="0" distR="0" wp14:anchorId="5AFF78EB" wp14:editId="15CEC469">
             <wp:extent cx="5343525" cy="3438525"/>
@@ -6339,6 +6742,7 @@
         <w:pStyle w:val="h4-red"/>
       </w:pPr>
       <w:r>
+        <w:lastRenderedPageBreak/>
         <w:t>Get all objects inside that namespace</w:t>
       </w:r>
     </w:p>
@@ -6528,7 +6932,6 @@
         </w:rPr>
       </w:pPr>
       <w:r>
-        <w:lastRenderedPageBreak/>
         <w:t>C:\Users\Manideep\dockerprac&gt;</w:t>
       </w:r>
       <w:r>
@@ -6728,6 +7131,7 @@
         </w:numPr>
       </w:pPr>
       <w:r>
+        <w:lastRenderedPageBreak/>
         <w:t>kubectl image &lt;type of obj&gt;/obj-name &lt;container-name&gt;=&lt;new image name&gt;</w:t>
       </w:r>
     </w:p>
@@ -7022,7 +7426,6 @@
           </w:tcPr>
           <w:p>
             <w:r>
-              <w:lastRenderedPageBreak/>
               <w:t>Service</w:t>
             </w:r>
           </w:p>
@@ -7483,6 +7886,7 @@
           </w:tcPr>
           <w:p>
             <w:r>
+              <w:lastRenderedPageBreak/>
               <w:t>DaemonSet</w:t>
             </w:r>
           </w:p>
@@ -7693,7 +8097,6 @@
         <w:rPr>
           <w:rStyle w:val="Hyperlink"/>
         </w:rPr>
-        <w:lastRenderedPageBreak/>
         <w:t>Tips while writing objects</w:t>
       </w:r>
     </w:p>
@@ -8147,7 +8550,6 @@
     </w:p>
     <w:p>
       <w:r>
-        <w:lastRenderedPageBreak/>
         <w:t>Example:</w:t>
       </w:r>
     </w:p>
@@ -9112,6 +9514,7 @@
           <w:noProof/>
           <w:lang w:eastAsia="en-IN"/>
         </w:rPr>
+        <w:lastRenderedPageBreak/>
         <w:drawing>
           <wp:inline distT="0" distB="0" distL="0" distR="0" wp14:anchorId="33A72309" wp14:editId="2DF7E697">
             <wp:extent cx="7142480" cy="2820670"/>
@@ -9226,6 +9629,19 @@
           <w:tab w:val="left" w:pos="4538"/>
         </w:tabs>
       </w:pPr>
+      <w:r>
+        <w:t>A pod spec can store env variables also in key –value form</w:t>
+      </w:r>
+    </w:p>
+    <w:p>
+      <w:pPr>
+        <w:tabs>
+          <w:tab w:val="left" w:pos="4538"/>
+        </w:tabs>
+      </w:pPr>
+      <w:r>
+        <w:t>Use environment variables for individual configuration values. Use a volume when the application expects configuration as files or when you want Kubernetes to project multiple config files.</w:t>
+      </w:r>
     </w:p>
     <w:tbl>
       <w:tblPr>
@@ -9578,7 +9994,7 @@
           <v:shape id="_x0000_i1027" type="#_x0000_t75" style="width:77.25pt;height:49.5pt" o:ole="">
             <v:imagedata r:id="rId29" o:title=""/>
           </v:shape>
-          <o:OLEObject Type="Embed" ProgID="Package" ShapeID="_x0000_i1027" DrawAspect="Icon" ObjectID="_1836988424" r:id="rId30"/>
+          <o:OLEObject Type="Embed" ProgID="Package" ShapeID="_x0000_i1027" DrawAspect="Icon" ObjectID="_1851067640" r:id="rId30"/>
         </w:object>
       </w:r>
     </w:p>
@@ -9858,7 +10274,7 @@
           <v:shape id="_x0000_i1028" type="#_x0000_t75" style="width:208.5pt;height:40.5pt" o:ole="">
             <v:imagedata r:id="rId31" o:title=""/>
           </v:shape>
-          <o:OLEObject Type="Embed" ProgID="Package" ShapeID="_x0000_i1028" DrawAspect="Content" ObjectID="_1836988425" r:id="rId32"/>
+          <o:OLEObject Type="Embed" ProgID="Package" ShapeID="_x0000_i1028" DrawAspect="Content" ObjectID="_1851067641" r:id="rId32"/>
         </w:object>
       </w:r>
     </w:p>
@@ -12233,7 +12649,7 @@
           <v:shape id="_x0000_i1029" type="#_x0000_t75" style="width:77.25pt;height:49.5pt" o:ole="">
             <v:imagedata r:id="rId47" o:title=""/>
           </v:shape>
-          <o:OLEObject Type="Embed" ProgID="Package" ShapeID="_x0000_i1029" DrawAspect="Icon" ObjectID="_1836988426" r:id="rId48"/>
+          <o:OLEObject Type="Embed" ProgID="Package" ShapeID="_x0000_i1029" DrawAspect="Icon" ObjectID="_1851067642" r:id="rId48"/>
         </w:object>
       </w:r>
       <w:r>
@@ -12241,7 +12657,7 @@
           <v:shape id="_x0000_i1030" type="#_x0000_t75" style="width:77.25pt;height:49.5pt" o:ole="">
             <v:imagedata r:id="rId49" o:title=""/>
           </v:shape>
-          <o:OLEObject Type="Embed" ProgID="Package" ShapeID="_x0000_i1030" DrawAspect="Icon" ObjectID="_1836988427" r:id="rId50"/>
+          <o:OLEObject Type="Embed" ProgID="Package" ShapeID="_x0000_i1030" DrawAspect="Icon" ObjectID="_1851067643" r:id="rId50"/>
         </w:object>
       </w:r>
     </w:p>
@@ -12374,7 +12790,7 @@
           <v:shape id="_x0000_i1031" type="#_x0000_t75" style="width:197.25pt;height:40.5pt" o:ole="">
             <v:imagedata r:id="rId52" o:title=""/>
           </v:shape>
-          <o:OLEObject Type="Embed" ProgID="Package" ShapeID="_x0000_i1031" DrawAspect="Content" ObjectID="_1836988428" r:id="rId53"/>
+          <o:OLEObject Type="Embed" ProgID="Package" ShapeID="_x0000_i1031" DrawAspect="Content" ObjectID="_1851067644" r:id="rId53"/>
         </w:object>
       </w:r>
     </w:p>
@@ -13686,7 +14102,7 @@
           <v:shape id="_x0000_i1032" type="#_x0000_t75" style="width:77.25pt;height:49.5pt" o:ole="">
             <v:imagedata r:id="rId60" o:title=""/>
           </v:shape>
-          <o:OLEObject Type="Embed" ProgID="Package" ShapeID="_x0000_i1032" DrawAspect="Icon" ObjectID="_1836988429" r:id="rId61"/>
+          <o:OLEObject Type="Embed" ProgID="Package" ShapeID="_x0000_i1032" DrawAspect="Icon" ObjectID="_1851067645" r:id="rId61"/>
         </w:object>
       </w:r>
     </w:p>
@@ -14335,7 +14751,7 @@
           <v:shape id="_x0000_i1033" type="#_x0000_t75" style="width:211.5pt;height:40.5pt" o:ole="">
             <v:imagedata r:id="rId65" o:title=""/>
           </v:shape>
-          <o:OLEObject Type="Embed" ProgID="Package" ShapeID="_x0000_i1033" DrawAspect="Content" ObjectID="_1836988430" r:id="rId66"/>
+          <o:OLEObject Type="Embed" ProgID="Package" ShapeID="_x0000_i1033" DrawAspect="Content" ObjectID="_1851067646" r:id="rId66"/>
         </w:object>
       </w:r>
     </w:p>
@@ -14350,7 +14766,7 @@
           <v:shape id="_x0000_i1034" type="#_x0000_t75" style="width:213.75pt;height:40.5pt" o:ole="">
             <v:imagedata r:id="rId67" o:title=""/>
           </v:shape>
-          <o:OLEObject Type="Embed" ProgID="Package" ShapeID="_x0000_i1034" DrawAspect="Content" ObjectID="_1836988431" r:id="rId68"/>
+          <o:OLEObject Type="Embed" ProgID="Package" ShapeID="_x0000_i1034" DrawAspect="Content" ObjectID="_1851067647" r:id="rId68"/>
         </w:object>
       </w:r>
       <w:r>
@@ -14358,7 +14774,7 @@
           <v:shape id="_x0000_i1035" type="#_x0000_t75" style="width:161.25pt;height:40.5pt" o:ole="">
             <v:imagedata r:id="rId69" o:title=""/>
           </v:shape>
-          <o:OLEObject Type="Embed" ProgID="Package" ShapeID="_x0000_i1035" DrawAspect="Content" ObjectID="_1836988432" r:id="rId70"/>
+          <o:OLEObject Type="Embed" ProgID="Package" ShapeID="_x0000_i1035" DrawAspect="Content" ObjectID="_1851067648" r:id="rId70"/>
         </w:object>
       </w:r>
       <w:r>
@@ -17328,7 +17744,7 @@
           <v:shape id="_x0000_i1036" type="#_x0000_t75" style="width:77.25pt;height:49.5pt" o:ole="">
             <v:imagedata r:id="rId88" o:title=""/>
           </v:shape>
-          <o:OLEObject Type="Embed" ProgID="Package" ShapeID="_x0000_i1036" DrawAspect="Icon" ObjectID="_1836988433" r:id="rId89"/>
+          <o:OLEObject Type="Embed" ProgID="Package" ShapeID="_x0000_i1036" DrawAspect="Icon" ObjectID="_1851067649" r:id="rId89"/>
         </w:object>
       </w:r>
     </w:p>
@@ -17371,6 +17787,11 @@
       </w:r>
       <w:r>
         <w:t>(ns is nothing but isolated space present inside a cluster)</w:t>
+      </w:r>
+    </w:p>
+    <w:p>
+      <w:r>
+        <w:t xml:space="preserve">note;- in java configmap object will store all the key values, in react we will store entire file as a config map, means configmap object can store plain data as well as file data </w:t>
       </w:r>
     </w:p>
     <w:p>
@@ -17638,7 +18059,7 @@
           <v:shape id="_x0000_i1037" type="#_x0000_t75" style="width:77.25pt;height:49.5pt" o:ole="">
             <v:imagedata r:id="rId91" o:title=""/>
           </v:shape>
-          <o:OLEObject Type="Embed" ProgID="Package" ShapeID="_x0000_i1037" DrawAspect="Icon" ObjectID="_1836988434" r:id="rId92"/>
+          <o:OLEObject Type="Embed" ProgID="Package" ShapeID="_x0000_i1037" DrawAspect="Icon" ObjectID="_1851067650" r:id="rId92"/>
         </w:object>
       </w:r>
     </w:p>
@@ -17685,7 +18106,7 @@
           <v:shape id="_x0000_i1038" type="#_x0000_t75" style="width:210pt;height:40.5pt" o:ole="">
             <v:imagedata r:id="rId93" o:title=""/>
           </v:shape>
-          <o:OLEObject Type="Embed" ProgID="Package" ShapeID="_x0000_i1038" DrawAspect="Content" ObjectID="_1836988435" r:id="rId94"/>
+          <o:OLEObject Type="Embed" ProgID="Package" ShapeID="_x0000_i1038" DrawAspect="Content" ObjectID="_1851067651" r:id="rId94"/>
         </w:object>
       </w:r>
     </w:p>
@@ -18005,7 +18426,7 @@
           <v:shape id="_x0000_i1039" type="#_x0000_t75" style="width:215.25pt;height:40.5pt" o:ole="">
             <v:imagedata r:id="rId95" o:title=""/>
           </v:shape>
-          <o:OLEObject Type="Embed" ProgID="Package" ShapeID="_x0000_i1039" DrawAspect="Content" ObjectID="_1836988436" r:id="rId96"/>
+          <o:OLEObject Type="Embed" ProgID="Package" ShapeID="_x0000_i1039" DrawAspect="Content" ObjectID="_1851067652" r:id="rId96"/>
         </w:object>
       </w:r>
     </w:p>
@@ -18054,7 +18475,7 @@
           <v:shape id="_x0000_i1040" type="#_x0000_t75" style="width:268.5pt;height:40.5pt" o:ole="">
             <v:imagedata r:id="rId97" o:title=""/>
           </v:shape>
-          <o:OLEObject Type="Embed" ProgID="Package" ShapeID="_x0000_i1040" DrawAspect="Content" ObjectID="_1836988437" r:id="rId98"/>
+          <o:OLEObject Type="Embed" ProgID="Package" ShapeID="_x0000_i1040" DrawAspect="Content" ObjectID="_1851067653" r:id="rId98"/>
         </w:object>
       </w:r>
     </w:p>
@@ -18305,7 +18726,7 @@
           <v:shape id="_x0000_i1041" type="#_x0000_t75" style="width:139.5pt;height:40.5pt" o:ole="">
             <v:imagedata r:id="rId100" o:title=""/>
           </v:shape>
-          <o:OLEObject Type="Embed" ProgID="Package" ShapeID="_x0000_i1041" DrawAspect="Content" ObjectID="_1836988438" r:id="rId101"/>
+          <o:OLEObject Type="Embed" ProgID="Package" ShapeID="_x0000_i1041" DrawAspect="Content" ObjectID="_1851067654" r:id="rId101"/>
         </w:object>
       </w:r>
     </w:p>
@@ -18645,7 +19066,7 @@
           <v:shape id="_x0000_i1042" type="#_x0000_t75" style="width:199.5pt;height:40.5pt" o:ole="">
             <v:imagedata r:id="rId102" o:title=""/>
           </v:shape>
-          <o:OLEObject Type="Embed" ProgID="Package" ShapeID="_x0000_i1042" DrawAspect="Content" ObjectID="_1836988439" r:id="rId103"/>
+          <o:OLEObject Type="Embed" ProgID="Package" ShapeID="_x0000_i1042" DrawAspect="Content" ObjectID="_1851067655" r:id="rId103"/>
         </w:object>
       </w:r>
     </w:p>
@@ -18790,7 +19211,7 @@
           <v:shape id="_x0000_i1043" type="#_x0000_t75" style="width:211.5pt;height:40.5pt" o:ole="">
             <v:imagedata r:id="rId105" o:title=""/>
           </v:shape>
-          <o:OLEObject Type="Embed" ProgID="Package" ShapeID="_x0000_i1043" DrawAspect="Content" ObjectID="_1836988440" r:id="rId106"/>
+          <o:OLEObject Type="Embed" ProgID="Package" ShapeID="_x0000_i1043" DrawAspect="Content" ObjectID="_1851067656" r:id="rId106"/>
         </w:object>
       </w:r>
     </w:p>
@@ -18800,6 +19221,7 @@
           <w:noProof/>
           <w:lang w:eastAsia="en-IN"/>
         </w:rPr>
+        <w:lastRenderedPageBreak/>
         <w:drawing>
           <wp:inline distT="0" distB="0" distL="0" distR="0" wp14:anchorId="796A714B" wp14:editId="121CEE6C">
             <wp:extent cx="9204325" cy="5270500"/>
@@ -18896,6 +19318,7 @@
           <w:noProof/>
           <w:lang w:eastAsia="en-IN"/>
         </w:rPr>
+        <w:lastRenderedPageBreak/>
         <w:drawing>
           <wp:inline distT="0" distB="0" distL="0" distR="0" wp14:anchorId="7B8B228C" wp14:editId="6A5D7409">
             <wp:extent cx="5343525" cy="2124075"/>
@@ -18973,7 +19396,7 @@
           <v:shape id="_x0000_i1044" type="#_x0000_t75" style="width:98.25pt;height:40.5pt" o:ole="">
             <v:imagedata r:id="rId109" o:title=""/>
           </v:shape>
-          <o:OLEObject Type="Embed" ProgID="Package" ShapeID="_x0000_i1044" DrawAspect="Content" ObjectID="_1836988441" r:id="rId110"/>
+          <o:OLEObject Type="Embed" ProgID="Package" ShapeID="_x0000_i1044" DrawAspect="Content" ObjectID="_1851067657" r:id="rId110"/>
         </w:object>
       </w:r>
     </w:p>
@@ -19196,7 +19619,7 @@
           <v:shape id="_x0000_i1045" type="#_x0000_t75" style="width:153.75pt;height:40.5pt" o:ole="">
             <v:imagedata r:id="rId111" o:title=""/>
           </v:shape>
-          <o:OLEObject Type="Embed" ProgID="Package" ShapeID="_x0000_i1045" DrawAspect="Content" ObjectID="_1836988442" r:id="rId112"/>
+          <o:OLEObject Type="Embed" ProgID="Package" ShapeID="_x0000_i1045" DrawAspect="Content" ObjectID="_1851067658" r:id="rId112"/>
         </w:object>
       </w:r>
     </w:p>
@@ -19296,6 +19719,7 @@
           <w:noProof/>
           <w:lang w:eastAsia="en-IN"/>
         </w:rPr>
+        <w:lastRenderedPageBreak/>
         <w:drawing>
           <wp:inline distT="0" distB="0" distL="0" distR="0" wp14:anchorId="136E4D6E" wp14:editId="4017808D">
             <wp:extent cx="9772650" cy="6553200"/>
@@ -19365,7 +19789,7 @@
           <v:shape id="_x0000_i1046" type="#_x0000_t75" style="width:136.5pt;height:40.5pt" o:ole="">
             <v:imagedata r:id="rId114" o:title=""/>
           </v:shape>
-          <o:OLEObject Type="Embed" ProgID="Package" ShapeID="_x0000_i1046" DrawAspect="Content" ObjectID="_1836988443" r:id="rId115"/>
+          <o:OLEObject Type="Embed" ProgID="Package" ShapeID="_x0000_i1046" DrawAspect="Content" ObjectID="_1851067659" r:id="rId115"/>
         </w:object>
       </w:r>
     </w:p>
@@ -19448,6 +19872,7 @@
     </w:tbl>
     <w:p>
       <w:r>
+        <w:lastRenderedPageBreak/>
         <w:t xml:space="preserve"> </w:t>
       </w:r>
     </w:p>
@@ -19567,6 +19992,7 @@
           <w:noProof/>
           <w:lang w:eastAsia="en-IN"/>
         </w:rPr>
+        <w:lastRenderedPageBreak/>
         <w:drawing>
           <wp:inline distT="0" distB="0" distL="0" distR="0" wp14:anchorId="22A4BE06" wp14:editId="7BDD1FC0">
             <wp:extent cx="9096375" cy="6638925"/>
@@ -19638,6 +20064,7 @@
           <w:noProof/>
           <w:lang w:eastAsia="en-IN"/>
         </w:rPr>
+        <w:lastRenderedPageBreak/>
         <w:drawing>
           <wp:inline distT="0" distB="0" distL="0" distR="0" wp14:anchorId="1E0B3ED3" wp14:editId="2A22962F">
             <wp:extent cx="7406640" cy="5029200"/>
@@ -19705,6 +20132,7 @@
           <w:noProof/>
           <w:lang w:eastAsia="en-IN"/>
         </w:rPr>
+        <w:lastRenderedPageBreak/>
         <w:drawing>
           <wp:inline distT="0" distB="0" distL="0" distR="0" wp14:anchorId="42CDFDF5" wp14:editId="16B40262">
             <wp:extent cx="8239125" cy="6638925"/>
@@ -19814,6 +20242,7 @@
           <w:noProof/>
           <w:lang w:eastAsia="en-IN"/>
         </w:rPr>
+        <w:lastRenderedPageBreak/>
         <w:drawing>
           <wp:inline distT="0" distB="0" distL="0" distR="0" wp14:anchorId="26033D5F" wp14:editId="6556275F">
             <wp:extent cx="7181850" cy="3952875"/>
@@ -20018,6 +20447,7 @@
         </w:numPr>
       </w:pPr>
       <w:r>
+        <w:lastRenderedPageBreak/>
         <w:t xml:space="preserve">Git clone </w:t>
       </w:r>
       <w:hyperlink r:id="rId121" w:history="1">
@@ -20195,7 +20625,7 @@
           <v:shape id="_x0000_i1047" type="#_x0000_t75" style="width:191.25pt;height:40.5pt" o:ole="">
             <v:imagedata r:id="rId122" o:title=""/>
           </v:shape>
-          <o:OLEObject Type="Embed" ProgID="Package" ShapeID="_x0000_i1047" DrawAspect="Content" ObjectID="_1836988444" r:id="rId123"/>
+          <o:OLEObject Type="Embed" ProgID="Package" ShapeID="_x0000_i1047" DrawAspect="Content" ObjectID="_1851067660" r:id="rId123"/>
         </w:object>
       </w:r>
       <w:r>
@@ -20206,7 +20636,7 @@
           <v:shape id="_x0000_i1048" type="#_x0000_t75" style="width:201pt;height:40.5pt" o:ole="">
             <v:imagedata r:id="rId124" o:title=""/>
           </v:shape>
-          <o:OLEObject Type="Embed" ProgID="Package" ShapeID="_x0000_i1048" DrawAspect="Content" ObjectID="_1836988445" r:id="rId125"/>
+          <o:OLEObject Type="Embed" ProgID="Package" ShapeID="_x0000_i1048" DrawAspect="Content" ObjectID="_1851067661" r:id="rId125"/>
         </w:object>
       </w:r>
     </w:p>
@@ -20342,6 +20772,7 @@
           <w:noProof/>
           <w:lang w:eastAsia="en-IN"/>
         </w:rPr>
+        <w:lastRenderedPageBreak/>
         <w:drawing>
           <wp:inline distT="0" distB="0" distL="0" distR="0" wp14:anchorId="5C88456B" wp14:editId="70A81713">
             <wp:extent cx="7515225" cy="3848100"/>
@@ -20391,6 +20822,7499 @@
           </wp:inline>
         </w:drawing>
       </w:r>
+    </w:p>
+    <w:p>
+      <w:pPr>
+        <w:pStyle w:val="ListParagraph"/>
+        <w:ind w:left="426" w:hanging="142"/>
+      </w:pPr>
+    </w:p>
+    <w:p>
+      <w:pPr>
+        <w:pStyle w:val="ListParagraph"/>
+        <w:ind w:left="426" w:hanging="142"/>
+      </w:pPr>
+    </w:p>
+    <w:p>
+      <w:pPr>
+        <w:pStyle w:val="ListParagraph"/>
+        <w:ind w:left="426" w:hanging="142"/>
+      </w:pPr>
+    </w:p>
+    <w:p>
+      <w:pPr>
+        <w:pStyle w:val="ListParagraph"/>
+        <w:ind w:left="426" w:hanging="142"/>
+      </w:pPr>
+    </w:p>
+    <w:p>
+      <w:pPr>
+        <w:pStyle w:val="h1"/>
+      </w:pPr>
+      <w:r>
+        <w:t>Volumes</w:t>
+      </w:r>
+      <w:r>
+        <w:t>, persistent vol claims</w:t>
+      </w:r>
+    </w:p>
+    <w:tbl>
+      <w:tblPr>
+        <w:tblStyle w:val="TableGrid"/>
+        <w:tblW w:w="0" w:type="auto"/>
+        <w:tblLook w:val="04A0" w:firstRow="1" w:lastRow="0" w:firstColumn="1" w:lastColumn="0" w:noHBand="0" w:noVBand="1"/>
+      </w:tblPr>
+      <w:tblGrid>
+        <w:gridCol w:w="11733"/>
+        <w:gridCol w:w="11733"/>
+      </w:tblGrid>
+      <w:tr>
+        <w:tc>
+          <w:tcPr>
+            <w:tcW w:w="11733" w:type="dxa"/>
+          </w:tcPr>
+          <w:p>
+            <w:pPr>
+              <w:pStyle w:val="1lightpink"/>
+            </w:pPr>
+            <w:r>
+              <w:t xml:space="preserve">                    NODE</w:t>
+            </w:r>
+          </w:p>
+          <w:p>
+            <w:pPr>
+              <w:pStyle w:val="1lightpink"/>
+            </w:pPr>
+            <w:r>
+              <w:t xml:space="preserve">                     │</w:t>
+            </w:r>
+          </w:p>
+          <w:p>
+            <w:pPr>
+              <w:pStyle w:val="1lightpink"/>
+            </w:pPr>
+            <w:r>
+              <w:t xml:space="preserve">          ┌──────────</w:t>
+            </w:r>
+            <w:r>
+              <w:rPr>
+                <w:rFonts w:ascii="Times New Roman" w:hAnsi="Times New Roman" w:cs="Times New Roman"/>
+              </w:rPr>
+              <w:t>┴</w:t>
+            </w:r>
+            <w:r>
+              <w:rPr>
+                <w:rFonts w:cs="Comic Sans MS"/>
+              </w:rPr>
+              <w:t>──────────┐</w:t>
+            </w:r>
+          </w:p>
+          <w:p>
+            <w:pPr>
+              <w:pStyle w:val="1lightpink"/>
+            </w:pPr>
+            <w:r>
+              <w:t xml:space="preserve">          │                     │</w:t>
+            </w:r>
+          </w:p>
+          <w:p>
+            <w:pPr>
+              <w:pStyle w:val="1lightpink"/>
+            </w:pPr>
+            <w:r>
+              <w:t xml:space="preserve">        POD A                 POD B</w:t>
+            </w:r>
+          </w:p>
+          <w:p>
+            <w:pPr>
+              <w:pStyle w:val="1lightpink"/>
+            </w:pPr>
+            <w:r>
+              <w:t xml:space="preserve">          │</w:t>
+            </w:r>
+          </w:p>
+          <w:p>
+            <w:pPr>
+              <w:pStyle w:val="1lightpink"/>
+            </w:pPr>
+            <w:r>
+              <w:t xml:space="preserve">    ┌─────</w:t>
+            </w:r>
+            <w:r>
+              <w:rPr>
+                <w:rFonts w:ascii="Times New Roman" w:hAnsi="Times New Roman" w:cs="Times New Roman"/>
+              </w:rPr>
+              <w:t>┴</w:t>
+            </w:r>
+            <w:r>
+              <w:rPr>
+                <w:rFonts w:cs="Comic Sans MS"/>
+              </w:rPr>
+              <w:t>─────┐</w:t>
+            </w:r>
+          </w:p>
+          <w:p>
+            <w:pPr>
+              <w:pStyle w:val="1lightpink"/>
+            </w:pPr>
+            <w:r>
+              <w:t xml:space="preserve">    │           │</w:t>
+            </w:r>
+          </w:p>
+          <w:p>
+            <w:pPr>
+              <w:pStyle w:val="1lightpink"/>
+            </w:pPr>
+            <w:r>
+              <w:t>Container    Container</w:t>
+            </w:r>
+          </w:p>
+          <w:p>
+            <w:pPr>
+              <w:pStyle w:val="1lightpink"/>
+            </w:pPr>
+            <w:r>
+              <w:t xml:space="preserve">    │</w:t>
+            </w:r>
+          </w:p>
+          <w:p>
+            <w:pPr>
+              <w:pStyle w:val="1lightpink"/>
+            </w:pPr>
+            <w:r>
+              <w:t xml:space="preserve">    └── emptyDir       </w:t>
+            </w:r>
+            <w:r>
+              <w:rPr>
+                <w:rFonts w:ascii="Times New Roman" w:hAnsi="Times New Roman" w:cs="Times New Roman"/>
+              </w:rPr>
+              <w:t>←</w:t>
+            </w:r>
+            <w:r>
+              <w:t xml:space="preserve"> belongs to Pod</w:t>
+            </w:r>
+          </w:p>
+          <w:p>
+            <w:pPr>
+              <w:pStyle w:val="1lightpink"/>
+            </w:pPr>
+            <w:r>
+              <w:t xml:space="preserve">         </w:t>
+            </w:r>
+          </w:p>
+          <w:p>
+            <w:pPr>
+              <w:pStyle w:val="1lightpink"/>
+            </w:pPr>
+            <w:r>
+              <w:t>PVC ──────────────────</w:t>
+            </w:r>
+            <w:r>
+              <w:rPr>
+                <w:rFonts w:ascii="Times New Roman" w:hAnsi="Times New Roman" w:cs="Times New Roman"/>
+              </w:rPr>
+              <w:t>→</w:t>
+            </w:r>
+            <w:r>
+              <w:t xml:space="preserve"> PersistentVolume</w:t>
+            </w:r>
+          </w:p>
+          <w:p>
+            <w:pPr>
+              <w:pStyle w:val="1lightpink"/>
+            </w:pPr>
+            <w:r>
+              <w:t xml:space="preserve">                         </w:t>
+            </w:r>
+            <w:r>
+              <w:rPr>
+                <w:rFonts w:ascii="Times New Roman" w:hAnsi="Times New Roman" w:cs="Times New Roman"/>
+              </w:rPr>
+              <w:t>↑</w:t>
+            </w:r>
+          </w:p>
+          <w:p>
+            <w:pPr>
+              <w:pStyle w:val="1lightpink"/>
+              <w:shd w:val="clear" w:color="auto" w:fill="auto"/>
+            </w:pPr>
+            <w:r>
+              <w:lastRenderedPageBreak/>
+              <w:t xml:space="preserve">                    survives Pod</w:t>
+            </w:r>
+          </w:p>
+        </w:tc>
+        <w:tc>
+          <w:tcPr>
+            <w:tcW w:w="11733" w:type="dxa"/>
+          </w:tcPr>
+          <w:p>
+            <w:pPr>
+              <w:pStyle w:val="1lightpink"/>
+            </w:pPr>
+            <w:r>
+              <w:lastRenderedPageBreak/>
+              <w:t>Container filesystem</w:t>
+            </w:r>
+          </w:p>
+          <w:p>
+            <w:pPr>
+              <w:pStyle w:val="1lightpink"/>
+            </w:pPr>
+            <w:r>
+              <w:t xml:space="preserve">    </w:t>
+            </w:r>
+            <w:r>
+              <w:rPr>
+                <w:rFonts w:ascii="Times New Roman" w:hAnsi="Times New Roman" w:cs="Times New Roman"/>
+              </w:rPr>
+              <w:t>→</w:t>
+            </w:r>
+            <w:r>
+              <w:t xml:space="preserve"> tied to container</w:t>
+            </w:r>
+          </w:p>
+          <w:p>
+            <w:pPr>
+              <w:pStyle w:val="1lightpink"/>
+            </w:pPr>
+          </w:p>
+          <w:p>
+            <w:pPr>
+              <w:pStyle w:val="1lightpink"/>
+            </w:pPr>
+            <w:r>
+              <w:t>emptyDir</w:t>
+            </w:r>
+          </w:p>
+          <w:p>
+            <w:pPr>
+              <w:pStyle w:val="1lightpink"/>
+            </w:pPr>
+            <w:r>
+              <w:t xml:space="preserve">    </w:t>
+            </w:r>
+            <w:r>
+              <w:rPr>
+                <w:rFonts w:ascii="Times New Roman" w:hAnsi="Times New Roman" w:cs="Times New Roman"/>
+              </w:rPr>
+              <w:t>→</w:t>
+            </w:r>
+            <w:r>
+              <w:t xml:space="preserve"> tied to Pod</w:t>
+            </w:r>
+          </w:p>
+          <w:p>
+            <w:pPr>
+              <w:pStyle w:val="1lightpink"/>
+            </w:pPr>
+          </w:p>
+          <w:p>
+            <w:pPr>
+              <w:pStyle w:val="1lightpink"/>
+            </w:pPr>
+            <w:r>
+              <w:t>hostPath</w:t>
+            </w:r>
+          </w:p>
+          <w:p>
+            <w:pPr>
+              <w:pStyle w:val="1lightpink"/>
+            </w:pPr>
+            <w:r>
+              <w:t xml:space="preserve">    </w:t>
+            </w:r>
+            <w:r>
+              <w:rPr>
+                <w:rFonts w:ascii="Times New Roman" w:hAnsi="Times New Roman" w:cs="Times New Roman"/>
+              </w:rPr>
+              <w:t>→</w:t>
+            </w:r>
+            <w:r>
+              <w:t xml:space="preserve"> tied to Node</w:t>
+            </w:r>
+          </w:p>
+          <w:p>
+            <w:pPr>
+              <w:pStyle w:val="1lightpink"/>
+            </w:pPr>
+          </w:p>
+          <w:p>
+            <w:pPr>
+              <w:pStyle w:val="1lightpink"/>
+            </w:pPr>
+            <w:r>
+              <w:t>PVC/PV</w:t>
+            </w:r>
+          </w:p>
+          <w:p>
+            <w:pPr>
+              <w:pStyle w:val="1lightpink"/>
+              <w:shd w:val="clear" w:color="auto" w:fill="auto"/>
+            </w:pPr>
+            <w:r>
+              <w:t xml:space="preserve">    </w:t>
+            </w:r>
+            <w:r>
+              <w:rPr>
+                <w:rFonts w:ascii="Times New Roman" w:hAnsi="Times New Roman" w:cs="Times New Roman"/>
+              </w:rPr>
+              <w:t>→</w:t>
+            </w:r>
+            <w:r>
+              <w:t xml:space="preserve"> tied to persistent storage</w:t>
+            </w:r>
+            <w:bookmarkStart w:id="1" w:name="_GoBack"/>
+            <w:bookmarkEnd w:id="1"/>
+          </w:p>
+        </w:tc>
+      </w:tr>
+    </w:tbl>
+    <w:p>
+      <w:pPr>
+        <w:pStyle w:val="1lightpink"/>
+      </w:pPr>
+    </w:p>
+    <w:p>
+      <w:r>
+        <w:rPr>
+          <w:b/>
+          <w:bCs/>
+        </w:rPr>
+        <w:t>A Volume defines storage for a Pod, volumeMounts exposes that volume inside a container, mountPath specifies where it appears, subPath allows mounting only a specific file or directory from the volume, and hostPath is a volume type that mounts a path from the Kubernetes node's filesystem.</w:t>
+      </w:r>
+    </w:p>
+    <w:p>
+      <w:r>
+        <w:t xml:space="preserve">One extra point worth remembering for your </w:t>
+      </w:r>
+      <w:r>
+        <w:rPr>
+          <w:b/>
+          <w:bCs/>
+        </w:rPr>
+        <w:t>EKS + Helm</w:t>
+      </w:r>
+      <w:r>
+        <w:t xml:space="preserve"> interviews: </w:t>
+      </w:r>
+      <w:r>
+        <w:rPr>
+          <w:b/>
+          <w:bCs/>
+        </w:rPr>
+        <w:t>ConfigMap/Secret volumes, PVC/EBS/EFS, and hostPath solve very different storage problems</w:t>
+      </w:r>
+      <w:r>
+        <w:t>. Don't treat all Kubernetes volumes as persistent storage.</w:t>
+      </w:r>
+    </w:p>
+    <w:p>
+      <w:pPr>
+        <w:rPr>
+          <w:rFonts w:ascii="Comic Sans MS" w:eastAsia="Times New Roman" w:hAnsi="Comic Sans MS" w:cs="Courier New"/>
+          <w:color w:val="FF7C80"/>
+          <w:sz w:val="24"/>
+          <w:szCs w:val="20"/>
+          <w:lang w:eastAsia="en-IN"/>
+        </w:rPr>
+      </w:pPr>
+      <w:r>
+        <w:br w:type="page"/>
+      </w:r>
+    </w:p>
+    <w:p>
+      <w:pPr>
+        <w:pStyle w:val="1lightpink"/>
+      </w:pPr>
+    </w:p>
+    <w:tbl>
+      <w:tblPr>
+        <w:tblStyle w:val="TableGrid"/>
+        <w:tblW w:w="0" w:type="auto"/>
+        <w:tblLook w:val="04A0" w:firstRow="1" w:lastRow="0" w:firstColumn="1" w:lastColumn="0" w:noHBand="0" w:noVBand="1"/>
+      </w:tblPr>
+      <w:tblGrid>
+        <w:gridCol w:w="8095"/>
+        <w:gridCol w:w="7200"/>
+        <w:gridCol w:w="8171"/>
+      </w:tblGrid>
+      <w:tr>
+        <w:tc>
+          <w:tcPr>
+            <w:tcW w:w="8095" w:type="dxa"/>
+          </w:tcPr>
+          <w:p>
+            <w:pPr>
+              <w:pStyle w:val="Heading2"/>
+              <w:rPr>
+                <w:rFonts w:ascii="Times New Roman" w:hAnsi="Times New Roman"/>
+                <w:sz w:val="36"/>
+              </w:rPr>
+            </w:pPr>
+            <w:r>
+              <w:t>1. What is a Volume in Kubernetes?</w:t>
+            </w:r>
+          </w:p>
+          <w:p>
+            <w:pPr>
+              <w:spacing w:before="100" w:beforeAutospacing="1" w:after="100" w:afterAutospacing="1"/>
+            </w:pPr>
+            <w:r>
+              <w:t xml:space="preserve">A </w:t>
+            </w:r>
+            <w:r>
+              <w:rPr>
+                <w:rStyle w:val="Strong"/>
+              </w:rPr>
+              <w:t>Volume is storage that can be attached to a Pod</w:t>
+            </w:r>
+            <w:r>
+              <w:t>.</w:t>
+            </w:r>
+          </w:p>
+          <w:p>
+            <w:pPr>
+              <w:pStyle w:val="NormalWeb"/>
+            </w:pPr>
+            <w:r>
+              <w:t>Containers are generally ephemeral. If a container restarts, files written inside the container's normal filesystem can disappear.</w:t>
+            </w:r>
+          </w:p>
+          <w:p>
+            <w:pPr>
+              <w:pStyle w:val="NormalWeb"/>
+            </w:pPr>
+            <w:r>
+              <w:t>A Kubernetes Volume gives the container a place to store/access data outside its normal container filesystem.</w:t>
+            </w:r>
+          </w:p>
+          <w:p>
+            <w:pPr>
+              <w:pStyle w:val="NormalWeb"/>
+            </w:pPr>
+            <w:r>
+              <w:t>Think:</w:t>
+            </w:r>
+          </w:p>
+          <w:p>
+            <w:pPr>
+              <w:pStyle w:val="HTMLPreformatted"/>
+              <w:rPr>
+                <w:rStyle w:val="HTMLCode"/>
+              </w:rPr>
+            </w:pPr>
+            <w:r>
+              <w:rPr>
+                <w:rStyle w:val="HTMLCode"/>
+              </w:rPr>
+              <w:t>Pod</w:t>
+            </w:r>
+          </w:p>
+          <w:p>
+            <w:pPr>
+              <w:pStyle w:val="HTMLPreformatted"/>
+              <w:rPr>
+                <w:rStyle w:val="HTMLCode"/>
+              </w:rPr>
+            </w:pPr>
+            <w:r>
+              <w:rPr>
+                <w:rStyle w:val="HTMLCode"/>
+              </w:rPr>
+              <w:t>│</w:t>
+            </w:r>
+          </w:p>
+          <w:p>
+            <w:pPr>
+              <w:pStyle w:val="HTMLPreformatted"/>
+              <w:rPr>
+                <w:rStyle w:val="HTMLCode"/>
+              </w:rPr>
+            </w:pPr>
+            <w:r>
+              <w:rPr>
+                <w:rStyle w:val="HTMLCode"/>
+              </w:rPr>
+              <w:t>├── Container</w:t>
+            </w:r>
+          </w:p>
+          <w:p>
+            <w:pPr>
+              <w:pStyle w:val="HTMLPreformatted"/>
+              <w:rPr>
+                <w:rStyle w:val="HTMLCode"/>
+              </w:rPr>
+            </w:pPr>
+            <w:r>
+              <w:rPr>
+                <w:rStyle w:val="HTMLCode"/>
+              </w:rPr>
+              <w:t>│    └── /app</w:t>
+            </w:r>
+          </w:p>
+          <w:p>
+            <w:pPr>
+              <w:pStyle w:val="HTMLPreformatted"/>
+              <w:rPr>
+                <w:rStyle w:val="HTMLCode"/>
+              </w:rPr>
+            </w:pPr>
+            <w:r>
+              <w:rPr>
+                <w:rStyle w:val="HTMLCode"/>
+              </w:rPr>
+              <w:t>│</w:t>
+            </w:r>
+          </w:p>
+          <w:p>
+            <w:pPr>
+              <w:pStyle w:val="HTMLPreformatted"/>
+              <w:rPr>
+                <w:rStyle w:val="HTMLCode"/>
+              </w:rPr>
+            </w:pPr>
+            <w:r>
+              <w:rPr>
+                <w:rStyle w:val="HTMLCode"/>
+              </w:rPr>
+              <w:t>└── Volume</w:t>
+            </w:r>
+          </w:p>
+          <w:p>
+            <w:pPr>
+              <w:pStyle w:val="HTMLPreformatted"/>
+            </w:pPr>
+            <w:r>
+              <w:rPr>
+                <w:rStyle w:val="HTMLCode"/>
+              </w:rPr>
+              <w:t xml:space="preserve">     └── some storage</w:t>
+            </w:r>
+          </w:p>
+          <w:p>
+            <w:pPr>
+              <w:pStyle w:val="NormalWeb"/>
+            </w:pPr>
+            <w:r>
+              <w:rPr>
+                <w:color w:val="FF8427" w:themeColor="accent4"/>
+              </w:rPr>
+              <w:t xml:space="preserve">A volume is defined at the </w:t>
+            </w:r>
+            <w:r>
+              <w:rPr>
+                <w:rStyle w:val="Strong"/>
+                <w:color w:val="FF8427" w:themeColor="accent4"/>
+              </w:rPr>
+              <w:t>Pod level</w:t>
+            </w:r>
+            <w:r>
+              <w:rPr>
+                <w:rStyle w:val="Strong"/>
+                <w:color w:val="FF8427" w:themeColor="accent4"/>
+              </w:rPr>
+              <w:t xml:space="preserve"> not at container level</w:t>
+            </w:r>
+            <w:r>
+              <w:rPr>
+                <w:color w:val="FF8427" w:themeColor="accent4"/>
+              </w:rPr>
+              <w:t>:</w:t>
+            </w:r>
+            <w:r>
+              <w:rPr>
+                <w:color w:val="FF8427" w:themeColor="accent4"/>
+              </w:rPr>
+              <w:t xml:space="preserve"> </w:t>
+            </w:r>
+            <w:r>
+              <w:t>bec if we define in container level after container restart that volume will vanish, hence we will define volumes at pod level</w:t>
+            </w:r>
+          </w:p>
+          <w:p>
+            <w:pPr>
+              <w:pStyle w:val="HTMLPreformatted"/>
+              <w:rPr>
+                <w:rStyle w:val="HTMLCode"/>
+              </w:rPr>
+            </w:pPr>
+            <w:r>
+              <w:rPr>
+                <w:rStyle w:val="HTMLCode"/>
+              </w:rPr>
+              <w:t>spec:</w:t>
+            </w:r>
+          </w:p>
+          <w:p>
+            <w:pPr>
+              <w:pStyle w:val="HTMLPreformatted"/>
+              <w:rPr>
+                <w:rStyle w:val="HTMLCode"/>
+              </w:rPr>
+            </w:pPr>
+            <w:r>
+              <w:rPr>
+                <w:rStyle w:val="HTMLCode"/>
+              </w:rPr>
+              <w:t xml:space="preserve">  volumes:</w:t>
+            </w:r>
+          </w:p>
+          <w:p>
+            <w:pPr>
+              <w:pStyle w:val="HTMLPreformatted"/>
+              <w:rPr>
+                <w:rStyle w:val="HTMLCode"/>
+              </w:rPr>
+            </w:pPr>
+            <w:r>
+              <w:rPr>
+                <w:rStyle w:val="HTMLCode"/>
+              </w:rPr>
+              <w:t xml:space="preserve">    - name: my-volume</w:t>
+            </w:r>
+          </w:p>
+          <w:p>
+            <w:pPr>
+              <w:pStyle w:val="HTMLPreformatted"/>
+            </w:pPr>
+            <w:r>
+              <w:rPr>
+                <w:rStyle w:val="HTMLCode"/>
+              </w:rPr>
+              <w:t xml:space="preserve">      emptyDir: {}</w:t>
+            </w:r>
+          </w:p>
+          <w:p>
+            <w:pPr>
+              <w:pStyle w:val="NormalWeb"/>
+            </w:pPr>
+            <w:r>
+              <w:t>But defining a volume doesn't mean the container can see it yet.</w:t>
+            </w:r>
+          </w:p>
+          <w:p>
+            <w:pPr>
+              <w:pStyle w:val="NormalWeb"/>
+            </w:pPr>
+            <w:r>
+              <w:t xml:space="preserve">That's where </w:t>
+            </w:r>
+            <w:r>
+              <w:rPr>
+                <w:rStyle w:val="HTMLCode"/>
+              </w:rPr>
+              <w:t>volumeMounts</w:t>
+            </w:r>
+            <w:r>
+              <w:t xml:space="preserve"> comes in.</w:t>
+            </w:r>
+          </w:p>
+          <w:p>
+            <w:pPr>
+              <w:pStyle w:val="1lightpink"/>
+              <w:shd w:val="clear" w:color="auto" w:fill="auto"/>
+            </w:pPr>
+          </w:p>
+        </w:tc>
+        <w:tc>
+          <w:tcPr>
+            <w:tcW w:w="7200" w:type="dxa"/>
+          </w:tcPr>
+          <w:p>
+            <w:pPr>
+              <w:pStyle w:val="1lightpink"/>
+              <w:shd w:val="clear" w:color="auto" w:fill="auto"/>
+            </w:pPr>
+            <w:r>
+              <w:t>since we created volumes in  pod , if pod is deleted then volume in that pod also will be deleted</w:t>
+            </w:r>
+            <w:r>
+              <w:t>, hence if we want long term storage we will store in persistent volu claims</w:t>
+            </w:r>
+          </w:p>
+          <w:p>
+            <w:pPr>
+              <w:pStyle w:val="Heading2"/>
+              <w:rPr>
+                <w:rFonts w:ascii="Times New Roman" w:hAnsi="Times New Roman"/>
+                <w:sz w:val="36"/>
+              </w:rPr>
+            </w:pPr>
+            <w:r>
+              <w:t>2. Container restarts ≠ Pod restart</w:t>
+            </w:r>
+          </w:p>
+          <w:p>
+            <w:pPr>
+              <w:spacing w:before="100" w:beforeAutospacing="1" w:after="100" w:afterAutospacing="1"/>
+            </w:pPr>
+            <w:r>
+              <w:t>Suppose your Spring Boot container crashes:</w:t>
+            </w:r>
+          </w:p>
+          <w:p>
+            <w:pPr>
+              <w:pStyle w:val="HTMLPreformatted"/>
+              <w:rPr>
+                <w:rStyle w:val="HTMLCode"/>
+              </w:rPr>
+            </w:pPr>
+            <w:r>
+              <w:rPr>
+                <w:rStyle w:val="HTMLCode"/>
+              </w:rPr>
+              <w:t>Pod</w:t>
+            </w:r>
+          </w:p>
+          <w:p>
+            <w:pPr>
+              <w:pStyle w:val="HTMLPreformatted"/>
+            </w:pPr>
+            <w:r>
+              <w:rPr>
+                <w:rStyle w:val="HTMLCode"/>
+              </w:rPr>
+              <w:t xml:space="preserve">└── Spring Boot container </w:t>
+            </w:r>
+            <w:r>
+              <w:rPr>
+                <w:rStyle w:val="HTMLCode"/>
+                <w:rFonts w:ascii="Segoe UI Symbol" w:hAnsi="Segoe UI Symbol" w:cs="Segoe UI Symbol"/>
+              </w:rPr>
+              <w:t>💥</w:t>
+            </w:r>
+          </w:p>
+          <w:p>
+            <w:pPr>
+              <w:pStyle w:val="NormalWeb"/>
+            </w:pPr>
+            <w:r>
+              <w:t xml:space="preserve">Kubernetes can restart the </w:t>
+            </w:r>
+            <w:r>
+              <w:rPr>
+                <w:rStyle w:val="Strong"/>
+              </w:rPr>
+              <w:t>container</w:t>
+            </w:r>
+            <w:r>
+              <w:t>:</w:t>
+            </w:r>
+          </w:p>
+          <w:p>
+            <w:pPr>
+              <w:pStyle w:val="HTMLPreformatted"/>
+              <w:rPr>
+                <w:rStyle w:val="HTMLCode"/>
+              </w:rPr>
+            </w:pPr>
+            <w:r>
+              <w:rPr>
+                <w:rStyle w:val="HTMLCode"/>
+              </w:rPr>
+              <w:t>Pod</w:t>
+            </w:r>
+          </w:p>
+          <w:p>
+            <w:pPr>
+              <w:pStyle w:val="HTMLPreformatted"/>
+            </w:pPr>
+            <w:r>
+              <w:rPr>
+                <w:rStyle w:val="HTMLCode"/>
+              </w:rPr>
+              <w:t xml:space="preserve">└── Spring Boot container </w:t>
+            </w:r>
+            <w:r>
+              <w:rPr>
+                <w:rStyle w:val="HTMLCode"/>
+                <w:rFonts w:ascii="Segoe UI Symbol" w:hAnsi="Segoe UI Symbol" w:cs="Segoe UI Symbol"/>
+              </w:rPr>
+              <w:t>🔄</w:t>
+            </w:r>
+          </w:p>
+          <w:p>
+            <w:pPr>
+              <w:pStyle w:val="NormalWeb"/>
+            </w:pPr>
+            <w:r>
+              <w:t>The Pod itself wasn't deleted.</w:t>
+            </w:r>
+          </w:p>
+          <w:p>
+            <w:pPr>
+              <w:pStyle w:val="NormalWeb"/>
+            </w:pPr>
+            <w:r>
+              <w:t>Therefore:</w:t>
+            </w:r>
+          </w:p>
+          <w:p>
+            <w:pPr>
+              <w:pStyle w:val="HTMLPreformatted"/>
+              <w:rPr>
+                <w:rStyle w:val="HTMLCode"/>
+              </w:rPr>
+            </w:pPr>
+            <w:r>
+              <w:rPr>
+                <w:rStyle w:val="HTMLCode"/>
+              </w:rPr>
+              <w:t>Pod identity</w:t>
+            </w:r>
+          </w:p>
+          <w:p>
+            <w:pPr>
+              <w:pStyle w:val="HTMLPreformatted"/>
+              <w:rPr>
+                <w:rStyle w:val="HTMLCode"/>
+              </w:rPr>
+            </w:pPr>
+            <w:r>
+              <w:rPr>
+                <w:rStyle w:val="HTMLCode"/>
+              </w:rPr>
+              <w:t xml:space="preserve">    ↓</w:t>
+            </w:r>
+          </w:p>
+          <w:p>
+            <w:pPr>
+              <w:pStyle w:val="HTMLPreformatted"/>
+              <w:rPr>
+                <w:rStyle w:val="HTMLCode"/>
+              </w:rPr>
+            </w:pPr>
+            <w:r>
+              <w:rPr>
+                <w:rStyle w:val="HTMLCode"/>
+              </w:rPr>
+              <w:t>same Pod</w:t>
+            </w:r>
+          </w:p>
+          <w:p>
+            <w:pPr>
+              <w:pStyle w:val="HTMLPreformatted"/>
+              <w:rPr>
+                <w:rStyle w:val="HTMLCode"/>
+              </w:rPr>
+            </w:pPr>
+            <w:r>
+              <w:rPr>
+                <w:rStyle w:val="HTMLCode"/>
+              </w:rPr>
+              <w:t xml:space="preserve">    ↓</w:t>
+            </w:r>
+          </w:p>
+          <w:p>
+            <w:pPr>
+              <w:pStyle w:val="HTMLPreformatted"/>
+            </w:pPr>
+            <w:r>
+              <w:rPr>
+                <w:rStyle w:val="HTMLCode"/>
+              </w:rPr>
+              <w:t>container restarted</w:t>
+            </w:r>
+          </w:p>
+          <w:p>
+            <w:pPr>
+              <w:spacing w:before="100" w:beforeAutospacing="1" w:after="100" w:afterAutospacing="1"/>
+            </w:pPr>
+            <w:r>
+              <w:t xml:space="preserve">This is why </w:t>
+            </w:r>
+            <w:r>
+              <w:rPr>
+                <w:rStyle w:val="HTMLCode"/>
+                <w:rFonts w:eastAsiaTheme="minorHAnsi"/>
+              </w:rPr>
+              <w:t>emptyDir</w:t>
+            </w:r>
+            <w:r>
+              <w:t xml:space="preserve"> survives a </w:t>
+            </w:r>
+            <w:r>
+              <w:rPr>
+                <w:rStyle w:val="Strong"/>
+              </w:rPr>
+              <w:t>container restart</w:t>
+            </w:r>
+            <w:r>
+              <w:t>.</w:t>
+            </w:r>
+          </w:p>
+          <w:p>
+            <w:pPr>
+              <w:pStyle w:val="NormalWeb"/>
+            </w:pPr>
+            <w:r>
+              <w:t>Example:</w:t>
+            </w:r>
+          </w:p>
+          <w:p>
+            <w:pPr>
+              <w:pStyle w:val="HTMLPreformatted"/>
+            </w:pPr>
+            <w:r>
+              <w:rPr>
+                <w:rStyle w:val="HTMLCode"/>
+              </w:rPr>
+              <w:t>/app/data/file.txt</w:t>
+            </w:r>
+          </w:p>
+          <w:p>
+            <w:pPr>
+              <w:pStyle w:val="NormalWeb"/>
+            </w:pPr>
+            <w:r>
+              <w:t xml:space="preserve">is stored in an </w:t>
+            </w:r>
+            <w:r>
+              <w:rPr>
+                <w:rStyle w:val="HTMLCode"/>
+              </w:rPr>
+              <w:t>emptyDir</w:t>
+            </w:r>
+            <w:r>
+              <w:t xml:space="preserve"> volume.</w:t>
+            </w:r>
+          </w:p>
+          <w:p>
+            <w:pPr>
+              <w:pStyle w:val="NormalWeb"/>
+            </w:pPr>
+            <w:r>
+              <w:t>Container crashes:</w:t>
+            </w:r>
+          </w:p>
+          <w:p>
+            <w:pPr>
+              <w:pStyle w:val="HTMLPreformatted"/>
+              <w:rPr>
+                <w:rStyle w:val="HTMLCode"/>
+              </w:rPr>
+            </w:pPr>
+            <w:r>
+              <w:rPr>
+                <w:rStyle w:val="HTMLCode"/>
+              </w:rPr>
+              <w:t>Container dies</w:t>
+            </w:r>
+          </w:p>
+          <w:p>
+            <w:pPr>
+              <w:pStyle w:val="HTMLPreformatted"/>
+              <w:rPr>
+                <w:rStyle w:val="HTMLCode"/>
+              </w:rPr>
+            </w:pPr>
+            <w:r>
+              <w:rPr>
+                <w:rStyle w:val="HTMLCode"/>
+              </w:rPr>
+              <w:t xml:space="preserve">     ↓</w:t>
+            </w:r>
+          </w:p>
+          <w:p>
+            <w:pPr>
+              <w:pStyle w:val="HTMLPreformatted"/>
+              <w:rPr>
+                <w:rStyle w:val="HTMLCode"/>
+              </w:rPr>
+            </w:pPr>
+            <w:r>
+              <w:rPr>
+                <w:rStyle w:val="HTMLCode"/>
+              </w:rPr>
+              <w:t>Container recreated</w:t>
+            </w:r>
+          </w:p>
+          <w:p>
+            <w:pPr>
+              <w:pStyle w:val="HTMLPreformatted"/>
+              <w:rPr>
+                <w:rStyle w:val="HTMLCode"/>
+              </w:rPr>
+            </w:pPr>
+            <w:r>
+              <w:rPr>
+                <w:rStyle w:val="HTMLCode"/>
+              </w:rPr>
+              <w:t xml:space="preserve">     ↓</w:t>
+            </w:r>
+          </w:p>
+          <w:p>
+            <w:pPr>
+              <w:pStyle w:val="HTMLPreformatted"/>
+              <w:rPr>
+                <w:rStyle w:val="HTMLCode"/>
+              </w:rPr>
+            </w:pPr>
+            <w:r>
+              <w:rPr>
+                <w:rStyle w:val="HTMLCode"/>
+              </w:rPr>
+              <w:t>emptyDir still exists</w:t>
+            </w:r>
+          </w:p>
+          <w:p>
+            <w:pPr>
+              <w:pStyle w:val="HTMLPreformatted"/>
+              <w:rPr>
+                <w:rStyle w:val="HTMLCode"/>
+              </w:rPr>
+            </w:pPr>
+            <w:r>
+              <w:rPr>
+                <w:rStyle w:val="HTMLCode"/>
+              </w:rPr>
+              <w:t xml:space="preserve">     ↓</w:t>
+            </w:r>
+          </w:p>
+          <w:p>
+            <w:pPr>
+              <w:pStyle w:val="HTMLPreformatted"/>
+            </w:pPr>
+            <w:r>
+              <w:rPr>
+                <w:rStyle w:val="HTMLCode"/>
+              </w:rPr>
+              <w:t>file.txt still exists</w:t>
+            </w:r>
+          </w:p>
+          <w:p>
+            <w:pPr>
+              <w:pStyle w:val="1lightpink"/>
+              <w:shd w:val="clear" w:color="auto" w:fill="auto"/>
+            </w:pPr>
+          </w:p>
+        </w:tc>
+        <w:tc>
+          <w:tcPr>
+            <w:tcW w:w="8171" w:type="dxa"/>
+          </w:tcPr>
+          <w:p>
+            <w:pPr>
+              <w:pStyle w:val="Heading1"/>
+              <w:rPr>
+                <w:rFonts w:ascii="Times New Roman" w:hAnsi="Times New Roman"/>
+                <w:sz w:val="48"/>
+              </w:rPr>
+            </w:pPr>
+            <w:r>
+              <w:t>3. But what happens if the Pod itself is deleted?</w:t>
+            </w:r>
+          </w:p>
+          <w:p>
+            <w:pPr>
+              <w:pStyle w:val="NormalWeb"/>
+            </w:pPr>
+            <w:r>
+              <w:t>This is different.</w:t>
+            </w:r>
+          </w:p>
+          <w:p>
+            <w:pPr>
+              <w:pStyle w:val="NormalWeb"/>
+            </w:pPr>
+            <w:r>
+              <w:t>Suppose:</w:t>
+            </w:r>
+          </w:p>
+          <w:p>
+            <w:pPr>
+              <w:pStyle w:val="HTMLPreformatted"/>
+              <w:rPr>
+                <w:rStyle w:val="HTMLCode"/>
+                <w:rFonts w:eastAsiaTheme="majorEastAsia"/>
+              </w:rPr>
+            </w:pPr>
+            <w:r>
+              <w:rPr>
+                <w:rStyle w:val="HTMLCode"/>
+                <w:rFonts w:eastAsiaTheme="majorEastAsia"/>
+              </w:rPr>
+              <w:t>Pod A</w:t>
+            </w:r>
+          </w:p>
+          <w:p>
+            <w:pPr>
+              <w:pStyle w:val="HTMLPreformatted"/>
+            </w:pPr>
+            <w:r>
+              <w:rPr>
+                <w:rStyle w:val="HTMLCode"/>
+                <w:rFonts w:eastAsiaTheme="majorEastAsia"/>
+              </w:rPr>
+              <w:t>└── Container</w:t>
+            </w:r>
+          </w:p>
+          <w:p>
+            <w:pPr>
+              <w:pStyle w:val="NormalWeb"/>
+            </w:pPr>
+            <w:r>
+              <w:t>is deleted.</w:t>
+            </w:r>
+          </w:p>
+          <w:p>
+            <w:pPr>
+              <w:spacing w:before="100" w:beforeAutospacing="1" w:after="100" w:afterAutospacing="1"/>
+            </w:pPr>
+            <w:r>
+              <w:t>Kubernetes creates:</w:t>
+            </w:r>
+          </w:p>
+          <w:p>
+            <w:pPr>
+              <w:pStyle w:val="HTMLPreformatted"/>
+              <w:rPr>
+                <w:rStyle w:val="HTMLCode"/>
+                <w:rFonts w:eastAsiaTheme="majorEastAsia"/>
+              </w:rPr>
+            </w:pPr>
+            <w:r>
+              <w:rPr>
+                <w:rStyle w:val="HTMLCode"/>
+                <w:rFonts w:eastAsiaTheme="majorEastAsia"/>
+              </w:rPr>
+              <w:t>Pod B</w:t>
+            </w:r>
+          </w:p>
+          <w:p>
+            <w:pPr>
+              <w:pStyle w:val="HTMLPreformatted"/>
+            </w:pPr>
+            <w:r>
+              <w:rPr>
+                <w:rStyle w:val="HTMLCode"/>
+                <w:rFonts w:eastAsiaTheme="majorEastAsia"/>
+              </w:rPr>
+              <w:t>└── Container</w:t>
+            </w:r>
+          </w:p>
+          <w:p>
+            <w:pPr>
+              <w:pStyle w:val="NormalWeb"/>
+            </w:pPr>
+            <w:r>
+              <w:t xml:space="preserve">Pod B is a </w:t>
+            </w:r>
+            <w:r>
+              <w:rPr>
+                <w:rStyle w:val="Strong"/>
+              </w:rPr>
+              <w:t>new Pod</w:t>
+            </w:r>
+            <w:r>
+              <w:t>.</w:t>
+            </w:r>
+          </w:p>
+          <w:p>
+            <w:pPr>
+              <w:pStyle w:val="NormalWeb"/>
+            </w:pPr>
+            <w:r>
+              <w:t>Now:</w:t>
+            </w:r>
+          </w:p>
+          <w:p>
+            <w:pPr>
+              <w:pStyle w:val="HTMLPreformatted"/>
+              <w:rPr>
+                <w:rStyle w:val="HTMLCode"/>
+                <w:rFonts w:eastAsiaTheme="majorEastAsia"/>
+              </w:rPr>
+            </w:pPr>
+            <w:r>
+              <w:rPr>
+                <w:rStyle w:val="HTMLCode"/>
+                <w:rFonts w:eastAsiaTheme="majorEastAsia"/>
+              </w:rPr>
+              <w:t>Pod A</w:t>
+            </w:r>
+          </w:p>
+          <w:p>
+            <w:pPr>
+              <w:pStyle w:val="HTMLPreformatted"/>
+              <w:rPr>
+                <w:rStyle w:val="HTMLCode"/>
+                <w:rFonts w:eastAsiaTheme="majorEastAsia"/>
+              </w:rPr>
+            </w:pPr>
+            <w:r>
+              <w:rPr>
+                <w:rStyle w:val="HTMLCode"/>
+                <w:rFonts w:eastAsiaTheme="majorEastAsia"/>
+              </w:rPr>
+              <w:t xml:space="preserve">  ↓</w:t>
+            </w:r>
+          </w:p>
+          <w:p>
+            <w:pPr>
+              <w:pStyle w:val="HTMLPreformatted"/>
+              <w:rPr>
+                <w:rStyle w:val="HTMLCode"/>
+                <w:rFonts w:eastAsiaTheme="majorEastAsia"/>
+              </w:rPr>
+            </w:pPr>
+            <w:r>
+              <w:rPr>
+                <w:rStyle w:val="HTMLCode"/>
+                <w:rFonts w:eastAsiaTheme="majorEastAsia"/>
+              </w:rPr>
+              <w:t xml:space="preserve">deleted </w:t>
+            </w:r>
+            <w:r>
+              <w:rPr>
+                <w:rStyle w:val="HTMLCode"/>
+                <w:rFonts w:ascii="Segoe UI Symbol" w:eastAsiaTheme="majorEastAsia" w:hAnsi="Segoe UI Symbol" w:cs="Segoe UI Symbol"/>
+              </w:rPr>
+              <w:t>❌</w:t>
+            </w:r>
+          </w:p>
+          <w:p>
+            <w:pPr>
+              <w:pStyle w:val="HTMLPreformatted"/>
+              <w:rPr>
+                <w:rStyle w:val="HTMLCode"/>
+                <w:rFonts w:eastAsiaTheme="majorEastAsia"/>
+              </w:rPr>
+            </w:pPr>
+          </w:p>
+          <w:p>
+            <w:pPr>
+              <w:pStyle w:val="HTMLPreformatted"/>
+              <w:rPr>
+                <w:rStyle w:val="HTMLCode"/>
+                <w:rFonts w:eastAsiaTheme="majorEastAsia"/>
+              </w:rPr>
+            </w:pPr>
+            <w:r>
+              <w:rPr>
+                <w:rStyle w:val="HTMLCode"/>
+                <w:rFonts w:eastAsiaTheme="majorEastAsia"/>
+              </w:rPr>
+              <w:t>Pod B</w:t>
+            </w:r>
+          </w:p>
+          <w:p>
+            <w:pPr>
+              <w:pStyle w:val="HTMLPreformatted"/>
+              <w:rPr>
+                <w:rStyle w:val="HTMLCode"/>
+                <w:rFonts w:eastAsiaTheme="majorEastAsia"/>
+              </w:rPr>
+            </w:pPr>
+            <w:r>
+              <w:rPr>
+                <w:rStyle w:val="HTMLCode"/>
+                <w:rFonts w:eastAsiaTheme="majorEastAsia"/>
+              </w:rPr>
+              <w:t xml:space="preserve">  ↓</w:t>
+            </w:r>
+          </w:p>
+          <w:p>
+            <w:pPr>
+              <w:pStyle w:val="HTMLPreformatted"/>
+            </w:pPr>
+            <w:r>
+              <w:rPr>
+                <w:rStyle w:val="HTMLCode"/>
+                <w:rFonts w:eastAsiaTheme="majorEastAsia"/>
+              </w:rPr>
+              <w:t xml:space="preserve">created </w:t>
+            </w:r>
+            <w:r>
+              <w:rPr>
+                <w:rStyle w:val="HTMLCode"/>
+                <w:rFonts w:ascii="Segoe UI Symbol" w:eastAsiaTheme="majorEastAsia" w:hAnsi="Segoe UI Symbol" w:cs="Segoe UI Symbol"/>
+              </w:rPr>
+              <w:t>✅</w:t>
+            </w:r>
+          </w:p>
+          <w:p>
+            <w:pPr>
+              <w:spacing w:before="100" w:beforeAutospacing="1" w:after="100" w:afterAutospacing="1"/>
+            </w:pPr>
+            <w:r>
+              <w:t xml:space="preserve">An </w:t>
+            </w:r>
+            <w:r>
+              <w:rPr>
+                <w:rStyle w:val="HTMLCode"/>
+                <w:rFonts w:eastAsiaTheme="majorEastAsia"/>
+              </w:rPr>
+              <w:t>emptyDir</w:t>
+            </w:r>
+            <w:r>
+              <w:t xml:space="preserve"> belonging to Pod A is also deleted:</w:t>
+            </w:r>
+          </w:p>
+          <w:p>
+            <w:pPr>
+              <w:pStyle w:val="HTMLPreformatted"/>
+              <w:rPr>
+                <w:rStyle w:val="HTMLCode"/>
+                <w:rFonts w:eastAsiaTheme="majorEastAsia"/>
+              </w:rPr>
+            </w:pPr>
+            <w:r>
+              <w:rPr>
+                <w:rStyle w:val="HTMLCode"/>
+                <w:rFonts w:eastAsiaTheme="majorEastAsia"/>
+              </w:rPr>
+              <w:t>Pod A</w:t>
+            </w:r>
+          </w:p>
+          <w:p>
+            <w:pPr>
+              <w:pStyle w:val="HTMLPreformatted"/>
+              <w:rPr>
+                <w:rStyle w:val="HTMLCode"/>
+                <w:rFonts w:eastAsiaTheme="majorEastAsia"/>
+              </w:rPr>
+            </w:pPr>
+            <w:r>
+              <w:rPr>
+                <w:rStyle w:val="HTMLCode"/>
+                <w:rFonts w:eastAsiaTheme="majorEastAsia"/>
+              </w:rPr>
+              <w:t>└── emptyDir</w:t>
+            </w:r>
+          </w:p>
+          <w:p>
+            <w:pPr>
+              <w:pStyle w:val="HTMLPreformatted"/>
+              <w:rPr>
+                <w:rStyle w:val="HTMLCode"/>
+                <w:rFonts w:eastAsiaTheme="majorEastAsia"/>
+              </w:rPr>
+            </w:pPr>
+            <w:r>
+              <w:rPr>
+                <w:rStyle w:val="HTMLCode"/>
+                <w:rFonts w:eastAsiaTheme="majorEastAsia"/>
+              </w:rPr>
+              <w:t xml:space="preserve">      └── file.txt</w:t>
+            </w:r>
+          </w:p>
+          <w:p>
+            <w:pPr>
+              <w:pStyle w:val="HTMLPreformatted"/>
+              <w:rPr>
+                <w:rStyle w:val="HTMLCode"/>
+                <w:rFonts w:eastAsiaTheme="majorEastAsia"/>
+              </w:rPr>
+            </w:pPr>
+          </w:p>
+          <w:p>
+            <w:pPr>
+              <w:pStyle w:val="HTMLPreformatted"/>
+              <w:rPr>
+                <w:rStyle w:val="HTMLCode"/>
+                <w:rFonts w:eastAsiaTheme="majorEastAsia"/>
+              </w:rPr>
+            </w:pPr>
+            <w:r>
+              <w:rPr>
+                <w:rStyle w:val="HTMLCode"/>
+                <w:rFonts w:eastAsiaTheme="majorEastAsia"/>
+              </w:rPr>
+              <w:t>Pod A deleted</w:t>
+            </w:r>
+          </w:p>
+          <w:p>
+            <w:pPr>
+              <w:pStyle w:val="HTMLPreformatted"/>
+              <w:rPr>
+                <w:rStyle w:val="HTMLCode"/>
+                <w:rFonts w:eastAsiaTheme="majorEastAsia"/>
+              </w:rPr>
+            </w:pPr>
+            <w:r>
+              <w:rPr>
+                <w:rStyle w:val="HTMLCode"/>
+                <w:rFonts w:eastAsiaTheme="majorEastAsia"/>
+              </w:rPr>
+              <w:t xml:space="preserve">      ↓</w:t>
+            </w:r>
+          </w:p>
+          <w:p>
+            <w:pPr>
+              <w:pStyle w:val="HTMLPreformatted"/>
+              <w:rPr>
+                <w:rStyle w:val="HTMLCode"/>
+                <w:rFonts w:eastAsiaTheme="majorEastAsia"/>
+              </w:rPr>
+            </w:pPr>
+            <w:r>
+              <w:rPr>
+                <w:rStyle w:val="HTMLCode"/>
+                <w:rFonts w:eastAsiaTheme="majorEastAsia"/>
+              </w:rPr>
+              <w:t>emptyDir deleted</w:t>
+            </w:r>
+          </w:p>
+          <w:p>
+            <w:pPr>
+              <w:pStyle w:val="HTMLPreformatted"/>
+              <w:rPr>
+                <w:rStyle w:val="HTMLCode"/>
+                <w:rFonts w:eastAsiaTheme="majorEastAsia"/>
+              </w:rPr>
+            </w:pPr>
+            <w:r>
+              <w:rPr>
+                <w:rStyle w:val="HTMLCode"/>
+                <w:rFonts w:eastAsiaTheme="majorEastAsia"/>
+              </w:rPr>
+              <w:t xml:space="preserve">      ↓</w:t>
+            </w:r>
+          </w:p>
+          <w:p>
+            <w:pPr>
+              <w:pStyle w:val="HTMLPreformatted"/>
+            </w:pPr>
+            <w:r>
+              <w:rPr>
+                <w:rStyle w:val="HTMLCode"/>
+                <w:rFonts w:eastAsiaTheme="majorEastAsia"/>
+              </w:rPr>
+              <w:t>file.txt gone</w:t>
+            </w:r>
+          </w:p>
+          <w:p>
+            <w:pPr>
+              <w:pStyle w:val="NormalWeb"/>
+              <w:spacing w:before="0" w:beforeAutospacing="0" w:after="0" w:afterAutospacing="0"/>
+            </w:pPr>
+            <w:r>
+              <w:t>That's why the definition says:</w:t>
+            </w:r>
+          </w:p>
+          <w:p>
+            <w:pPr>
+              <w:pStyle w:val="NormalWeb"/>
+              <w:spacing w:before="0" w:beforeAutospacing="0" w:after="0" w:afterAutospacing="0"/>
+            </w:pPr>
+            <w:r>
+              <w:rPr>
+                <w:rStyle w:val="HTMLCode"/>
+                <w:rFonts w:eastAsiaTheme="majorEastAsia"/>
+              </w:rPr>
+              <w:t>emptyDir</w:t>
+            </w:r>
+            <w:r>
+              <w:t xml:space="preserve"> survives container crashes/restarts, but is </w:t>
+            </w:r>
+          </w:p>
+          <w:p>
+            <w:pPr>
+              <w:pStyle w:val="NormalWeb"/>
+              <w:spacing w:before="0" w:beforeAutospacing="0" w:after="0" w:afterAutospacing="0"/>
+            </w:pPr>
+            <w:r>
+              <w:t>deleted when the Pod is removed.</w:t>
+            </w:r>
+          </w:p>
+          <w:p>
+            <w:pPr>
+              <w:pStyle w:val="1lightpink"/>
+              <w:shd w:val="clear" w:color="auto" w:fill="auto"/>
+            </w:pPr>
+          </w:p>
+        </w:tc>
+      </w:tr>
+    </w:tbl>
+    <w:p>
+      <w:pPr>
+        <w:pStyle w:val="1lightpink"/>
+      </w:pPr>
+    </w:p>
+    <w:p>
+      <w:pPr>
+        <w:pStyle w:val="1lightpink"/>
+      </w:pPr>
+      <w:r>
+        <w:rPr>
+          <w:rStyle w:val="Strong"/>
+          <w:rFonts w:eastAsiaTheme="majorEastAsia"/>
+        </w:rPr>
+        <w:t>A Pod isn't normally "restarted" in the same way a container is.</w:t>
+      </w:r>
+      <w:r>
+        <w:t xml:space="preserve"> Kubernetes may restart containers inside a Pod. If the Pod itself needs to be replaced, Kubernetes </w:t>
+      </w:r>
+      <w:r>
+        <w:rPr>
+          <w:rStyle w:val="Strong"/>
+          <w:rFonts w:eastAsiaTheme="majorEastAsia"/>
+        </w:rPr>
+        <w:t>deletes the old Pod and creates a new Pod</w:t>
+      </w:r>
+      <w:r>
+        <w:t xml:space="preserve">. Pod-scoped storage such as </w:t>
+      </w:r>
+      <w:r>
+        <w:rPr>
+          <w:rStyle w:val="HTMLCode"/>
+          <w:rFonts w:eastAsiaTheme="majorEastAsia"/>
+        </w:rPr>
+        <w:t>emptyDir</w:t>
+      </w:r>
+      <w:r>
+        <w:t xml:space="preserve"> disappears with the old Pod, while persistent storage such as a PVC remains.</w:t>
+      </w:r>
+    </w:p>
+    <w:p>
+      <w:pPr>
+        <w:pStyle w:val="1lightpink"/>
+      </w:pPr>
+      <w:r>
+        <w:t xml:space="preserve">And one important correction to common terminology: </w:t>
+      </w:r>
+      <w:r>
+        <w:rPr>
+          <w:rStyle w:val="Strong"/>
+          <w:rFonts w:eastAsiaTheme="majorEastAsia"/>
+        </w:rPr>
+        <w:t xml:space="preserve">"Pod restart" is often used casually, </w:t>
+      </w:r>
+      <w:r>
+        <w:rPr>
+          <w:rStyle w:val="Strong"/>
+          <w:rFonts w:eastAsiaTheme="majorEastAsia"/>
+          <w:color w:val="7030A0"/>
+        </w:rPr>
+        <w:t xml:space="preserve">but Kubernetes doesn't have a simple </w:t>
+      </w:r>
+      <w:r>
+        <w:rPr>
+          <w:rStyle w:val="HTMLCode"/>
+          <w:rFonts w:eastAsiaTheme="majorEastAsia"/>
+          <w:b/>
+          <w:bCs/>
+          <w:color w:val="7030A0"/>
+        </w:rPr>
+        <w:t>restartPod</w:t>
+      </w:r>
+      <w:r>
+        <w:rPr>
+          <w:rStyle w:val="Strong"/>
+          <w:rFonts w:eastAsiaTheme="majorEastAsia"/>
+          <w:color w:val="7030A0"/>
+        </w:rPr>
+        <w:t xml:space="preserve"> operation</w:t>
+      </w:r>
+      <w:r>
+        <w:rPr>
+          <w:rStyle w:val="Strong"/>
+          <w:rFonts w:eastAsiaTheme="majorEastAsia"/>
+        </w:rPr>
+        <w:t>.</w:t>
+      </w:r>
+      <w:r>
+        <w:t xml:space="preserve"> In practice, either a container is restarted, or the Pod is deleted/replaced by its controller (Deployment, StatefulSet, etc.).</w:t>
+      </w:r>
+    </w:p>
+    <w:p>
+      <w:pPr>
+        <w:pStyle w:val="h3"/>
+      </w:pPr>
+      <w:r>
+        <w:lastRenderedPageBreak/>
+        <w:t>Mounts</w:t>
+      </w:r>
+    </w:p>
+    <w:tbl>
+      <w:tblPr>
+        <w:tblStyle w:val="TableGrid"/>
+        <w:tblW w:w="0" w:type="auto"/>
+        <w:tblLook w:val="04A0" w:firstRow="1" w:lastRow="0" w:firstColumn="1" w:lastColumn="0" w:noHBand="0" w:noVBand="1"/>
+      </w:tblPr>
+      <w:tblGrid>
+        <w:gridCol w:w="7822"/>
+        <w:gridCol w:w="7822"/>
+        <w:gridCol w:w="7822"/>
+      </w:tblGrid>
+      <w:tr>
+        <w:tc>
+          <w:tcPr>
+            <w:tcW w:w="7822" w:type="dxa"/>
+          </w:tcPr>
+          <w:p>
+            <w:pPr>
+              <w:pStyle w:val="Heading1"/>
+              <w:rPr>
+                <w:rFonts w:ascii="Times New Roman" w:hAnsi="Times New Roman"/>
+                <w:sz w:val="48"/>
+              </w:rPr>
+            </w:pPr>
+            <w:r>
+              <w:t>4. Then why doesn't PVC data disappear?</w:t>
+            </w:r>
+          </w:p>
+          <w:p>
+            <w:pPr>
+              <w:pStyle w:val="NormalWeb"/>
+            </w:pPr>
+            <w:r>
+              <w:t xml:space="preserve">This is where </w:t>
+            </w:r>
+            <w:r>
+              <w:rPr>
+                <w:rStyle w:val="Strong"/>
+                <w:rFonts w:eastAsiaTheme="majorEastAsia"/>
+              </w:rPr>
+              <w:t>PersistentVolume</w:t>
+            </w:r>
+            <w:r>
+              <w:t xml:space="preserve"> comes in.</w:t>
+            </w:r>
+          </w:p>
+          <w:p>
+            <w:pPr>
+              <w:pStyle w:val="NormalWeb"/>
+            </w:pPr>
+            <w:r>
+              <w:t>Imagine:</w:t>
+            </w:r>
+          </w:p>
+          <w:p>
+            <w:pPr>
+              <w:pStyle w:val="HTMLPreformatted"/>
+              <w:rPr>
+                <w:rStyle w:val="HTMLCode"/>
+              </w:rPr>
+            </w:pPr>
+            <w:r>
+              <w:rPr>
+                <w:rStyle w:val="HTMLCode"/>
+              </w:rPr>
+              <w:t>Pod</w:t>
+            </w:r>
+          </w:p>
+          <w:p>
+            <w:pPr>
+              <w:pStyle w:val="HTMLPreformatted"/>
+              <w:rPr>
+                <w:rStyle w:val="HTMLCode"/>
+              </w:rPr>
+            </w:pPr>
+            <w:r>
+              <w:rPr>
+                <w:rStyle w:val="HTMLCode"/>
+              </w:rPr>
+              <w:t xml:space="preserve"> │</w:t>
+            </w:r>
+          </w:p>
+          <w:p>
+            <w:pPr>
+              <w:pStyle w:val="HTMLPreformatted"/>
+              <w:rPr>
+                <w:rStyle w:val="HTMLCode"/>
+              </w:rPr>
+            </w:pPr>
+            <w:r>
+              <w:rPr>
+                <w:rStyle w:val="HTMLCode"/>
+              </w:rPr>
+              <w:t xml:space="preserve"> │ PVC</w:t>
+            </w:r>
+          </w:p>
+          <w:p>
+            <w:pPr>
+              <w:pStyle w:val="HTMLPreformatted"/>
+              <w:rPr>
+                <w:rStyle w:val="HTMLCode"/>
+              </w:rPr>
+            </w:pPr>
+            <w:r>
+              <w:rPr>
+                <w:rStyle w:val="HTMLCode"/>
+              </w:rPr>
+              <w:t xml:space="preserve"> ↓</w:t>
+            </w:r>
+          </w:p>
+          <w:p>
+            <w:pPr>
+              <w:pStyle w:val="HTMLPreformatted"/>
+              <w:rPr>
+                <w:rStyle w:val="HTMLCode"/>
+              </w:rPr>
+            </w:pPr>
+            <w:r>
+              <w:rPr>
+                <w:rStyle w:val="HTMLCode"/>
+              </w:rPr>
+              <w:t>PersistentVolume</w:t>
+            </w:r>
+          </w:p>
+          <w:p>
+            <w:pPr>
+              <w:pStyle w:val="HTMLPreformatted"/>
+              <w:rPr>
+                <w:rStyle w:val="HTMLCode"/>
+              </w:rPr>
+            </w:pPr>
+            <w:r>
+              <w:rPr>
+                <w:rStyle w:val="HTMLCode"/>
+              </w:rPr>
+              <w:t xml:space="preserve"> │</w:t>
+            </w:r>
+          </w:p>
+          <w:p>
+            <w:pPr>
+              <w:pStyle w:val="HTMLPreformatted"/>
+              <w:rPr>
+                <w:rStyle w:val="HTMLCode"/>
+              </w:rPr>
+            </w:pPr>
+            <w:r>
+              <w:rPr>
+                <w:rStyle w:val="HTMLCode"/>
+              </w:rPr>
+              <w:t xml:space="preserve"> ↓</w:t>
+            </w:r>
+          </w:p>
+          <w:p>
+            <w:pPr>
+              <w:pStyle w:val="HTMLPreformatted"/>
+            </w:pPr>
+            <w:r>
+              <w:rPr>
+                <w:rStyle w:val="HTMLCode"/>
+              </w:rPr>
+              <w:t>EBS disk</w:t>
+            </w:r>
+          </w:p>
+          <w:p>
+            <w:pPr>
+              <w:spacing w:before="100" w:beforeAutospacing="1" w:after="100" w:afterAutospacing="1"/>
+            </w:pPr>
+            <w:r>
+              <w:t>Your Pod can disappear:</w:t>
+            </w:r>
+          </w:p>
+          <w:p>
+            <w:pPr>
+              <w:pStyle w:val="HTMLPreformatted"/>
+              <w:rPr>
+                <w:rStyle w:val="HTMLCode"/>
+              </w:rPr>
+            </w:pPr>
+            <w:r>
+              <w:rPr>
+                <w:rStyle w:val="HTMLCode"/>
+              </w:rPr>
+              <w:t xml:space="preserve">Pod A </w:t>
+            </w:r>
+            <w:r>
+              <w:rPr>
+                <w:rStyle w:val="HTMLCode"/>
+                <w:rFonts w:ascii="Segoe UI Symbol" w:hAnsi="Segoe UI Symbol" w:cs="Segoe UI Symbol"/>
+              </w:rPr>
+              <w:t>❌</w:t>
+            </w:r>
+          </w:p>
+          <w:p>
+            <w:pPr>
+              <w:pStyle w:val="HTMLPreformatted"/>
+              <w:rPr>
+                <w:rStyle w:val="HTMLCode"/>
+              </w:rPr>
+            </w:pPr>
+            <w:r>
+              <w:rPr>
+                <w:rStyle w:val="HTMLCode"/>
+              </w:rPr>
+              <w:t xml:space="preserve">   ↓</w:t>
+            </w:r>
+          </w:p>
+          <w:p>
+            <w:pPr>
+              <w:pStyle w:val="HTMLPreformatted"/>
+              <w:rPr>
+                <w:rStyle w:val="HTMLCode"/>
+              </w:rPr>
+            </w:pPr>
+            <w:r>
+              <w:rPr>
+                <w:rStyle w:val="HTMLCode"/>
+              </w:rPr>
+              <w:t>Pod B created</w:t>
+            </w:r>
+          </w:p>
+          <w:p>
+            <w:pPr>
+              <w:pStyle w:val="HTMLPreformatted"/>
+              <w:rPr>
+                <w:rStyle w:val="HTMLCode"/>
+              </w:rPr>
+            </w:pPr>
+            <w:r>
+              <w:rPr>
+                <w:rStyle w:val="HTMLCode"/>
+              </w:rPr>
+              <w:t xml:space="preserve">   ↓</w:t>
+            </w:r>
+          </w:p>
+          <w:p>
+            <w:pPr>
+              <w:pStyle w:val="HTMLPreformatted"/>
+              <w:rPr>
+                <w:rStyle w:val="HTMLCode"/>
+              </w:rPr>
+            </w:pPr>
+            <w:r>
+              <w:rPr>
+                <w:rStyle w:val="HTMLCode"/>
+              </w:rPr>
+              <w:t>same PVC</w:t>
+            </w:r>
+          </w:p>
+          <w:p>
+            <w:pPr>
+              <w:pStyle w:val="HTMLPreformatted"/>
+              <w:rPr>
+                <w:rStyle w:val="HTMLCode"/>
+              </w:rPr>
+            </w:pPr>
+            <w:r>
+              <w:rPr>
+                <w:rStyle w:val="HTMLCode"/>
+              </w:rPr>
+              <w:t xml:space="preserve">   ↓</w:t>
+            </w:r>
+          </w:p>
+          <w:p>
+            <w:pPr>
+              <w:pStyle w:val="HTMLPreformatted"/>
+              <w:rPr>
+                <w:rStyle w:val="HTMLCode"/>
+              </w:rPr>
+            </w:pPr>
+            <w:r>
+              <w:rPr>
+                <w:rStyle w:val="HTMLCode"/>
+              </w:rPr>
+              <w:t>same PersistentVolume</w:t>
+            </w:r>
+          </w:p>
+          <w:p>
+            <w:pPr>
+              <w:pStyle w:val="HTMLPreformatted"/>
+              <w:rPr>
+                <w:rStyle w:val="HTMLCode"/>
+              </w:rPr>
+            </w:pPr>
+            <w:r>
+              <w:rPr>
+                <w:rStyle w:val="HTMLCode"/>
+              </w:rPr>
+              <w:t xml:space="preserve">   ↓</w:t>
+            </w:r>
+          </w:p>
+          <w:p>
+            <w:pPr>
+              <w:pStyle w:val="HTMLPreformatted"/>
+            </w:pPr>
+            <w:r>
+              <w:rPr>
+                <w:rStyle w:val="HTMLCode"/>
+              </w:rPr>
+              <w:t>same data</w:t>
+            </w:r>
+          </w:p>
+          <w:p>
+            <w:pPr>
+              <w:pStyle w:val="NormalWeb"/>
+            </w:pPr>
+            <w:r>
+              <w:t>So:</w:t>
+            </w:r>
+          </w:p>
+          <w:p>
+            <w:pPr>
+              <w:pStyle w:val="HTMLPreformatted"/>
+            </w:pPr>
+            <w:r>
+              <w:rPr>
+                <w:rStyle w:val="HTMLCode"/>
+              </w:rPr>
+              <w:t>Pod lifecycle ≠ Persistent storage lifecycle</w:t>
+            </w:r>
+          </w:p>
+          <w:p>
+            <w:pPr>
+              <w:pStyle w:val="NormalWeb"/>
+            </w:pPr>
+            <w:r>
+              <w:t>That's the whole purpose of persistent storage.</w:t>
+            </w:r>
+          </w:p>
+          <w:p>
+            <w:pPr>
+              <w:pStyle w:val="1lightpink"/>
+              <w:shd w:val="clear" w:color="auto" w:fill="auto"/>
+            </w:pPr>
+          </w:p>
+        </w:tc>
+        <w:tc>
+          <w:tcPr>
+            <w:tcW w:w="7822" w:type="dxa"/>
+          </w:tcPr>
+          <w:p>
+            <w:pPr>
+              <w:pStyle w:val="1lightpink"/>
+              <w:shd w:val="clear" w:color="auto" w:fill="auto"/>
+            </w:pPr>
+            <w:r>
+              <w:t>volume= some space</w:t>
+            </w:r>
+          </w:p>
+          <w:p>
+            <w:pPr>
+              <w:pStyle w:val="1lightpink"/>
+              <w:shd w:val="clear" w:color="auto" w:fill="auto"/>
+            </w:pPr>
+            <w:r>
+              <w:t>mounting= attach that USB drive or memory card to laptop</w:t>
+            </w:r>
+          </w:p>
+          <w:p>
+            <w:pPr>
+              <w:pStyle w:val="1lightpink"/>
+              <w:shd w:val="clear" w:color="auto" w:fill="auto"/>
+            </w:pPr>
+          </w:p>
+          <w:p>
+            <w:pPr>
+              <w:pStyle w:val="1lightpink"/>
+              <w:shd w:val="clear" w:color="auto" w:fill="auto"/>
+            </w:pPr>
+            <w:r>
+              <w:t>use creating mounts?</w:t>
+            </w:r>
+          </w:p>
+          <w:p>
+            <w:pPr>
+              <w:pStyle w:val="1lightpink"/>
+              <w:shd w:val="clear" w:color="auto" w:fill="auto"/>
+            </w:pPr>
+            <w:r>
+              <w:t>1</w:t>
+            </w:r>
+            <w:r>
+              <w:rPr>
+                <w:vertAlign w:val="superscript"/>
+              </w:rPr>
+              <w:t>st</w:t>
+            </w:r>
+            <w:r>
+              <w:t xml:space="preserve"> we will create volume[space] inside a pod not In container</w:t>
+            </w:r>
+          </w:p>
+          <w:p>
+            <w:pPr>
+              <w:pStyle w:val="1lightpink"/>
+              <w:shd w:val="clear" w:color="auto" w:fill="auto"/>
+            </w:pPr>
+            <w:r>
+              <w:t>then we will create volume mount= means creating a path</w:t>
+            </w:r>
+          </w:p>
+          <w:p>
+            <w:pPr>
+              <w:pStyle w:val="1lightpink"/>
+              <w:shd w:val="clear" w:color="auto" w:fill="auto"/>
+              <w:rPr>
+                <w:color w:val="00B050"/>
+              </w:rPr>
+            </w:pPr>
+            <w:r>
+              <w:rPr>
+                <w:color w:val="00B050"/>
+              </w:rPr>
+              <w:t xml:space="preserve">so that we can access that volume using that path </w:t>
+            </w:r>
+          </w:p>
+          <w:p>
+            <w:pPr>
+              <w:pStyle w:val="1lightpink"/>
+              <w:shd w:val="clear" w:color="auto" w:fill="auto"/>
+            </w:pPr>
+            <w:r>
+              <w:t>so if u don’t create mounts, u will not get path= means u cant store those files</w:t>
+            </w:r>
+          </w:p>
+          <w:p>
+            <w:pPr>
+              <w:pStyle w:val="Heading1"/>
+              <w:rPr>
+                <w:rFonts w:ascii="Times New Roman" w:hAnsi="Times New Roman"/>
+                <w:sz w:val="48"/>
+              </w:rPr>
+            </w:pPr>
+            <w:r>
+              <w:t xml:space="preserve">2. What is </w:t>
+            </w:r>
+            <w:r>
+              <w:rPr>
+                <w:rStyle w:val="HTMLCode"/>
+                <w:rFonts w:eastAsiaTheme="majorEastAsia"/>
+              </w:rPr>
+              <w:t>volumeMounts</w:t>
+            </w:r>
+            <w:r>
+              <w:t>?</w:t>
+            </w:r>
+          </w:p>
+          <w:p>
+            <w:pPr>
+              <w:pStyle w:val="NormalWeb"/>
+            </w:pPr>
+            <w:r>
+              <w:rPr>
+                <w:rStyle w:val="HTMLCode"/>
+                <w:rFonts w:eastAsiaTheme="majorEastAsia"/>
+              </w:rPr>
+              <w:t>volumeMounts</w:t>
+            </w:r>
+            <w:r>
+              <w:t xml:space="preserve"> tells Kubernetes:</w:t>
+            </w:r>
+          </w:p>
+          <w:p>
+            <w:pPr>
+              <w:spacing w:before="100" w:beforeAutospacing="1" w:after="100" w:afterAutospacing="1"/>
+            </w:pPr>
+            <w:r>
+              <w:rPr>
+                <w:rStyle w:val="Strong"/>
+                <w:color w:val="00B050"/>
+              </w:rPr>
+              <w:t>"Mount</w:t>
+            </w:r>
+            <w:r>
+              <w:rPr>
+                <w:rStyle w:val="Strong"/>
+                <w:color w:val="00B050"/>
+              </w:rPr>
+              <w:t>/attach</w:t>
+            </w:r>
+            <w:r>
+              <w:rPr>
+                <w:rStyle w:val="Strong"/>
+                <w:color w:val="00B050"/>
+              </w:rPr>
+              <w:t xml:space="preserve"> this Pod volume inside the container at this path</w:t>
+            </w:r>
+            <w:r>
+              <w:rPr>
+                <w:rStyle w:val="Strong"/>
+              </w:rPr>
+              <w:t>."</w:t>
+            </w:r>
+          </w:p>
+          <w:p>
+            <w:pPr>
+              <w:pStyle w:val="NormalWeb"/>
+            </w:pPr>
+            <w:r>
+              <w:t>Example:</w:t>
+            </w:r>
+          </w:p>
+          <w:p>
+            <w:pPr>
+              <w:pStyle w:val="HTMLPreformatted"/>
+              <w:rPr>
+                <w:rStyle w:val="HTMLCode"/>
+                <w:rFonts w:eastAsiaTheme="majorEastAsia"/>
+              </w:rPr>
+            </w:pPr>
+            <w:r>
+              <w:rPr>
+                <w:rStyle w:val="HTMLCode"/>
+                <w:rFonts w:eastAsiaTheme="majorEastAsia"/>
+              </w:rPr>
+              <w:t>spec:</w:t>
+            </w:r>
+          </w:p>
+          <w:p>
+            <w:pPr>
+              <w:pStyle w:val="HTMLPreformatted"/>
+              <w:rPr>
+                <w:rStyle w:val="HTMLCode"/>
+                <w:rFonts w:eastAsiaTheme="majorEastAsia"/>
+              </w:rPr>
+            </w:pPr>
+            <w:r>
+              <w:rPr>
+                <w:rStyle w:val="HTMLCode"/>
+                <w:rFonts w:eastAsiaTheme="majorEastAsia"/>
+              </w:rPr>
+              <w:t xml:space="preserve">  volumes:</w:t>
+            </w:r>
+          </w:p>
+          <w:p>
+            <w:pPr>
+              <w:pStyle w:val="HTMLPreformatted"/>
+              <w:rPr>
+                <w:rStyle w:val="HTMLCode"/>
+                <w:rFonts w:eastAsiaTheme="majorEastAsia"/>
+              </w:rPr>
+            </w:pPr>
+            <w:r>
+              <w:rPr>
+                <w:rStyle w:val="HTMLCode"/>
+                <w:rFonts w:eastAsiaTheme="majorEastAsia"/>
+              </w:rPr>
+              <w:t xml:space="preserve">    - name: my-volume</w:t>
+            </w:r>
+          </w:p>
+          <w:p>
+            <w:pPr>
+              <w:pStyle w:val="HTMLPreformatted"/>
+              <w:rPr>
+                <w:rStyle w:val="HTMLCode"/>
+                <w:rFonts w:eastAsiaTheme="majorEastAsia"/>
+              </w:rPr>
+            </w:pPr>
+            <w:r>
+              <w:rPr>
+                <w:rStyle w:val="HTMLCode"/>
+                <w:rFonts w:eastAsiaTheme="majorEastAsia"/>
+              </w:rPr>
+              <w:t xml:space="preserve">      emptyDir: {}</w:t>
+            </w:r>
+          </w:p>
+          <w:p>
+            <w:pPr>
+              <w:pStyle w:val="HTMLPreformatted"/>
+              <w:rPr>
+                <w:rStyle w:val="HTMLCode"/>
+                <w:rFonts w:eastAsiaTheme="majorEastAsia"/>
+              </w:rPr>
+            </w:pPr>
+          </w:p>
+          <w:p>
+            <w:pPr>
+              <w:pStyle w:val="HTMLPreformatted"/>
+              <w:rPr>
+                <w:rStyle w:val="HTMLCode"/>
+                <w:rFonts w:eastAsiaTheme="majorEastAsia"/>
+              </w:rPr>
+            </w:pPr>
+            <w:r>
+              <w:rPr>
+                <w:rStyle w:val="HTMLCode"/>
+                <w:rFonts w:eastAsiaTheme="majorEastAsia"/>
+              </w:rPr>
+              <w:t xml:space="preserve">  containers:</w:t>
+            </w:r>
+          </w:p>
+          <w:p>
+            <w:pPr>
+              <w:pStyle w:val="HTMLPreformatted"/>
+              <w:rPr>
+                <w:rStyle w:val="HTMLCode"/>
+                <w:rFonts w:eastAsiaTheme="majorEastAsia"/>
+              </w:rPr>
+            </w:pPr>
+            <w:r>
+              <w:rPr>
+                <w:rStyle w:val="HTMLCode"/>
+                <w:rFonts w:eastAsiaTheme="majorEastAsia"/>
+              </w:rPr>
+              <w:t xml:space="preserve">    - name: my-app</w:t>
+            </w:r>
+          </w:p>
+          <w:p>
+            <w:pPr>
+              <w:pStyle w:val="HTMLPreformatted"/>
+              <w:rPr>
+                <w:rStyle w:val="HTMLCode"/>
+                <w:rFonts w:eastAsiaTheme="majorEastAsia"/>
+              </w:rPr>
+            </w:pPr>
+            <w:r>
+              <w:rPr>
+                <w:rStyle w:val="HTMLCode"/>
+                <w:rFonts w:eastAsiaTheme="majorEastAsia"/>
+              </w:rPr>
+              <w:t xml:space="preserve">      image: my-app:1.0</w:t>
+            </w:r>
+          </w:p>
+          <w:p>
+            <w:pPr>
+              <w:pStyle w:val="HTMLPreformatted"/>
+              <w:rPr>
+                <w:rStyle w:val="HTMLCode"/>
+                <w:rFonts w:eastAsiaTheme="majorEastAsia"/>
+              </w:rPr>
+            </w:pPr>
+          </w:p>
+          <w:p>
+            <w:pPr>
+              <w:pStyle w:val="HTMLPreformatted"/>
+              <w:rPr>
+                <w:rStyle w:val="HTMLCode"/>
+                <w:rFonts w:eastAsiaTheme="majorEastAsia"/>
+              </w:rPr>
+            </w:pPr>
+            <w:r>
+              <w:rPr>
+                <w:rStyle w:val="HTMLCode"/>
+                <w:rFonts w:eastAsiaTheme="majorEastAsia"/>
+              </w:rPr>
+              <w:t xml:space="preserve">      volumeMounts:</w:t>
+            </w:r>
+          </w:p>
+          <w:p>
+            <w:pPr>
+              <w:pStyle w:val="HTMLPreformatted"/>
+              <w:rPr>
+                <w:rStyle w:val="HTMLCode"/>
+                <w:rFonts w:eastAsiaTheme="majorEastAsia"/>
+              </w:rPr>
+            </w:pPr>
+            <w:r>
+              <w:rPr>
+                <w:rStyle w:val="HTMLCode"/>
+                <w:rFonts w:eastAsiaTheme="majorEastAsia"/>
+              </w:rPr>
+              <w:t xml:space="preserve">        - name: my-volume</w:t>
+            </w:r>
+          </w:p>
+          <w:p>
+            <w:pPr>
+              <w:pStyle w:val="HTMLPreformatted"/>
+            </w:pPr>
+            <w:r>
+              <w:rPr>
+                <w:rStyle w:val="HTMLCode"/>
+                <w:rFonts w:eastAsiaTheme="majorEastAsia"/>
+              </w:rPr>
+              <w:t xml:space="preserve">          mountPath: /app/data</w:t>
+            </w:r>
+          </w:p>
+          <w:p>
+            <w:pPr>
+              <w:pStyle w:val="1lightpink"/>
+              <w:shd w:val="clear" w:color="auto" w:fill="auto"/>
+            </w:pPr>
+            <w:r>
+              <w:t xml:space="preserve">like when we attach a real USB stick to the laptop we will get some location[] , so that if we copy files to that location , </w:t>
+            </w:r>
+            <w:r>
+              <w:t xml:space="preserve">it means we are keeping that files </w:t>
+            </w:r>
+            <w:r>
+              <w:t xml:space="preserve">to that </w:t>
+            </w:r>
+            <w:r>
+              <w:t xml:space="preserve">USB </w:t>
+            </w:r>
+            <w:r>
+              <w:t xml:space="preserve">drive, </w:t>
+            </w:r>
+          </w:p>
+          <w:p>
+            <w:pPr>
+              <w:pStyle w:val="1lightpink"/>
+              <w:shd w:val="clear" w:color="auto" w:fill="auto"/>
+            </w:pPr>
+            <w:r>
+              <w:t>same like this when we attach a pod volume to a container we will get some location</w:t>
+            </w:r>
+            <w:r>
+              <w:t>, if container uploads a file to the path it means we are uploading that file to that volume</w:t>
+            </w:r>
+          </w:p>
+          <w:p>
+            <w:pPr>
+              <w:pStyle w:val="1lightpink"/>
+              <w:shd w:val="clear" w:color="auto" w:fill="auto"/>
+            </w:pPr>
+          </w:p>
+        </w:tc>
+        <w:tc>
+          <w:tcPr>
+            <w:tcW w:w="7822" w:type="dxa"/>
+          </w:tcPr>
+          <w:p>
+            <w:pPr>
+              <w:pStyle w:val="1lightpink"/>
+              <w:shd w:val="clear" w:color="auto" w:fill="auto"/>
+            </w:pPr>
+          </w:p>
+          <w:p>
+            <w:pPr>
+              <w:pStyle w:val="1lightpink"/>
+              <w:shd w:val="clear" w:color="auto" w:fill="auto"/>
+            </w:pPr>
+            <w:r>
+              <w:t>if u don’t mount a volume then its waste right , bec that volume is present in pod , if u don’t mount /attach that vol to container u cant use it , so if u want to use vol , then u must mount that pod vol to container</w:t>
+            </w:r>
+          </w:p>
+          <w:p>
+            <w:pPr>
+              <w:spacing w:before="100" w:beforeAutospacing="1" w:after="100" w:afterAutospacing="1"/>
+              <w:rPr>
+                <w:rFonts w:ascii="Times New Roman" w:eastAsia="Times New Roman" w:hAnsi="Times New Roman" w:cs="Times New Roman"/>
+                <w:sz w:val="24"/>
+                <w:szCs w:val="24"/>
+                <w:lang w:eastAsia="en-IN"/>
+              </w:rPr>
+            </w:pPr>
+            <w:r>
+              <w:rPr>
+                <w:rFonts w:ascii="Times New Roman" w:eastAsia="Times New Roman" w:hAnsi="Times New Roman" w:cs="Times New Roman"/>
+                <w:sz w:val="24"/>
+                <w:szCs w:val="24"/>
+                <w:lang w:eastAsia="en-IN"/>
+              </w:rPr>
+              <w:t>Here:</w:t>
+            </w:r>
+          </w:p>
+          <w:p>
+            <w:pPr>
+              <w:tabs>
+                <w:tab w:val="left" w:pos="916"/>
+                <w:tab w:val="left" w:pos="1832"/>
+                <w:tab w:val="left" w:pos="2748"/>
+                <w:tab w:val="left" w:pos="3664"/>
+                <w:tab w:val="left" w:pos="4580"/>
+                <w:tab w:val="left" w:pos="5496"/>
+                <w:tab w:val="left" w:pos="6412"/>
+                <w:tab w:val="left" w:pos="7328"/>
+                <w:tab w:val="left" w:pos="8244"/>
+                <w:tab w:val="left" w:pos="9160"/>
+                <w:tab w:val="left" w:pos="10076"/>
+                <w:tab w:val="left" w:pos="10992"/>
+                <w:tab w:val="left" w:pos="11908"/>
+                <w:tab w:val="left" w:pos="12824"/>
+                <w:tab w:val="left" w:pos="13740"/>
+                <w:tab w:val="left" w:pos="14656"/>
+              </w:tabs>
+              <w:rPr>
+                <w:rFonts w:ascii="Courier New" w:eastAsia="Times New Roman" w:hAnsi="Courier New" w:cs="Courier New"/>
+                <w:sz w:val="20"/>
+                <w:szCs w:val="20"/>
+                <w:lang w:eastAsia="en-IN"/>
+              </w:rPr>
+            </w:pPr>
+            <w:r>
+              <w:rPr>
+                <w:rFonts w:ascii="Courier New" w:eastAsia="Times New Roman" w:hAnsi="Courier New" w:cs="Courier New"/>
+                <w:sz w:val="20"/>
+                <w:szCs w:val="20"/>
+                <w:lang w:eastAsia="en-IN"/>
+              </w:rPr>
+              <w:t>Pod</w:t>
+            </w:r>
+          </w:p>
+          <w:p>
+            <w:pPr>
+              <w:tabs>
+                <w:tab w:val="left" w:pos="916"/>
+                <w:tab w:val="left" w:pos="1832"/>
+                <w:tab w:val="left" w:pos="2748"/>
+                <w:tab w:val="left" w:pos="3664"/>
+                <w:tab w:val="left" w:pos="4580"/>
+                <w:tab w:val="left" w:pos="5496"/>
+                <w:tab w:val="left" w:pos="6412"/>
+                <w:tab w:val="left" w:pos="7328"/>
+                <w:tab w:val="left" w:pos="8244"/>
+                <w:tab w:val="left" w:pos="9160"/>
+                <w:tab w:val="left" w:pos="10076"/>
+                <w:tab w:val="left" w:pos="10992"/>
+                <w:tab w:val="left" w:pos="11908"/>
+                <w:tab w:val="left" w:pos="12824"/>
+                <w:tab w:val="left" w:pos="13740"/>
+                <w:tab w:val="left" w:pos="14656"/>
+              </w:tabs>
+              <w:rPr>
+                <w:rFonts w:ascii="Courier New" w:eastAsia="Times New Roman" w:hAnsi="Courier New" w:cs="Courier New"/>
+                <w:sz w:val="20"/>
+                <w:szCs w:val="20"/>
+                <w:lang w:eastAsia="en-IN"/>
+              </w:rPr>
+            </w:pPr>
+            <w:r>
+              <w:rPr>
+                <w:rFonts w:ascii="Courier New" w:eastAsia="Times New Roman" w:hAnsi="Courier New" w:cs="Courier New"/>
+                <w:sz w:val="20"/>
+                <w:szCs w:val="20"/>
+                <w:lang w:eastAsia="en-IN"/>
+              </w:rPr>
+              <w:t>│</w:t>
+            </w:r>
+          </w:p>
+          <w:p>
+            <w:pPr>
+              <w:tabs>
+                <w:tab w:val="left" w:pos="916"/>
+                <w:tab w:val="left" w:pos="1832"/>
+                <w:tab w:val="left" w:pos="2748"/>
+                <w:tab w:val="left" w:pos="3664"/>
+                <w:tab w:val="left" w:pos="4580"/>
+                <w:tab w:val="left" w:pos="5496"/>
+                <w:tab w:val="left" w:pos="6412"/>
+                <w:tab w:val="left" w:pos="7328"/>
+                <w:tab w:val="left" w:pos="8244"/>
+                <w:tab w:val="left" w:pos="9160"/>
+                <w:tab w:val="left" w:pos="10076"/>
+                <w:tab w:val="left" w:pos="10992"/>
+                <w:tab w:val="left" w:pos="11908"/>
+                <w:tab w:val="left" w:pos="12824"/>
+                <w:tab w:val="left" w:pos="13740"/>
+                <w:tab w:val="left" w:pos="14656"/>
+              </w:tabs>
+              <w:rPr>
+                <w:rFonts w:ascii="Courier New" w:eastAsia="Times New Roman" w:hAnsi="Courier New" w:cs="Courier New"/>
+                <w:sz w:val="20"/>
+                <w:szCs w:val="20"/>
+                <w:lang w:eastAsia="en-IN"/>
+              </w:rPr>
+            </w:pPr>
+            <w:r>
+              <w:rPr>
+                <w:rFonts w:ascii="Courier New" w:eastAsia="Times New Roman" w:hAnsi="Courier New" w:cs="Courier New"/>
+                <w:sz w:val="20"/>
+                <w:szCs w:val="20"/>
+                <w:lang w:eastAsia="en-IN"/>
+              </w:rPr>
+              <w:t>└── Volume: my-volume</w:t>
+            </w:r>
+          </w:p>
+          <w:p>
+            <w:pPr>
+              <w:tabs>
+                <w:tab w:val="left" w:pos="916"/>
+                <w:tab w:val="left" w:pos="1832"/>
+                <w:tab w:val="left" w:pos="2748"/>
+                <w:tab w:val="left" w:pos="3664"/>
+                <w:tab w:val="left" w:pos="4580"/>
+                <w:tab w:val="left" w:pos="5496"/>
+                <w:tab w:val="left" w:pos="6412"/>
+                <w:tab w:val="left" w:pos="7328"/>
+                <w:tab w:val="left" w:pos="8244"/>
+                <w:tab w:val="left" w:pos="9160"/>
+                <w:tab w:val="left" w:pos="10076"/>
+                <w:tab w:val="left" w:pos="10992"/>
+                <w:tab w:val="left" w:pos="11908"/>
+                <w:tab w:val="left" w:pos="12824"/>
+                <w:tab w:val="left" w:pos="13740"/>
+                <w:tab w:val="left" w:pos="14656"/>
+              </w:tabs>
+              <w:rPr>
+                <w:rFonts w:ascii="Courier New" w:eastAsia="Times New Roman" w:hAnsi="Courier New" w:cs="Courier New"/>
+                <w:sz w:val="20"/>
+                <w:szCs w:val="20"/>
+                <w:lang w:eastAsia="en-IN"/>
+              </w:rPr>
+            </w:pPr>
+            <w:r>
+              <w:rPr>
+                <w:rFonts w:ascii="Courier New" w:eastAsia="Times New Roman" w:hAnsi="Courier New" w:cs="Courier New"/>
+                <w:sz w:val="20"/>
+                <w:szCs w:val="20"/>
+                <w:lang w:eastAsia="en-IN"/>
+              </w:rPr>
+              <w:t xml:space="preserve">       │</w:t>
+            </w:r>
+          </w:p>
+          <w:p>
+            <w:pPr>
+              <w:tabs>
+                <w:tab w:val="left" w:pos="916"/>
+                <w:tab w:val="left" w:pos="1832"/>
+                <w:tab w:val="left" w:pos="2748"/>
+                <w:tab w:val="left" w:pos="3664"/>
+                <w:tab w:val="left" w:pos="4580"/>
+                <w:tab w:val="left" w:pos="5496"/>
+                <w:tab w:val="left" w:pos="6412"/>
+                <w:tab w:val="left" w:pos="7328"/>
+                <w:tab w:val="left" w:pos="8244"/>
+                <w:tab w:val="left" w:pos="9160"/>
+                <w:tab w:val="left" w:pos="10076"/>
+                <w:tab w:val="left" w:pos="10992"/>
+                <w:tab w:val="left" w:pos="11908"/>
+                <w:tab w:val="left" w:pos="12824"/>
+                <w:tab w:val="left" w:pos="13740"/>
+                <w:tab w:val="left" w:pos="14656"/>
+              </w:tabs>
+              <w:rPr>
+                <w:rFonts w:ascii="Courier New" w:eastAsia="Times New Roman" w:hAnsi="Courier New" w:cs="Courier New"/>
+                <w:sz w:val="20"/>
+                <w:szCs w:val="20"/>
+                <w:lang w:eastAsia="en-IN"/>
+              </w:rPr>
+            </w:pPr>
+            <w:r>
+              <w:rPr>
+                <w:rFonts w:ascii="Courier New" w:eastAsia="Times New Roman" w:hAnsi="Courier New" w:cs="Courier New"/>
+                <w:sz w:val="20"/>
+                <w:szCs w:val="20"/>
+                <w:lang w:eastAsia="en-IN"/>
+              </w:rPr>
+              <w:t xml:space="preserve">       │ mounted into</w:t>
+            </w:r>
+          </w:p>
+          <w:p>
+            <w:pPr>
+              <w:tabs>
+                <w:tab w:val="left" w:pos="916"/>
+                <w:tab w:val="left" w:pos="1832"/>
+                <w:tab w:val="left" w:pos="2748"/>
+                <w:tab w:val="left" w:pos="3664"/>
+                <w:tab w:val="left" w:pos="4580"/>
+                <w:tab w:val="left" w:pos="5496"/>
+                <w:tab w:val="left" w:pos="6412"/>
+                <w:tab w:val="left" w:pos="7328"/>
+                <w:tab w:val="left" w:pos="8244"/>
+                <w:tab w:val="left" w:pos="9160"/>
+                <w:tab w:val="left" w:pos="10076"/>
+                <w:tab w:val="left" w:pos="10992"/>
+                <w:tab w:val="left" w:pos="11908"/>
+                <w:tab w:val="left" w:pos="12824"/>
+                <w:tab w:val="left" w:pos="13740"/>
+                <w:tab w:val="left" w:pos="14656"/>
+              </w:tabs>
+              <w:rPr>
+                <w:rFonts w:ascii="Courier New" w:eastAsia="Times New Roman" w:hAnsi="Courier New" w:cs="Courier New"/>
+                <w:sz w:val="20"/>
+                <w:szCs w:val="20"/>
+                <w:lang w:eastAsia="en-IN"/>
+              </w:rPr>
+            </w:pPr>
+            <w:r>
+              <w:rPr>
+                <w:rFonts w:ascii="Courier New" w:eastAsia="Times New Roman" w:hAnsi="Courier New" w:cs="Courier New"/>
+                <w:sz w:val="20"/>
+                <w:szCs w:val="20"/>
+                <w:lang w:eastAsia="en-IN"/>
+              </w:rPr>
+              <w:t xml:space="preserve">       ↓</w:t>
+            </w:r>
+          </w:p>
+          <w:p>
+            <w:pPr>
+              <w:tabs>
+                <w:tab w:val="left" w:pos="916"/>
+                <w:tab w:val="left" w:pos="1832"/>
+                <w:tab w:val="left" w:pos="2748"/>
+                <w:tab w:val="left" w:pos="3664"/>
+                <w:tab w:val="left" w:pos="4580"/>
+                <w:tab w:val="left" w:pos="5496"/>
+                <w:tab w:val="left" w:pos="6412"/>
+                <w:tab w:val="left" w:pos="7328"/>
+                <w:tab w:val="left" w:pos="8244"/>
+                <w:tab w:val="left" w:pos="9160"/>
+                <w:tab w:val="left" w:pos="10076"/>
+                <w:tab w:val="left" w:pos="10992"/>
+                <w:tab w:val="left" w:pos="11908"/>
+                <w:tab w:val="left" w:pos="12824"/>
+                <w:tab w:val="left" w:pos="13740"/>
+                <w:tab w:val="left" w:pos="14656"/>
+              </w:tabs>
+              <w:rPr>
+                <w:rFonts w:ascii="Courier New" w:eastAsia="Times New Roman" w:hAnsi="Courier New" w:cs="Courier New"/>
+                <w:sz w:val="20"/>
+                <w:szCs w:val="20"/>
+                <w:lang w:eastAsia="en-IN"/>
+              </w:rPr>
+            </w:pPr>
+            <w:r>
+              <w:rPr>
+                <w:rFonts w:ascii="Courier New" w:eastAsia="Times New Roman" w:hAnsi="Courier New" w:cs="Courier New"/>
+                <w:sz w:val="20"/>
+                <w:szCs w:val="20"/>
+                <w:lang w:eastAsia="en-IN"/>
+              </w:rPr>
+              <w:t>Container</w:t>
+            </w:r>
+          </w:p>
+          <w:p>
+            <w:pPr>
+              <w:tabs>
+                <w:tab w:val="left" w:pos="916"/>
+                <w:tab w:val="left" w:pos="1832"/>
+                <w:tab w:val="left" w:pos="2748"/>
+                <w:tab w:val="left" w:pos="3664"/>
+                <w:tab w:val="left" w:pos="4580"/>
+                <w:tab w:val="left" w:pos="5496"/>
+                <w:tab w:val="left" w:pos="6412"/>
+                <w:tab w:val="left" w:pos="7328"/>
+                <w:tab w:val="left" w:pos="8244"/>
+                <w:tab w:val="left" w:pos="9160"/>
+                <w:tab w:val="left" w:pos="10076"/>
+                <w:tab w:val="left" w:pos="10992"/>
+                <w:tab w:val="left" w:pos="11908"/>
+                <w:tab w:val="left" w:pos="12824"/>
+                <w:tab w:val="left" w:pos="13740"/>
+                <w:tab w:val="left" w:pos="14656"/>
+              </w:tabs>
+              <w:rPr>
+                <w:rFonts w:ascii="Courier New" w:eastAsia="Times New Roman" w:hAnsi="Courier New" w:cs="Courier New"/>
+                <w:sz w:val="20"/>
+                <w:szCs w:val="20"/>
+                <w:lang w:eastAsia="en-IN"/>
+              </w:rPr>
+            </w:pPr>
+            <w:r>
+              <w:rPr>
+                <w:rFonts w:ascii="Courier New" w:eastAsia="Times New Roman" w:hAnsi="Courier New" w:cs="Courier New"/>
+                <w:sz w:val="20"/>
+                <w:szCs w:val="20"/>
+                <w:lang w:eastAsia="en-IN"/>
+              </w:rPr>
+              <w:t>└── /app/data</w:t>
+            </w:r>
+          </w:p>
+          <w:p>
+            <w:pPr>
+              <w:spacing w:before="100" w:beforeAutospacing="1" w:after="100" w:afterAutospacing="1"/>
+              <w:rPr>
+                <w:rFonts w:ascii="Times New Roman" w:eastAsia="Times New Roman" w:hAnsi="Times New Roman" w:cs="Times New Roman"/>
+                <w:sz w:val="24"/>
+                <w:szCs w:val="24"/>
+                <w:lang w:eastAsia="en-IN"/>
+              </w:rPr>
+            </w:pPr>
+            <w:r>
+              <w:rPr>
+                <w:rFonts w:ascii="Times New Roman" w:eastAsia="Times New Roman" w:hAnsi="Times New Roman" w:cs="Times New Roman"/>
+                <w:sz w:val="24"/>
+                <w:szCs w:val="24"/>
+                <w:lang w:eastAsia="en-IN"/>
+              </w:rPr>
+              <w:t>Anything written to:</w:t>
+            </w:r>
+          </w:p>
+          <w:p>
+            <w:pPr>
+              <w:tabs>
+                <w:tab w:val="left" w:pos="916"/>
+                <w:tab w:val="left" w:pos="1832"/>
+                <w:tab w:val="left" w:pos="2748"/>
+                <w:tab w:val="left" w:pos="3664"/>
+                <w:tab w:val="left" w:pos="4580"/>
+                <w:tab w:val="left" w:pos="5496"/>
+                <w:tab w:val="left" w:pos="6412"/>
+                <w:tab w:val="left" w:pos="7328"/>
+                <w:tab w:val="left" w:pos="8244"/>
+                <w:tab w:val="left" w:pos="9160"/>
+                <w:tab w:val="left" w:pos="10076"/>
+                <w:tab w:val="left" w:pos="10992"/>
+                <w:tab w:val="left" w:pos="11908"/>
+                <w:tab w:val="left" w:pos="12824"/>
+                <w:tab w:val="left" w:pos="13740"/>
+                <w:tab w:val="left" w:pos="14656"/>
+              </w:tabs>
+              <w:rPr>
+                <w:rFonts w:ascii="Courier New" w:eastAsia="Times New Roman" w:hAnsi="Courier New" w:cs="Courier New"/>
+                <w:sz w:val="20"/>
+                <w:szCs w:val="20"/>
+                <w:lang w:eastAsia="en-IN"/>
+              </w:rPr>
+            </w:pPr>
+            <w:r>
+              <w:rPr>
+                <w:rFonts w:ascii="Courier New" w:eastAsia="Times New Roman" w:hAnsi="Courier New" w:cs="Courier New"/>
+                <w:sz w:val="20"/>
+                <w:szCs w:val="20"/>
+                <w:lang w:eastAsia="en-IN"/>
+              </w:rPr>
+              <w:t>/app/data/file.txt</w:t>
+            </w:r>
+          </w:p>
+          <w:p>
+            <w:pPr>
+              <w:spacing w:before="100" w:beforeAutospacing="1" w:after="100" w:afterAutospacing="1"/>
+              <w:rPr>
+                <w:rFonts w:ascii="Times New Roman" w:eastAsia="Times New Roman" w:hAnsi="Times New Roman" w:cs="Times New Roman"/>
+                <w:sz w:val="24"/>
+                <w:szCs w:val="24"/>
+                <w:lang w:eastAsia="en-IN"/>
+              </w:rPr>
+            </w:pPr>
+            <w:r>
+              <w:rPr>
+                <w:rFonts w:ascii="Times New Roman" w:eastAsia="Times New Roman" w:hAnsi="Times New Roman" w:cs="Times New Roman"/>
+                <w:sz w:val="24"/>
+                <w:szCs w:val="24"/>
+                <w:lang w:eastAsia="en-IN"/>
+              </w:rPr>
+              <w:t>goes into the Kubernetes volume.</w:t>
+            </w:r>
+          </w:p>
+          <w:p>
+            <w:pPr>
+              <w:pStyle w:val="Heading3"/>
+              <w:rPr>
+                <w:rFonts w:ascii="Times New Roman" w:hAnsi="Times New Roman"/>
+                <w:sz w:val="27"/>
+              </w:rPr>
+            </w:pPr>
+            <w:r>
+              <w:t>Important distinction</w:t>
+            </w:r>
+          </w:p>
+          <w:p>
+            <w:pPr>
+              <w:pStyle w:val="HTMLPreformatted"/>
+            </w:pPr>
+            <w:r>
+              <w:rPr>
+                <w:rStyle w:val="HTMLCode"/>
+              </w:rPr>
+              <w:t>volumes:</w:t>
+            </w:r>
+          </w:p>
+          <w:p>
+            <w:pPr>
+              <w:pStyle w:val="NormalWeb"/>
+            </w:pPr>
+            <w:r>
+              <w:t>means:</w:t>
+            </w:r>
+          </w:p>
+          <w:p>
+            <w:pPr>
+              <w:pStyle w:val="NormalWeb"/>
+            </w:pPr>
+            <w:r>
+              <w:rPr>
+                <w:rStyle w:val="Strong"/>
+              </w:rPr>
+              <w:t>What storage do I want?</w:t>
+            </w:r>
+          </w:p>
+          <w:p>
+            <w:pPr>
+              <w:pStyle w:val="HTMLPreformatted"/>
+            </w:pPr>
+            <w:r>
+              <w:rPr>
+                <w:rStyle w:val="HTMLCode"/>
+              </w:rPr>
+              <w:t>volumeMounts:</w:t>
+            </w:r>
+          </w:p>
+          <w:p>
+            <w:pPr>
+              <w:pStyle w:val="NormalWeb"/>
+            </w:pPr>
+            <w:r>
+              <w:t>means:</w:t>
+            </w:r>
+          </w:p>
+          <w:p>
+            <w:pPr>
+              <w:pStyle w:val="NormalWeb"/>
+            </w:pPr>
+            <w:r>
+              <w:rPr>
+                <w:rStyle w:val="Strong"/>
+              </w:rPr>
+              <w:t>Where should that storage appear inside my container?</w:t>
+            </w:r>
+          </w:p>
+        </w:tc>
+      </w:tr>
+    </w:tbl>
+    <w:p>
+      <w:pPr>
+        <w:pStyle w:val="1lightpink"/>
+      </w:pPr>
+    </w:p>
+    <w:p>
+      <w:pPr>
+        <w:pStyle w:val="h3-yell"/>
+      </w:pPr>
+      <w:r>
+        <w:lastRenderedPageBreak/>
+        <w:t>Store Config map data in vol, sub path</w:t>
+      </w:r>
+    </w:p>
+    <w:tbl>
+      <w:tblPr>
+        <w:tblStyle w:val="TableGrid"/>
+        <w:tblW w:w="0" w:type="auto"/>
+        <w:tblLook w:val="04A0" w:firstRow="1" w:lastRow="0" w:firstColumn="1" w:lastColumn="0" w:noHBand="0" w:noVBand="1"/>
+      </w:tblPr>
+      <w:tblGrid>
+        <w:gridCol w:w="6565"/>
+        <w:gridCol w:w="8100"/>
+        <w:gridCol w:w="8801"/>
+      </w:tblGrid>
+      <w:tr>
+        <w:tc>
+          <w:tcPr>
+            <w:tcW w:w="6565" w:type="dxa"/>
+          </w:tcPr>
+          <w:p>
+            <w:pPr>
+              <w:pStyle w:val="Heading1"/>
+              <w:rPr>
+                <w:rFonts w:ascii="Times New Roman" w:hAnsi="Times New Roman"/>
+                <w:sz w:val="48"/>
+              </w:rPr>
+            </w:pPr>
+            <w:r>
+              <w:t>3. Example with ConfigMap</w:t>
+            </w:r>
+          </w:p>
+          <w:p>
+            <w:pPr>
+              <w:spacing w:before="100" w:beforeAutospacing="1" w:after="100" w:afterAutospacing="1"/>
+            </w:pPr>
+            <w:r>
+              <w:t>This is where you'll see volumes very often.</w:t>
+            </w:r>
+          </w:p>
+          <w:p>
+            <w:pPr>
+              <w:pStyle w:val="HTMLPreformatted"/>
+              <w:rPr>
+                <w:rStyle w:val="HTMLCode"/>
+              </w:rPr>
+            </w:pPr>
+            <w:r>
+              <w:rPr>
+                <w:rStyle w:val="HTMLCode"/>
+              </w:rPr>
+              <w:t>volumes:</w:t>
+            </w:r>
+          </w:p>
+          <w:p>
+            <w:pPr>
+              <w:pStyle w:val="HTMLPreformatted"/>
+              <w:rPr>
+                <w:rStyle w:val="HTMLCode"/>
+              </w:rPr>
+            </w:pPr>
+            <w:r>
+              <w:rPr>
+                <w:rStyle w:val="HTMLCode"/>
+              </w:rPr>
+              <w:t xml:space="preserve">  - name: config-volume</w:t>
+            </w:r>
+          </w:p>
+          <w:p>
+            <w:pPr>
+              <w:pStyle w:val="HTMLPreformatted"/>
+              <w:rPr>
+                <w:rStyle w:val="HTMLCode"/>
+              </w:rPr>
+            </w:pPr>
+            <w:r>
+              <w:rPr>
+                <w:rStyle w:val="HTMLCode"/>
+              </w:rPr>
+              <w:t xml:space="preserve">    configMap:</w:t>
+            </w:r>
+          </w:p>
+          <w:p>
+            <w:pPr>
+              <w:pStyle w:val="HTMLPreformatted"/>
+            </w:pPr>
+            <w:r>
+              <w:rPr>
+                <w:rStyle w:val="HTMLCode"/>
+              </w:rPr>
+              <w:t xml:space="preserve">      name: my-config</w:t>
+            </w:r>
+          </w:p>
+          <w:p>
+            <w:pPr>
+              <w:pStyle w:val="NormalWeb"/>
+            </w:pPr>
+            <w:r>
+              <w:t>Then:</w:t>
+            </w:r>
+          </w:p>
+          <w:p>
+            <w:pPr>
+              <w:pStyle w:val="HTMLPreformatted"/>
+              <w:rPr>
+                <w:rStyle w:val="HTMLCode"/>
+              </w:rPr>
+            </w:pPr>
+            <w:r>
+              <w:rPr>
+                <w:rStyle w:val="HTMLCode"/>
+              </w:rPr>
+              <w:t>volumeMounts:</w:t>
+            </w:r>
+          </w:p>
+          <w:p>
+            <w:pPr>
+              <w:pStyle w:val="HTMLPreformatted"/>
+              <w:rPr>
+                <w:rStyle w:val="HTMLCode"/>
+              </w:rPr>
+            </w:pPr>
+            <w:r>
+              <w:rPr>
+                <w:rStyle w:val="HTMLCode"/>
+              </w:rPr>
+              <w:t xml:space="preserve">  - name: config-volume</w:t>
+            </w:r>
+          </w:p>
+          <w:p>
+            <w:pPr>
+              <w:pStyle w:val="HTMLPreformatted"/>
+            </w:pPr>
+            <w:r>
+              <w:rPr>
+                <w:rStyle w:val="HTMLCode"/>
+              </w:rPr>
+              <w:t xml:space="preserve">    mountPath: /app/config</w:t>
+            </w:r>
+          </w:p>
+          <w:p>
+            <w:pPr>
+              <w:pStyle w:val="NormalWeb"/>
+            </w:pPr>
+            <w:r>
+              <w:t>Suppose ConfigMap contains:</w:t>
+            </w:r>
+          </w:p>
+          <w:p>
+            <w:pPr>
+              <w:pStyle w:val="HTMLPreformatted"/>
+              <w:rPr>
+                <w:rStyle w:val="HTMLCode"/>
+              </w:rPr>
+            </w:pPr>
+            <w:r>
+              <w:rPr>
+                <w:rStyle w:val="HTMLCode"/>
+              </w:rPr>
+              <w:t>data:</w:t>
+            </w:r>
+          </w:p>
+          <w:p>
+            <w:pPr>
+              <w:pStyle w:val="HTMLPreformatted"/>
+              <w:rPr>
+                <w:rStyle w:val="HTMLCode"/>
+              </w:rPr>
+            </w:pPr>
+            <w:r>
+              <w:rPr>
+                <w:rStyle w:val="HTMLCode"/>
+              </w:rPr>
+              <w:t xml:space="preserve">  application.properties: </w:t>
+            </w:r>
+            <w:r>
+              <w:rPr>
+                <w:rStyle w:val="k"/>
+              </w:rPr>
+              <w:t>|</w:t>
+            </w:r>
+          </w:p>
+          <w:p>
+            <w:pPr>
+              <w:pStyle w:val="HTMLPreformatted"/>
+            </w:pPr>
+            <w:r>
+              <w:rPr>
+                <w:rStyle w:val="HTMLCode"/>
+              </w:rPr>
+              <w:t xml:space="preserve">    server.port=8080</w:t>
+            </w:r>
+          </w:p>
+          <w:p>
+            <w:pPr>
+              <w:spacing w:before="100" w:beforeAutospacing="1" w:after="100" w:afterAutospacing="1"/>
+            </w:pPr>
+            <w:r>
+              <w:t>Inside the container you'll get:</w:t>
+            </w:r>
+          </w:p>
+          <w:p>
+            <w:pPr>
+              <w:pStyle w:val="HTMLPreformatted"/>
+            </w:pPr>
+            <w:r>
+              <w:rPr>
+                <w:rStyle w:val="HTMLCode"/>
+              </w:rPr>
+              <w:t>/app/config/application.properties</w:t>
+            </w:r>
+          </w:p>
+          <w:p>
+            <w:pPr>
+              <w:pStyle w:val="NormalWeb"/>
+            </w:pPr>
+            <w:r>
+              <w:t>So:</w:t>
+            </w:r>
+          </w:p>
+          <w:p>
+            <w:pPr>
+              <w:pStyle w:val="HTMLPreformatted"/>
+              <w:rPr>
+                <w:rStyle w:val="HTMLCode"/>
+              </w:rPr>
+            </w:pPr>
+            <w:r>
+              <w:rPr>
+                <w:rStyle w:val="HTMLCode"/>
+              </w:rPr>
+              <w:t>ConfigMap</w:t>
+            </w:r>
+          </w:p>
+          <w:p>
+            <w:pPr>
+              <w:pStyle w:val="HTMLPreformatted"/>
+              <w:rPr>
+                <w:rStyle w:val="HTMLCode"/>
+              </w:rPr>
+            </w:pPr>
+            <w:r>
+              <w:rPr>
+                <w:rStyle w:val="HTMLCode"/>
+              </w:rPr>
+              <w:t xml:space="preserve">    ↓</w:t>
+            </w:r>
+          </w:p>
+          <w:p>
+            <w:pPr>
+              <w:pStyle w:val="HTMLPreformatted"/>
+              <w:rPr>
+                <w:rStyle w:val="HTMLCode"/>
+              </w:rPr>
+            </w:pPr>
+            <w:r>
+              <w:rPr>
+                <w:rStyle w:val="HTMLCode"/>
+              </w:rPr>
+              <w:t>Volume</w:t>
+            </w:r>
+          </w:p>
+          <w:p>
+            <w:pPr>
+              <w:pStyle w:val="HTMLPreformatted"/>
+              <w:rPr>
+                <w:rStyle w:val="HTMLCode"/>
+              </w:rPr>
+            </w:pPr>
+            <w:r>
+              <w:rPr>
+                <w:rStyle w:val="HTMLCode"/>
+              </w:rPr>
+              <w:t xml:space="preserve">    ↓</w:t>
+            </w:r>
+          </w:p>
+          <w:p>
+            <w:pPr>
+              <w:pStyle w:val="HTMLPreformatted"/>
+              <w:rPr>
+                <w:rStyle w:val="HTMLCode"/>
+              </w:rPr>
+            </w:pPr>
+            <w:r>
+              <w:rPr>
+                <w:rStyle w:val="HTMLCode"/>
+              </w:rPr>
+              <w:t>volumeMount</w:t>
+            </w:r>
+          </w:p>
+          <w:p>
+            <w:pPr>
+              <w:pStyle w:val="HTMLPreformatted"/>
+              <w:rPr>
+                <w:rStyle w:val="HTMLCode"/>
+              </w:rPr>
+            </w:pPr>
+            <w:r>
+              <w:rPr>
+                <w:rStyle w:val="HTMLCode"/>
+              </w:rPr>
+              <w:t xml:space="preserve">    ↓</w:t>
+            </w:r>
+          </w:p>
+          <w:p>
+            <w:pPr>
+              <w:pStyle w:val="HTMLPreformatted"/>
+            </w:pPr>
+            <w:r>
+              <w:rPr>
+                <w:rStyle w:val="HTMLCode"/>
+              </w:rPr>
+              <w:t>/app/config/application.properties</w:t>
+            </w:r>
+          </w:p>
+          <w:p>
+            <w:pPr>
+              <w:pStyle w:val="1lightpink"/>
+              <w:shd w:val="clear" w:color="auto" w:fill="auto"/>
+            </w:pPr>
+          </w:p>
+        </w:tc>
+        <w:tc>
+          <w:tcPr>
+            <w:tcW w:w="8100" w:type="dxa"/>
+          </w:tcPr>
+          <w:p>
+            <w:pPr>
+              <w:pStyle w:val="1lightpink"/>
+              <w:shd w:val="clear" w:color="auto" w:fill="auto"/>
+            </w:pPr>
+            <w:r>
+              <w:t xml:space="preserve">subpath = </w:t>
+            </w:r>
+            <w:r>
+              <w:t>Which part of the volume should I mount there?</w:t>
+            </w:r>
+          </w:p>
+          <w:p>
+            <w:pPr>
+              <w:pStyle w:val="Heading1"/>
+              <w:rPr>
+                <w:rFonts w:ascii="Times New Roman" w:hAnsi="Times New Roman"/>
+                <w:sz w:val="48"/>
+              </w:rPr>
+            </w:pPr>
+            <w:r>
+              <w:t xml:space="preserve">4. What is </w:t>
+            </w:r>
+            <w:r>
+              <w:rPr>
+                <w:rStyle w:val="HTMLCode"/>
+                <w:rFonts w:eastAsiaTheme="majorEastAsia"/>
+              </w:rPr>
+              <w:t>subPath</w:t>
+            </w:r>
+            <w:r>
+              <w:t>?</w:t>
+            </w:r>
+          </w:p>
+          <w:p>
+            <w:pPr>
+              <w:pStyle w:val="NormalWeb"/>
+            </w:pPr>
+            <w:r>
+              <w:rPr>
+                <w:rStyle w:val="HTMLCode"/>
+                <w:rFonts w:eastAsiaTheme="majorEastAsia"/>
+              </w:rPr>
+              <w:t>subPath</w:t>
+            </w:r>
+            <w:r>
+              <w:t xml:space="preserve"> is used when you </w:t>
+            </w:r>
+            <w:r>
+              <w:rPr>
+                <w:rStyle w:val="Strong"/>
+              </w:rPr>
+              <w:t>don't want to mount the entire volume</w:t>
+            </w:r>
+            <w:r>
+              <w:t>.</w:t>
+            </w:r>
+            <w:r>
+              <w:t>and use this only when u want to mount only a part of the volume then use this sub path</w:t>
+            </w:r>
+          </w:p>
+          <w:p>
+            <w:pPr>
+              <w:pStyle w:val="NormalWeb"/>
+            </w:pPr>
+            <w:r>
+              <w:t>Suppose your ConfigMap has:</w:t>
+            </w:r>
+          </w:p>
+          <w:p>
+            <w:pPr>
+              <w:pStyle w:val="HTMLPreformatted"/>
+              <w:rPr>
+                <w:rStyle w:val="HTMLCode"/>
+                <w:rFonts w:eastAsiaTheme="majorEastAsia"/>
+              </w:rPr>
+            </w:pPr>
+            <w:r>
+              <w:rPr>
+                <w:rStyle w:val="HTMLCode"/>
+                <w:rFonts w:eastAsiaTheme="majorEastAsia"/>
+              </w:rPr>
+              <w:t>data:</w:t>
+            </w:r>
+          </w:p>
+          <w:p>
+            <w:pPr>
+              <w:pStyle w:val="HTMLPreformatted"/>
+              <w:rPr>
+                <w:rStyle w:val="HTMLCode"/>
+                <w:rFonts w:eastAsiaTheme="majorEastAsia"/>
+              </w:rPr>
+            </w:pPr>
+            <w:r>
+              <w:rPr>
+                <w:rStyle w:val="HTMLCode"/>
+                <w:rFonts w:eastAsiaTheme="majorEastAsia"/>
+              </w:rPr>
+              <w:t xml:space="preserve">  application.properties: </w:t>
+            </w:r>
+            <w:r>
+              <w:rPr>
+                <w:rStyle w:val="k"/>
+              </w:rPr>
+              <w:t>|</w:t>
+            </w:r>
+          </w:p>
+          <w:p>
+            <w:pPr>
+              <w:pStyle w:val="HTMLPreformatted"/>
+              <w:rPr>
+                <w:rStyle w:val="HTMLCode"/>
+                <w:rFonts w:eastAsiaTheme="majorEastAsia"/>
+              </w:rPr>
+            </w:pPr>
+            <w:r>
+              <w:rPr>
+                <w:rStyle w:val="HTMLCode"/>
+                <w:rFonts w:eastAsiaTheme="majorEastAsia"/>
+              </w:rPr>
+              <w:t xml:space="preserve">    server.port=8080</w:t>
+            </w:r>
+          </w:p>
+          <w:p>
+            <w:pPr>
+              <w:pStyle w:val="HTMLPreformatted"/>
+              <w:rPr>
+                <w:rStyle w:val="HTMLCode"/>
+                <w:rFonts w:eastAsiaTheme="majorEastAsia"/>
+              </w:rPr>
+            </w:pPr>
+          </w:p>
+          <w:p>
+            <w:pPr>
+              <w:pStyle w:val="HTMLPreformatted"/>
+              <w:rPr>
+                <w:rStyle w:val="HTMLCode"/>
+                <w:rFonts w:eastAsiaTheme="majorEastAsia"/>
+              </w:rPr>
+            </w:pPr>
+            <w:r>
+              <w:rPr>
+                <w:rStyle w:val="HTMLCode"/>
+                <w:rFonts w:eastAsiaTheme="majorEastAsia"/>
+              </w:rPr>
+              <w:t xml:space="preserve">  logback.xml: </w:t>
+            </w:r>
+            <w:r>
+              <w:rPr>
+                <w:rStyle w:val="k"/>
+              </w:rPr>
+              <w:t>|</w:t>
+            </w:r>
+          </w:p>
+          <w:p>
+            <w:pPr>
+              <w:pStyle w:val="HTMLPreformatted"/>
+              <w:rPr>
+                <w:rStyle w:val="HTMLCode"/>
+                <w:rFonts w:eastAsiaTheme="majorEastAsia"/>
+              </w:rPr>
+            </w:pPr>
+            <w:r>
+              <w:rPr>
+                <w:rStyle w:val="HTMLCode"/>
+                <w:rFonts w:eastAsiaTheme="majorEastAsia"/>
+              </w:rPr>
+              <w:t xml:space="preserve">    &lt;configuration&gt;...&lt;/configuration&gt;</w:t>
+            </w:r>
+          </w:p>
+          <w:p>
+            <w:pPr>
+              <w:pStyle w:val="HTMLPreformatted"/>
+              <w:rPr>
+                <w:rStyle w:val="HTMLCode"/>
+                <w:rFonts w:eastAsiaTheme="majorEastAsia"/>
+              </w:rPr>
+            </w:pPr>
+          </w:p>
+          <w:p>
+            <w:pPr>
+              <w:pStyle w:val="HTMLPreformatted"/>
+              <w:rPr>
+                <w:rStyle w:val="HTMLCode"/>
+                <w:rFonts w:eastAsiaTheme="majorEastAsia"/>
+              </w:rPr>
+            </w:pPr>
+            <w:r>
+              <w:rPr>
+                <w:rStyle w:val="HTMLCode"/>
+                <w:rFonts w:eastAsiaTheme="majorEastAsia"/>
+              </w:rPr>
+              <w:t xml:space="preserve">  database.properties: </w:t>
+            </w:r>
+            <w:r>
+              <w:rPr>
+                <w:rStyle w:val="k"/>
+              </w:rPr>
+              <w:t>|</w:t>
+            </w:r>
+          </w:p>
+          <w:p>
+            <w:pPr>
+              <w:pStyle w:val="HTMLPreformatted"/>
+            </w:pPr>
+            <w:r>
+              <w:rPr>
+                <w:rStyle w:val="HTMLCode"/>
+                <w:rFonts w:eastAsiaTheme="majorEastAsia"/>
+              </w:rPr>
+              <w:t xml:space="preserve">    db.url=...</w:t>
+            </w:r>
+          </w:p>
+          <w:p>
+            <w:pPr>
+              <w:pStyle w:val="NormalWeb"/>
+            </w:pPr>
+            <w:r>
+              <w:t>Normally:</w:t>
+            </w:r>
+          </w:p>
+          <w:p>
+            <w:pPr>
+              <w:pStyle w:val="HTMLPreformatted"/>
+              <w:rPr>
+                <w:rStyle w:val="HTMLCode"/>
+                <w:rFonts w:eastAsiaTheme="majorEastAsia"/>
+              </w:rPr>
+            </w:pPr>
+            <w:r>
+              <w:rPr>
+                <w:rStyle w:val="HTMLCode"/>
+                <w:rFonts w:eastAsiaTheme="majorEastAsia"/>
+              </w:rPr>
+              <w:t>volumeMounts:</w:t>
+            </w:r>
+          </w:p>
+          <w:p>
+            <w:pPr>
+              <w:pStyle w:val="HTMLPreformatted"/>
+              <w:rPr>
+                <w:rStyle w:val="HTMLCode"/>
+                <w:rFonts w:eastAsiaTheme="majorEastAsia"/>
+              </w:rPr>
+            </w:pPr>
+            <w:r>
+              <w:rPr>
+                <w:rStyle w:val="HTMLCode"/>
+                <w:rFonts w:eastAsiaTheme="majorEastAsia"/>
+              </w:rPr>
+              <w:t xml:space="preserve">  - name: config-volume</w:t>
+            </w:r>
+          </w:p>
+          <w:p>
+            <w:pPr>
+              <w:pStyle w:val="HTMLPreformatted"/>
+            </w:pPr>
+            <w:r>
+              <w:rPr>
+                <w:rStyle w:val="HTMLCode"/>
+                <w:rFonts w:eastAsiaTheme="majorEastAsia"/>
+              </w:rPr>
+              <w:t xml:space="preserve">    mountPath: /app/config</w:t>
+            </w:r>
+          </w:p>
+          <w:p>
+            <w:pPr>
+              <w:pStyle w:val="NormalWeb"/>
+            </w:pPr>
+            <w:r>
+              <w:t>You get:</w:t>
+            </w:r>
+          </w:p>
+          <w:p>
+            <w:pPr>
+              <w:pStyle w:val="HTMLPreformatted"/>
+              <w:rPr>
+                <w:rStyle w:val="HTMLCode"/>
+                <w:rFonts w:eastAsiaTheme="majorEastAsia"/>
+              </w:rPr>
+            </w:pPr>
+            <w:r>
+              <w:rPr>
+                <w:rStyle w:val="HTMLCode"/>
+                <w:rFonts w:eastAsiaTheme="majorEastAsia"/>
+              </w:rPr>
+              <w:t>/app/config/</w:t>
+            </w:r>
+          </w:p>
+          <w:p>
+            <w:pPr>
+              <w:pStyle w:val="HTMLPreformatted"/>
+              <w:rPr>
+                <w:rStyle w:val="HTMLCode"/>
+                <w:rFonts w:eastAsiaTheme="majorEastAsia"/>
+              </w:rPr>
+            </w:pPr>
+            <w:r>
+              <w:rPr>
+                <w:rStyle w:val="HTMLCode"/>
+                <w:rFonts w:eastAsiaTheme="majorEastAsia"/>
+              </w:rPr>
+              <w:t xml:space="preserve">    application.properties</w:t>
+            </w:r>
+          </w:p>
+          <w:p>
+            <w:pPr>
+              <w:pStyle w:val="HTMLPreformatted"/>
+              <w:rPr>
+                <w:rStyle w:val="HTMLCode"/>
+                <w:rFonts w:eastAsiaTheme="majorEastAsia"/>
+              </w:rPr>
+            </w:pPr>
+            <w:r>
+              <w:rPr>
+                <w:rStyle w:val="HTMLCode"/>
+                <w:rFonts w:eastAsiaTheme="majorEastAsia"/>
+              </w:rPr>
+              <w:t xml:space="preserve">    logback.xml</w:t>
+            </w:r>
+          </w:p>
+          <w:p>
+            <w:pPr>
+              <w:pStyle w:val="HTMLPreformatted"/>
+            </w:pPr>
+            <w:r>
+              <w:rPr>
+                <w:rStyle w:val="HTMLCode"/>
+                <w:rFonts w:eastAsiaTheme="majorEastAsia"/>
+              </w:rPr>
+              <w:t xml:space="preserve">    database.properties</w:t>
+            </w:r>
+          </w:p>
+          <w:p>
+            <w:pPr>
+              <w:spacing w:before="100" w:beforeAutospacing="1" w:after="100" w:afterAutospacing="1"/>
+            </w:pPr>
+          </w:p>
+        </w:tc>
+        <w:tc>
+          <w:tcPr>
+            <w:tcW w:w="8801" w:type="dxa"/>
+          </w:tcPr>
+          <w:p>
+            <w:pPr>
+              <w:pStyle w:val="NormalWeb"/>
+            </w:pPr>
+            <w:r>
+              <w:t>But suppose you only want:</w:t>
+            </w:r>
+          </w:p>
+          <w:p>
+            <w:pPr>
+              <w:pStyle w:val="HTMLPreformatted"/>
+            </w:pPr>
+            <w:r>
+              <w:rPr>
+                <w:rStyle w:val="HTMLCode"/>
+                <w:rFonts w:eastAsiaTheme="majorEastAsia"/>
+              </w:rPr>
+              <w:t>application.properties</w:t>
+            </w:r>
+          </w:p>
+          <w:p>
+            <w:pPr>
+              <w:pStyle w:val="NormalWeb"/>
+            </w:pPr>
+            <w:r>
+              <w:t>at:</w:t>
+            </w:r>
+          </w:p>
+          <w:p>
+            <w:pPr>
+              <w:pStyle w:val="HTMLPreformatted"/>
+            </w:pPr>
+            <w:r>
+              <w:rPr>
+                <w:rStyle w:val="HTMLCode"/>
+                <w:rFonts w:eastAsiaTheme="majorEastAsia"/>
+              </w:rPr>
+              <w:t>/app/application.properties</w:t>
+            </w:r>
+          </w:p>
+          <w:p>
+            <w:pPr>
+              <w:pStyle w:val="NormalWeb"/>
+            </w:pPr>
+            <w:r>
+              <w:t>Then:</w:t>
+            </w:r>
+          </w:p>
+          <w:p>
+            <w:pPr>
+              <w:pStyle w:val="HTMLPreformatted"/>
+              <w:rPr>
+                <w:rStyle w:val="HTMLCode"/>
+                <w:rFonts w:eastAsiaTheme="majorEastAsia"/>
+              </w:rPr>
+            </w:pPr>
+            <w:r>
+              <w:rPr>
+                <w:rStyle w:val="HTMLCode"/>
+                <w:rFonts w:eastAsiaTheme="majorEastAsia"/>
+              </w:rPr>
+              <w:t>volumeMounts:</w:t>
+            </w:r>
+          </w:p>
+          <w:p>
+            <w:pPr>
+              <w:pStyle w:val="HTMLPreformatted"/>
+              <w:rPr>
+                <w:rStyle w:val="HTMLCode"/>
+                <w:rFonts w:eastAsiaTheme="majorEastAsia"/>
+              </w:rPr>
+            </w:pPr>
+            <w:r>
+              <w:rPr>
+                <w:rStyle w:val="HTMLCode"/>
+                <w:rFonts w:eastAsiaTheme="majorEastAsia"/>
+              </w:rPr>
+              <w:t xml:space="preserve">  - name: config-volume</w:t>
+            </w:r>
+          </w:p>
+          <w:p>
+            <w:pPr>
+              <w:pStyle w:val="HTMLPreformatted"/>
+              <w:rPr>
+                <w:rStyle w:val="HTMLCode"/>
+                <w:rFonts w:eastAsiaTheme="majorEastAsia"/>
+              </w:rPr>
+            </w:pPr>
+            <w:r>
+              <w:rPr>
+                <w:rStyle w:val="HTMLCode"/>
+                <w:rFonts w:eastAsiaTheme="majorEastAsia"/>
+              </w:rPr>
+              <w:t xml:space="preserve">    mountPath: /app/application.properties</w:t>
+            </w:r>
+          </w:p>
+          <w:p>
+            <w:pPr>
+              <w:pStyle w:val="HTMLPreformatted"/>
+            </w:pPr>
+            <w:r>
+              <w:rPr>
+                <w:rStyle w:val="HTMLCode"/>
+                <w:rFonts w:eastAsiaTheme="majorEastAsia"/>
+              </w:rPr>
+              <w:t xml:space="preserve">    subPath: application.properties</w:t>
+            </w:r>
+          </w:p>
+          <w:p>
+            <w:pPr>
+              <w:pStyle w:val="NormalWeb"/>
+            </w:pPr>
+            <w:r>
+              <w:t>Now:</w:t>
+            </w:r>
+          </w:p>
+          <w:p>
+            <w:pPr>
+              <w:pStyle w:val="HTMLPreformatted"/>
+              <w:rPr>
+                <w:rStyle w:val="HTMLCode"/>
+                <w:rFonts w:eastAsiaTheme="majorEastAsia"/>
+              </w:rPr>
+            </w:pPr>
+            <w:r>
+              <w:rPr>
+                <w:rStyle w:val="HTMLCode"/>
+                <w:rFonts w:eastAsiaTheme="majorEastAsia"/>
+              </w:rPr>
+              <w:t>ConfigMap volume</w:t>
+            </w:r>
+          </w:p>
+          <w:p>
+            <w:pPr>
+              <w:pStyle w:val="HTMLPreformatted"/>
+              <w:rPr>
+                <w:rStyle w:val="HTMLCode"/>
+                <w:rFonts w:eastAsiaTheme="majorEastAsia"/>
+              </w:rPr>
+            </w:pPr>
+            <w:r>
+              <w:rPr>
+                <w:rStyle w:val="HTMLCode"/>
+                <w:rFonts w:eastAsiaTheme="majorEastAsia"/>
+              </w:rPr>
+              <w:t xml:space="preserve">      │</w:t>
+            </w:r>
+          </w:p>
+          <w:p>
+            <w:pPr>
+              <w:pStyle w:val="HTMLPreformatted"/>
+              <w:rPr>
+                <w:rStyle w:val="HTMLCode"/>
+                <w:rFonts w:eastAsiaTheme="majorEastAsia"/>
+              </w:rPr>
+            </w:pPr>
+            <w:r>
+              <w:rPr>
+                <w:rStyle w:val="HTMLCode"/>
+                <w:rFonts w:eastAsiaTheme="majorEastAsia"/>
+              </w:rPr>
+              <w:t xml:space="preserve">      ├── application.properties  ← selected</w:t>
+            </w:r>
+          </w:p>
+          <w:p>
+            <w:pPr>
+              <w:pStyle w:val="HTMLPreformatted"/>
+              <w:rPr>
+                <w:rStyle w:val="HTMLCode"/>
+                <w:rFonts w:eastAsiaTheme="majorEastAsia"/>
+              </w:rPr>
+            </w:pPr>
+            <w:r>
+              <w:rPr>
+                <w:rStyle w:val="HTMLCode"/>
+                <w:rFonts w:eastAsiaTheme="majorEastAsia"/>
+              </w:rPr>
+              <w:t xml:space="preserve">      ├── logback.xml</w:t>
+            </w:r>
+          </w:p>
+          <w:p>
+            <w:pPr>
+              <w:pStyle w:val="HTMLPreformatted"/>
+              <w:rPr>
+                <w:rStyle w:val="HTMLCode"/>
+                <w:rFonts w:eastAsiaTheme="majorEastAsia"/>
+              </w:rPr>
+            </w:pPr>
+            <w:r>
+              <w:rPr>
+                <w:rStyle w:val="HTMLCode"/>
+                <w:rFonts w:eastAsiaTheme="majorEastAsia"/>
+              </w:rPr>
+              <w:t xml:space="preserve">      └── database.properties</w:t>
+            </w:r>
+          </w:p>
+          <w:p>
+            <w:pPr>
+              <w:pStyle w:val="HTMLPreformatted"/>
+              <w:rPr>
+                <w:rStyle w:val="HTMLCode"/>
+                <w:rFonts w:eastAsiaTheme="majorEastAsia"/>
+              </w:rPr>
+            </w:pPr>
+            <w:r>
+              <w:rPr>
+                <w:rStyle w:val="HTMLCode"/>
+                <w:rFonts w:eastAsiaTheme="majorEastAsia"/>
+              </w:rPr>
+              <w:t xml:space="preserve">                 ↓</w:t>
+            </w:r>
+          </w:p>
+          <w:p>
+            <w:pPr>
+              <w:pStyle w:val="HTMLPreformatted"/>
+              <w:rPr>
+                <w:rStyle w:val="HTMLCode"/>
+                <w:rFonts w:eastAsiaTheme="majorEastAsia"/>
+              </w:rPr>
+            </w:pPr>
+            <w:r>
+              <w:rPr>
+                <w:rStyle w:val="HTMLCode"/>
+                <w:rFonts w:eastAsiaTheme="majorEastAsia"/>
+              </w:rPr>
+              <w:t xml:space="preserve">            subPath</w:t>
+            </w:r>
+          </w:p>
+          <w:p>
+            <w:pPr>
+              <w:pStyle w:val="HTMLPreformatted"/>
+              <w:rPr>
+                <w:rStyle w:val="HTMLCode"/>
+                <w:rFonts w:eastAsiaTheme="majorEastAsia"/>
+              </w:rPr>
+            </w:pPr>
+            <w:r>
+              <w:rPr>
+                <w:rStyle w:val="HTMLCode"/>
+                <w:rFonts w:eastAsiaTheme="majorEastAsia"/>
+              </w:rPr>
+              <w:t xml:space="preserve">                 ↓</w:t>
+            </w:r>
+          </w:p>
+          <w:p>
+            <w:pPr>
+              <w:pStyle w:val="HTMLPreformatted"/>
+              <w:rPr>
+                <w:rStyle w:val="HTMLCode"/>
+                <w:rFonts w:eastAsiaTheme="majorEastAsia"/>
+              </w:rPr>
+            </w:pPr>
+            <w:r>
+              <w:rPr>
+                <w:rStyle w:val="HTMLCode"/>
+                <w:rFonts w:eastAsiaTheme="majorEastAsia"/>
+              </w:rPr>
+              <w:t>Container</w:t>
+            </w:r>
+          </w:p>
+          <w:p>
+            <w:pPr>
+              <w:pStyle w:val="HTMLPreformatted"/>
+            </w:pPr>
+            <w:r>
+              <w:rPr>
+                <w:rStyle w:val="HTMLCode"/>
+                <w:rFonts w:eastAsiaTheme="majorEastAsia"/>
+              </w:rPr>
+              <w:t>/app/application.properties</w:t>
+            </w:r>
+          </w:p>
+          <w:p>
+            <w:pPr>
+              <w:pStyle w:val="Heading3"/>
+            </w:pPr>
+            <w:r>
+              <w:t>Easy way to remember</w:t>
+            </w:r>
+          </w:p>
+          <w:p>
+            <w:pPr>
+              <w:pStyle w:val="NormalWeb"/>
+            </w:pPr>
+            <w:r>
+              <w:rPr>
+                <w:rStyle w:val="HTMLCode"/>
+                <w:rFonts w:eastAsiaTheme="majorEastAsia"/>
+              </w:rPr>
+              <w:t>mountPath</w:t>
+            </w:r>
+            <w:r>
+              <w:t>:</w:t>
+            </w:r>
+          </w:p>
+          <w:p>
+            <w:pPr>
+              <w:spacing w:before="100" w:beforeAutospacing="1" w:after="100" w:afterAutospacing="1"/>
+            </w:pPr>
+            <w:r>
+              <w:rPr>
+                <w:rStyle w:val="Strong"/>
+              </w:rPr>
+              <w:t>Where should I mount the volume?</w:t>
+            </w:r>
+          </w:p>
+          <w:p>
+            <w:pPr>
+              <w:pStyle w:val="NormalWeb"/>
+            </w:pPr>
+            <w:r>
+              <w:rPr>
+                <w:rStyle w:val="HTMLCode"/>
+                <w:rFonts w:eastAsiaTheme="majorEastAsia"/>
+              </w:rPr>
+              <w:t>subPath</w:t>
+            </w:r>
+            <w:r>
+              <w:t>:</w:t>
+            </w:r>
+          </w:p>
+          <w:p>
+            <w:pPr>
+              <w:spacing w:before="100" w:beforeAutospacing="1" w:after="100" w:afterAutospacing="1"/>
+            </w:pPr>
+            <w:r>
+              <w:rPr>
+                <w:rStyle w:val="Strong"/>
+              </w:rPr>
+              <w:t>Which part of the volume should I mount there?</w:t>
+            </w:r>
+          </w:p>
+          <w:p>
+            <w:pPr>
+              <w:pStyle w:val="1lightpink"/>
+              <w:shd w:val="clear" w:color="auto" w:fill="auto"/>
+            </w:pPr>
+          </w:p>
+        </w:tc>
+      </w:tr>
+    </w:tbl>
+    <w:p>
+      <w:pPr>
+        <w:pStyle w:val="1lightpink"/>
+      </w:pPr>
+    </w:p>
+    <w:p>
+      <w:pPr>
+        <w:pStyle w:val="h3-yell"/>
+      </w:pPr>
+      <w:r>
+        <w:lastRenderedPageBreak/>
+        <w:t xml:space="preserve">Host path </w:t>
+      </w:r>
+    </w:p>
+    <w:tbl>
+      <w:tblPr>
+        <w:tblStyle w:val="TableGrid"/>
+        <w:tblW w:w="0" w:type="auto"/>
+        <w:tblLook w:val="04A0" w:firstRow="1" w:lastRow="0" w:firstColumn="1" w:lastColumn="0" w:noHBand="0" w:noVBand="1"/>
+      </w:tblPr>
+      <w:tblGrid>
+        <w:gridCol w:w="5935"/>
+        <w:gridCol w:w="11250"/>
+        <w:gridCol w:w="6281"/>
+      </w:tblGrid>
+      <w:tr>
+        <w:tc>
+          <w:tcPr>
+            <w:tcW w:w="5935" w:type="dxa"/>
+          </w:tcPr>
+          <w:p>
+            <w:pPr>
+              <w:pStyle w:val="Heading1"/>
+              <w:rPr>
+                <w:rFonts w:ascii="Times New Roman" w:hAnsi="Times New Roman"/>
+                <w:sz w:val="48"/>
+              </w:rPr>
+            </w:pPr>
+            <w:r>
+              <w:t xml:space="preserve">5. What is </w:t>
+            </w:r>
+            <w:r>
+              <w:rPr>
+                <w:rStyle w:val="HTMLCode"/>
+                <w:rFonts w:eastAsiaTheme="majorEastAsia"/>
+              </w:rPr>
+              <w:t>hostPath</w:t>
+            </w:r>
+            <w:r>
+              <w:t>?</w:t>
+            </w:r>
+          </w:p>
+          <w:p>
+            <w:pPr>
+              <w:pStyle w:val="NormalWeb"/>
+            </w:pPr>
+            <w:r>
+              <w:rPr>
+                <w:rStyle w:val="HTMLCode"/>
+                <w:rFonts w:eastAsiaTheme="majorEastAsia"/>
+              </w:rPr>
+              <w:t>hostPath</w:t>
+            </w:r>
+            <w:r>
+              <w:t xml:space="preserve"> means:</w:t>
+            </w:r>
+          </w:p>
+          <w:p>
+            <w:pPr>
+              <w:pStyle w:val="NormalWeb"/>
+            </w:pPr>
+            <w:r>
+              <w:rPr>
+                <w:rStyle w:val="Strong"/>
+              </w:rPr>
+              <w:t>Use a directory/file from the Kubernetes node's filesystem.</w:t>
+            </w:r>
+          </w:p>
+          <w:p>
+            <w:pPr>
+              <w:pStyle w:val="NormalWeb"/>
+            </w:pPr>
+            <w:r>
+              <w:t>Example:</w:t>
+            </w:r>
+          </w:p>
+          <w:p>
+            <w:pPr>
+              <w:pStyle w:val="HTMLPreformatted"/>
+              <w:rPr>
+                <w:rStyle w:val="HTMLCode"/>
+                <w:rFonts w:eastAsiaTheme="majorEastAsia"/>
+              </w:rPr>
+            </w:pPr>
+            <w:r>
+              <w:rPr>
+                <w:rStyle w:val="HTMLCode"/>
+                <w:rFonts w:eastAsiaTheme="majorEastAsia"/>
+              </w:rPr>
+              <w:t>volumes:</w:t>
+            </w:r>
+          </w:p>
+          <w:p>
+            <w:pPr>
+              <w:pStyle w:val="HTMLPreformatted"/>
+              <w:rPr>
+                <w:rStyle w:val="HTMLCode"/>
+                <w:rFonts w:eastAsiaTheme="majorEastAsia"/>
+              </w:rPr>
+            </w:pPr>
+            <w:r>
+              <w:rPr>
+                <w:rStyle w:val="HTMLCode"/>
+                <w:rFonts w:eastAsiaTheme="majorEastAsia"/>
+              </w:rPr>
+              <w:t xml:space="preserve">  - name: host-volume</w:t>
+            </w:r>
+          </w:p>
+          <w:p>
+            <w:pPr>
+              <w:pStyle w:val="HTMLPreformatted"/>
+              <w:rPr>
+                <w:rStyle w:val="HTMLCode"/>
+                <w:rFonts w:eastAsiaTheme="majorEastAsia"/>
+              </w:rPr>
+            </w:pPr>
+            <w:r>
+              <w:rPr>
+                <w:rStyle w:val="HTMLCode"/>
+                <w:rFonts w:eastAsiaTheme="majorEastAsia"/>
+              </w:rPr>
+              <w:t xml:space="preserve">    hostPath:</w:t>
+            </w:r>
+          </w:p>
+          <w:p>
+            <w:pPr>
+              <w:pStyle w:val="HTMLPreformatted"/>
+              <w:rPr>
+                <w:rStyle w:val="HTMLCode"/>
+                <w:rFonts w:eastAsiaTheme="majorEastAsia"/>
+              </w:rPr>
+            </w:pPr>
+            <w:r>
+              <w:rPr>
+                <w:rStyle w:val="HTMLCode"/>
+                <w:rFonts w:eastAsiaTheme="majorEastAsia"/>
+              </w:rPr>
+              <w:t xml:space="preserve">      path: /var/log/myapp</w:t>
+            </w:r>
+          </w:p>
+          <w:p>
+            <w:pPr>
+              <w:pStyle w:val="HTMLPreformatted"/>
+            </w:pPr>
+            <w:r>
+              <w:rPr>
+                <w:rStyle w:val="HTMLCode"/>
+                <w:rFonts w:eastAsiaTheme="majorEastAsia"/>
+              </w:rPr>
+              <w:t xml:space="preserve">      type: DirectoryOrCreate</w:t>
+            </w:r>
+          </w:p>
+          <w:p>
+            <w:pPr>
+              <w:pStyle w:val="NormalWeb"/>
+            </w:pPr>
+            <w:r>
+              <w:t>Then:</w:t>
+            </w:r>
+          </w:p>
+          <w:p>
+            <w:pPr>
+              <w:pStyle w:val="HTMLPreformatted"/>
+              <w:rPr>
+                <w:rStyle w:val="HTMLCode"/>
+                <w:rFonts w:eastAsiaTheme="majorEastAsia"/>
+              </w:rPr>
+            </w:pPr>
+            <w:r>
+              <w:rPr>
+                <w:rStyle w:val="HTMLCode"/>
+                <w:rFonts w:eastAsiaTheme="majorEastAsia"/>
+              </w:rPr>
+              <w:t>volumeMounts:</w:t>
+            </w:r>
+          </w:p>
+          <w:p>
+            <w:pPr>
+              <w:pStyle w:val="HTMLPreformatted"/>
+              <w:rPr>
+                <w:rStyle w:val="HTMLCode"/>
+                <w:rFonts w:eastAsiaTheme="majorEastAsia"/>
+              </w:rPr>
+            </w:pPr>
+            <w:r>
+              <w:rPr>
+                <w:rStyle w:val="HTMLCode"/>
+                <w:rFonts w:eastAsiaTheme="majorEastAsia"/>
+              </w:rPr>
+              <w:t xml:space="preserve">  - name: host-volume</w:t>
+            </w:r>
+          </w:p>
+          <w:p>
+            <w:pPr>
+              <w:pStyle w:val="HTMLPreformatted"/>
+            </w:pPr>
+            <w:r>
+              <w:rPr>
+                <w:rStyle w:val="HTMLCode"/>
+                <w:rFonts w:eastAsiaTheme="majorEastAsia"/>
+              </w:rPr>
+              <w:t xml:space="preserve">    mountPath: /app/logs</w:t>
+            </w:r>
+          </w:p>
+          <w:p>
+            <w:pPr>
+              <w:pStyle w:val="NormalWeb"/>
+            </w:pPr>
+            <w:r>
+              <w:t>Imagine your Kubernetes node has:</w:t>
+            </w:r>
+          </w:p>
+          <w:p>
+            <w:pPr>
+              <w:pStyle w:val="HTMLPreformatted"/>
+              <w:rPr>
+                <w:rStyle w:val="HTMLCode"/>
+                <w:rFonts w:eastAsiaTheme="majorEastAsia"/>
+              </w:rPr>
+            </w:pPr>
+            <w:r>
+              <w:rPr>
+                <w:rStyle w:val="HTMLCode"/>
+                <w:rFonts w:eastAsiaTheme="majorEastAsia"/>
+              </w:rPr>
+              <w:t>Node</w:t>
+            </w:r>
+          </w:p>
+          <w:p>
+            <w:pPr>
+              <w:pStyle w:val="HTMLPreformatted"/>
+            </w:pPr>
+            <w:r>
+              <w:rPr>
+                <w:rStyle w:val="HTMLCode"/>
+                <w:rFonts w:eastAsiaTheme="majorEastAsia"/>
+              </w:rPr>
+              <w:t>└── /var/log/myapp</w:t>
+            </w:r>
+          </w:p>
+          <w:p>
+            <w:pPr>
+              <w:pStyle w:val="NormalWeb"/>
+            </w:pPr>
+            <w:r>
+              <w:t>Your container sees:</w:t>
+            </w:r>
+          </w:p>
+          <w:p>
+            <w:pPr>
+              <w:pStyle w:val="HTMLPreformatted"/>
+              <w:rPr>
+                <w:rStyle w:val="HTMLCode"/>
+                <w:rFonts w:eastAsiaTheme="majorEastAsia"/>
+              </w:rPr>
+            </w:pPr>
+            <w:r>
+              <w:rPr>
+                <w:rStyle w:val="HTMLCode"/>
+                <w:rFonts w:eastAsiaTheme="majorEastAsia"/>
+              </w:rPr>
+              <w:t>Container</w:t>
+            </w:r>
+          </w:p>
+          <w:p>
+            <w:pPr>
+              <w:pStyle w:val="HTMLPreformatted"/>
+            </w:pPr>
+            <w:r>
+              <w:rPr>
+                <w:rStyle w:val="HTMLCode"/>
+                <w:rFonts w:eastAsiaTheme="majorEastAsia"/>
+              </w:rPr>
+              <w:t>└── /app/logs</w:t>
+            </w:r>
+          </w:p>
+          <w:p>
+            <w:pPr>
+              <w:pStyle w:val="NormalWeb"/>
+            </w:pPr>
+            <w:r>
+              <w:t>Both point to the same underlying location:</w:t>
+            </w:r>
+          </w:p>
+          <w:p>
+            <w:pPr>
+              <w:pStyle w:val="HTMLPreformatted"/>
+              <w:rPr>
+                <w:rStyle w:val="HTMLCode"/>
+                <w:rFonts w:eastAsiaTheme="majorEastAsia"/>
+              </w:rPr>
+            </w:pPr>
+            <w:r>
+              <w:rPr>
+                <w:rStyle w:val="HTMLCode"/>
+                <w:rFonts w:eastAsiaTheme="majorEastAsia"/>
+              </w:rPr>
+              <w:t>Node:</w:t>
+            </w:r>
+          </w:p>
+          <w:p>
+            <w:pPr>
+              <w:pStyle w:val="HTMLPreformatted"/>
+              <w:rPr>
+                <w:rStyle w:val="HTMLCode"/>
+                <w:rFonts w:eastAsiaTheme="majorEastAsia"/>
+              </w:rPr>
+            </w:pPr>
+            <w:r>
+              <w:rPr>
+                <w:rStyle w:val="HTMLCode"/>
+                <w:rFonts w:eastAsiaTheme="majorEastAsia"/>
+              </w:rPr>
+              <w:t>/var/log/myapp</w:t>
+            </w:r>
+          </w:p>
+          <w:p>
+            <w:pPr>
+              <w:pStyle w:val="HTMLPreformatted"/>
+              <w:rPr>
+                <w:rStyle w:val="HTMLCode"/>
+                <w:rFonts w:eastAsiaTheme="majorEastAsia"/>
+              </w:rPr>
+            </w:pPr>
+            <w:r>
+              <w:rPr>
+                <w:rStyle w:val="HTMLCode"/>
+                <w:rFonts w:eastAsiaTheme="majorEastAsia"/>
+              </w:rPr>
+              <w:t xml:space="preserve">       ↑</w:t>
+            </w:r>
+          </w:p>
+          <w:p>
+            <w:pPr>
+              <w:pStyle w:val="HTMLPreformatted"/>
+              <w:rPr>
+                <w:rStyle w:val="HTMLCode"/>
+                <w:rFonts w:eastAsiaTheme="majorEastAsia"/>
+              </w:rPr>
+            </w:pPr>
+            <w:r>
+              <w:rPr>
+                <w:rStyle w:val="HTMLCode"/>
+                <w:rFonts w:eastAsiaTheme="majorEastAsia"/>
+              </w:rPr>
+              <w:t xml:space="preserve">       │</w:t>
+            </w:r>
+          </w:p>
+          <w:p>
+            <w:pPr>
+              <w:pStyle w:val="HTMLPreformatted"/>
+              <w:rPr>
+                <w:rStyle w:val="HTMLCode"/>
+                <w:rFonts w:eastAsiaTheme="majorEastAsia"/>
+              </w:rPr>
+            </w:pPr>
+            <w:r>
+              <w:rPr>
+                <w:rStyle w:val="HTMLCode"/>
+                <w:rFonts w:eastAsiaTheme="majorEastAsia"/>
+              </w:rPr>
+              <w:t xml:space="preserve">       ↓</w:t>
+            </w:r>
+          </w:p>
+          <w:p>
+            <w:pPr>
+              <w:pStyle w:val="HTMLPreformatted"/>
+              <w:rPr>
+                <w:rStyle w:val="HTMLCode"/>
+                <w:rFonts w:eastAsiaTheme="majorEastAsia"/>
+              </w:rPr>
+            </w:pPr>
+            <w:r>
+              <w:rPr>
+                <w:rStyle w:val="HTMLCode"/>
+                <w:rFonts w:eastAsiaTheme="majorEastAsia"/>
+              </w:rPr>
+              <w:t>Container:</w:t>
+            </w:r>
+          </w:p>
+          <w:p>
+            <w:pPr>
+              <w:pStyle w:val="HTMLPreformatted"/>
+            </w:pPr>
+            <w:r>
+              <w:rPr>
+                <w:rStyle w:val="HTMLCode"/>
+                <w:rFonts w:eastAsiaTheme="majorEastAsia"/>
+              </w:rPr>
+              <w:t>/app/logs</w:t>
+            </w:r>
+          </w:p>
+          <w:p>
+            <w:pPr>
+              <w:pStyle w:val="1lightpink"/>
+              <w:shd w:val="clear" w:color="auto" w:fill="auto"/>
+            </w:pPr>
+          </w:p>
+        </w:tc>
+        <w:tc>
+          <w:tcPr>
+            <w:tcW w:w="11250" w:type="dxa"/>
+          </w:tcPr>
+          <w:p>
+            <w:pPr>
+              <w:pStyle w:val="Heading1"/>
+              <w:rPr>
+                <w:rFonts w:ascii="Times New Roman" w:hAnsi="Times New Roman"/>
+                <w:sz w:val="48"/>
+              </w:rPr>
+            </w:pPr>
+            <w:r>
+              <w:t xml:space="preserve">6. Why is </w:t>
+            </w:r>
+            <w:r>
+              <w:rPr>
+                <w:rStyle w:val="HTMLCode"/>
+                <w:rFonts w:eastAsiaTheme="majorEastAsia"/>
+              </w:rPr>
+              <w:t>hostPath</w:t>
+            </w:r>
+            <w:r>
+              <w:t xml:space="preserve"> dangerous in Kubernetes?</w:t>
+            </w:r>
+          </w:p>
+          <w:p>
+            <w:pPr>
+              <w:pStyle w:val="NormalWeb"/>
+            </w:pPr>
+            <w:r>
+              <w:t xml:space="preserve">Because the storage belongs to the </w:t>
+            </w:r>
+            <w:r>
+              <w:rPr>
+                <w:rStyle w:val="Strong"/>
+              </w:rPr>
+              <w:t>specific node</w:t>
+            </w:r>
+            <w:r>
+              <w:t>.</w:t>
+            </w:r>
+          </w:p>
+          <w:p>
+            <w:pPr>
+              <w:pStyle w:val="NormalWeb"/>
+            </w:pPr>
+            <w:r>
+              <w:t>Imagine:</w:t>
+            </w:r>
+          </w:p>
+          <w:p>
+            <w:pPr>
+              <w:pStyle w:val="HTMLPreformatted"/>
+              <w:rPr>
+                <w:rStyle w:val="HTMLCode"/>
+                <w:rFonts w:eastAsiaTheme="majorEastAsia"/>
+              </w:rPr>
+            </w:pPr>
+            <w:r>
+              <w:rPr>
+                <w:rStyle w:val="HTMLCode"/>
+                <w:rFonts w:eastAsiaTheme="majorEastAsia"/>
+              </w:rPr>
+              <w:t>Node 1</w:t>
+            </w:r>
+          </w:p>
+          <w:p>
+            <w:pPr>
+              <w:pStyle w:val="HTMLPreformatted"/>
+              <w:rPr>
+                <w:rStyle w:val="HTMLCode"/>
+                <w:rFonts w:eastAsiaTheme="majorEastAsia"/>
+              </w:rPr>
+            </w:pPr>
+            <w:r>
+              <w:rPr>
+                <w:rStyle w:val="HTMLCode"/>
+                <w:rFonts w:eastAsiaTheme="majorEastAsia"/>
+              </w:rPr>
+              <w:t>└── /var/log/myapp</w:t>
+            </w:r>
+          </w:p>
+          <w:p>
+            <w:pPr>
+              <w:pStyle w:val="HTMLPreformatted"/>
+              <w:rPr>
+                <w:rStyle w:val="HTMLCode"/>
+                <w:rFonts w:eastAsiaTheme="majorEastAsia"/>
+              </w:rPr>
+            </w:pPr>
+            <w:r>
+              <w:rPr>
+                <w:rStyle w:val="HTMLCode"/>
+                <w:rFonts w:eastAsiaTheme="majorEastAsia"/>
+              </w:rPr>
+              <w:t xml:space="preserve">      ↑</w:t>
+            </w:r>
+          </w:p>
+          <w:p>
+            <w:pPr>
+              <w:pStyle w:val="HTMLPreformatted"/>
+            </w:pPr>
+            <w:r>
+              <w:rPr>
+                <w:rStyle w:val="HTMLCode"/>
+                <w:rFonts w:eastAsiaTheme="majorEastAsia"/>
+              </w:rPr>
+              <w:t xml:space="preserve">      Pod A</w:t>
+            </w:r>
+          </w:p>
+          <w:p>
+            <w:pPr>
+              <w:pStyle w:val="NormalWeb"/>
+            </w:pPr>
+            <w:r>
+              <w:t>Then Pod A gets deleted and Kubernetes creates Pod B on Node 2:</w:t>
+            </w:r>
+          </w:p>
+          <w:p>
+            <w:pPr>
+              <w:pStyle w:val="HTMLPreformatted"/>
+              <w:rPr>
+                <w:rStyle w:val="HTMLCode"/>
+                <w:rFonts w:eastAsiaTheme="majorEastAsia"/>
+              </w:rPr>
+            </w:pPr>
+            <w:r>
+              <w:rPr>
+                <w:rStyle w:val="HTMLCode"/>
+                <w:rFonts w:eastAsiaTheme="majorEastAsia"/>
+              </w:rPr>
+              <w:t>Node 2</w:t>
+            </w:r>
+          </w:p>
+          <w:p>
+            <w:pPr>
+              <w:pStyle w:val="HTMLPreformatted"/>
+            </w:pPr>
+            <w:r>
+              <w:rPr>
+                <w:rStyle w:val="HTMLCode"/>
+                <w:rFonts w:eastAsiaTheme="majorEastAsia"/>
+              </w:rPr>
+              <w:t>└── /var/log/myapp</w:t>
+            </w:r>
+          </w:p>
+          <w:p>
+            <w:pPr>
+              <w:pStyle w:val="NormalWeb"/>
+            </w:pPr>
+            <w:r>
+              <w:t xml:space="preserve">Pod B sees Node 2's directory, </w:t>
+            </w:r>
+            <w:r>
+              <w:rPr>
+                <w:rStyle w:val="Strong"/>
+              </w:rPr>
+              <w:t>not Node 1's data</w:t>
+            </w:r>
+            <w:r>
+              <w:t>.</w:t>
+            </w:r>
+          </w:p>
+          <w:p>
+            <w:pPr>
+              <w:pStyle w:val="NormalWeb"/>
+            </w:pPr>
+            <w:r>
+              <w:t xml:space="preserve">Therefore </w:t>
+            </w:r>
+            <w:r>
+              <w:rPr>
+                <w:rStyle w:val="HTMLCode"/>
+                <w:rFonts w:eastAsiaTheme="majorEastAsia"/>
+              </w:rPr>
+              <w:t>hostPath</w:t>
+            </w:r>
+            <w:r>
+              <w:t xml:space="preserve"> is generally </w:t>
+            </w:r>
+            <w:r>
+              <w:rPr>
+                <w:rStyle w:val="Strong"/>
+              </w:rPr>
+              <w:t>not appropriate for application persistent data in a multi-node cluster</w:t>
+            </w:r>
+            <w:r>
+              <w:t>.</w:t>
+            </w:r>
+          </w:p>
+          <w:p>
+            <w:pPr>
+              <w:pStyle w:val="NormalWeb"/>
+            </w:pPr>
+            <w:r>
+              <w:t>It's more commonly used for things such as node-level access, specialized workloads, or certain DaemonSet use cases.</w:t>
+            </w:r>
+          </w:p>
+          <w:p>
+            <w:r>
+              <w:pict w14:anchorId="1BAE91D9">
+                <v:rect id="_x0000_i1050" style="width:0;height:1.5pt" o:hralign="center" o:hrstd="t" o:hr="t" fillcolor="#a0a0a0" stroked="f"/>
+              </w:pict>
+            </w:r>
+          </w:p>
+          <w:p>
+            <w:pPr>
+              <w:pStyle w:val="Heading1"/>
+            </w:pPr>
+            <w:r>
+              <w:t>7. Volume vs volumeMount vs subPath vs hostPath</w:t>
+            </w:r>
+          </w:p>
+          <w:p>
+            <w:pPr>
+              <w:pStyle w:val="NormalWeb"/>
+            </w:pPr>
+            <w:r>
+              <w:t>This is the most important comparison:</w:t>
+            </w:r>
+          </w:p>
+          <w:tbl>
+            <w:tblPr>
+              <w:tblStyle w:val="PlainTable1"/>
+              <w:tblW w:w="0" w:type="auto"/>
+              <w:tblLook w:val="04A0" w:firstRow="1" w:lastRow="0" w:firstColumn="1" w:lastColumn="0" w:noHBand="0" w:noVBand="1"/>
+            </w:tblPr>
+            <w:tblGrid>
+              <w:gridCol w:w="1657"/>
+              <w:gridCol w:w="8638"/>
+            </w:tblGrid>
+            <w:tr>
+              <w:trPr>
+                <w:cnfStyle w:val="100000000000" w:firstRow="1" w:lastRow="0" w:firstColumn="0" w:lastColumn="0" w:oddVBand="0" w:evenVBand="0" w:oddHBand="0" w:evenHBand="0" w:firstRowFirstColumn="0" w:firstRowLastColumn="0" w:lastRowFirstColumn="0" w:lastRowLastColumn="0"/>
+              </w:trPr>
+              <w:tc>
+                <w:tcPr>
+                  <w:cnfStyle w:val="001000000000" w:firstRow="0" w:lastRow="0" w:firstColumn="1" w:lastColumn="0" w:oddVBand="0" w:evenVBand="0" w:oddHBand="0" w:evenHBand="0" w:firstRowFirstColumn="0" w:firstRowLastColumn="0" w:lastRowFirstColumn="0" w:lastRowLastColumn="0"/>
+                  <w:tcW w:w="0" w:type="auto"/>
+                  <w:hideMark/>
+                </w:tcPr>
+                <w:p>
+                  <w:pPr>
+                    <w:jc w:val="center"/>
+                  </w:pPr>
+                  <w:r>
+                    <w:rPr>
+                      <w:b w:val="0"/>
+                      <w:bCs w:val="0"/>
+                    </w:rPr>
+                    <w:t>Concept</w:t>
+                  </w:r>
+                </w:p>
+              </w:tc>
+              <w:tc>
+                <w:tcPr>
+                  <w:tcW w:w="0" w:type="auto"/>
+                  <w:hideMark/>
+                </w:tcPr>
+                <w:p>
+                  <w:pPr>
+                    <w:jc w:val="center"/>
+                    <w:cnfStyle w:val="100000000000" w:firstRow="1" w:lastRow="0" w:firstColumn="0" w:lastColumn="0" w:oddVBand="0" w:evenVBand="0" w:oddHBand="0" w:evenHBand="0" w:firstRowFirstColumn="0" w:firstRowLastColumn="0" w:lastRowFirstColumn="0" w:lastRowLastColumn="0"/>
+                    <w:rPr>
+                      <w:b w:val="0"/>
+                      <w:bCs w:val="0"/>
+                    </w:rPr>
+                  </w:pPr>
+                  <w:r>
+                    <w:rPr>
+                      <w:b w:val="0"/>
+                      <w:bCs w:val="0"/>
+                    </w:rPr>
+                    <w:t>Meaning</w:t>
+                  </w:r>
+                </w:p>
+              </w:tc>
+            </w:tr>
+            <w:tr>
+              <w:trPr>
+                <w:cnfStyle w:val="000000100000" w:firstRow="0" w:lastRow="0" w:firstColumn="0" w:lastColumn="0" w:oddVBand="0" w:evenVBand="0" w:oddHBand="1" w:evenHBand="0" w:firstRowFirstColumn="0" w:firstRowLastColumn="0" w:lastRowFirstColumn="0" w:lastRowLastColumn="0"/>
+              </w:trPr>
+              <w:tc>
+                <w:tcPr>
+                  <w:cnfStyle w:val="001000000000" w:firstRow="0" w:lastRow="0" w:firstColumn="1" w:lastColumn="0" w:oddVBand="0" w:evenVBand="0" w:oddHBand="0" w:evenHBand="0" w:firstRowFirstColumn="0" w:firstRowLastColumn="0" w:lastRowFirstColumn="0" w:lastRowLastColumn="0"/>
+                  <w:tcW w:w="0" w:type="auto"/>
+                  <w:hideMark/>
+                </w:tcPr>
+                <w:p>
+                  <w:pPr>
+                    <w:rPr>
+                      <w:b w:val="0"/>
+                      <w:bCs w:val="0"/>
+                    </w:rPr>
+                  </w:pPr>
+                  <w:r>
+                    <w:rPr>
+                      <w:rStyle w:val="HTMLCode"/>
+                      <w:rFonts w:eastAsiaTheme="majorEastAsia"/>
+                    </w:rPr>
+                    <w:t>volume</w:t>
+                  </w:r>
+                </w:p>
+              </w:tc>
+              <w:tc>
+                <w:tcPr>
+                  <w:tcW w:w="0" w:type="auto"/>
+                  <w:hideMark/>
+                </w:tcPr>
+                <w:p>
+                  <w:pPr>
+                    <w:cnfStyle w:val="000000100000" w:firstRow="0" w:lastRow="0" w:firstColumn="0" w:lastColumn="0" w:oddVBand="0" w:evenVBand="0" w:oddHBand="1" w:evenHBand="0" w:firstRowFirstColumn="0" w:firstRowLastColumn="0" w:lastRowFirstColumn="0" w:lastRowLastColumn="0"/>
+                  </w:pPr>
+                  <w:r>
+                    <w:t>Defines the storage</w:t>
+                  </w:r>
+                </w:p>
+              </w:tc>
+            </w:tr>
+            <w:tr>
+              <w:tc>
+                <w:tcPr>
+                  <w:cnfStyle w:val="001000000000" w:firstRow="0" w:lastRow="0" w:firstColumn="1" w:lastColumn="0" w:oddVBand="0" w:evenVBand="0" w:oddHBand="0" w:evenHBand="0" w:firstRowFirstColumn="0" w:firstRowLastColumn="0" w:lastRowFirstColumn="0" w:lastRowLastColumn="0"/>
+                  <w:tcW w:w="0" w:type="auto"/>
+                  <w:hideMark/>
+                </w:tcPr>
+                <w:p>
+                  <w:r>
+                    <w:rPr>
+                      <w:rStyle w:val="HTMLCode"/>
+                      <w:rFonts w:eastAsiaTheme="majorEastAsia"/>
+                    </w:rPr>
+                    <w:t>volumeMounts</w:t>
+                  </w:r>
+                </w:p>
+              </w:tc>
+              <w:tc>
+                <w:tcPr>
+                  <w:tcW w:w="0" w:type="auto"/>
+                  <w:hideMark/>
+                </w:tcPr>
+                <w:p>
+                  <w:pPr>
+                    <w:cnfStyle w:val="000000000000" w:firstRow="0" w:lastRow="0" w:firstColumn="0" w:lastColumn="0" w:oddVBand="0" w:evenVBand="0" w:oddHBand="0" w:evenHBand="0" w:firstRowFirstColumn="0" w:firstRowLastColumn="0" w:lastRowFirstColumn="0" w:lastRowLastColumn="0"/>
+                  </w:pPr>
+                  <w:r>
+                    <w:t>Mounts that storage into a container</w:t>
+                  </w:r>
+                </w:p>
+              </w:tc>
+            </w:tr>
+            <w:tr>
+              <w:trPr>
+                <w:cnfStyle w:val="000000100000" w:firstRow="0" w:lastRow="0" w:firstColumn="0" w:lastColumn="0" w:oddVBand="0" w:evenVBand="0" w:oddHBand="1" w:evenHBand="0" w:firstRowFirstColumn="0" w:firstRowLastColumn="0" w:lastRowFirstColumn="0" w:lastRowLastColumn="0"/>
+              </w:trPr>
+              <w:tc>
+                <w:tcPr>
+                  <w:cnfStyle w:val="001000000000" w:firstRow="0" w:lastRow="0" w:firstColumn="1" w:lastColumn="0" w:oddVBand="0" w:evenVBand="0" w:oddHBand="0" w:evenHBand="0" w:firstRowFirstColumn="0" w:firstRowLastColumn="0" w:lastRowFirstColumn="0" w:lastRowLastColumn="0"/>
+                  <w:tcW w:w="0" w:type="auto"/>
+                  <w:hideMark/>
+                </w:tcPr>
+                <w:p>
+                  <w:r>
+                    <w:rPr>
+                      <w:rStyle w:val="HTMLCode"/>
+                      <w:rFonts w:eastAsiaTheme="majorEastAsia"/>
+                    </w:rPr>
+                    <w:t>mountPath</w:t>
+                  </w:r>
+                </w:p>
+              </w:tc>
+              <w:tc>
+                <w:tcPr>
+                  <w:tcW w:w="0" w:type="auto"/>
+                  <w:hideMark/>
+                </w:tcPr>
+                <w:p>
+                  <w:pPr>
+                    <w:cnfStyle w:val="000000100000" w:firstRow="0" w:lastRow="0" w:firstColumn="0" w:lastColumn="0" w:oddVBand="0" w:evenVBand="0" w:oddHBand="1" w:evenHBand="0" w:firstRowFirstColumn="0" w:firstRowLastColumn="0" w:lastRowFirstColumn="0" w:lastRowLastColumn="0"/>
+                  </w:pPr>
+                  <w:r>
+                    <w:t>Location inside the container</w:t>
+                  </w:r>
+                </w:p>
+              </w:tc>
+            </w:tr>
+            <w:tr>
+              <w:tc>
+                <w:tcPr>
+                  <w:cnfStyle w:val="001000000000" w:firstRow="0" w:lastRow="0" w:firstColumn="1" w:lastColumn="0" w:oddVBand="0" w:evenVBand="0" w:oddHBand="0" w:evenHBand="0" w:firstRowFirstColumn="0" w:firstRowLastColumn="0" w:lastRowFirstColumn="0" w:lastRowLastColumn="0"/>
+                  <w:tcW w:w="0" w:type="auto"/>
+                  <w:hideMark/>
+                </w:tcPr>
+                <w:p>
+                  <w:r>
+                    <w:rPr>
+                      <w:rStyle w:val="HTMLCode"/>
+                      <w:rFonts w:eastAsiaTheme="majorEastAsia"/>
+                    </w:rPr>
+                    <w:t>subPath</w:t>
+                  </w:r>
+                </w:p>
+              </w:tc>
+              <w:tc>
+                <w:tcPr>
+                  <w:tcW w:w="0" w:type="auto"/>
+                  <w:hideMark/>
+                </w:tcPr>
+                <w:p>
+                  <w:pPr>
+                    <w:cnfStyle w:val="000000000000" w:firstRow="0" w:lastRow="0" w:firstColumn="0" w:lastColumn="0" w:oddVBand="0" w:evenVBand="0" w:oddHBand="0" w:evenHBand="0" w:firstRowFirstColumn="0" w:firstRowLastColumn="0" w:lastRowFirstColumn="0" w:lastRowLastColumn="0"/>
+                  </w:pPr>
+                  <w:r>
+                    <w:t>Selects a particular directory/file from the volume</w:t>
+                  </w:r>
+                </w:p>
+              </w:tc>
+            </w:tr>
+            <w:tr>
+              <w:trPr>
+                <w:cnfStyle w:val="000000100000" w:firstRow="0" w:lastRow="0" w:firstColumn="0" w:lastColumn="0" w:oddVBand="0" w:evenVBand="0" w:oddHBand="1" w:evenHBand="0" w:firstRowFirstColumn="0" w:firstRowLastColumn="0" w:lastRowFirstColumn="0" w:lastRowLastColumn="0"/>
+              </w:trPr>
+              <w:tc>
+                <w:tcPr>
+                  <w:cnfStyle w:val="001000000000" w:firstRow="0" w:lastRow="0" w:firstColumn="1" w:lastColumn="0" w:oddVBand="0" w:evenVBand="0" w:oddHBand="0" w:evenHBand="0" w:firstRowFirstColumn="0" w:firstRowLastColumn="0" w:lastRowFirstColumn="0" w:lastRowLastColumn="0"/>
+                  <w:tcW w:w="0" w:type="auto"/>
+                  <w:hideMark/>
+                </w:tcPr>
+                <w:p>
+                  <w:r>
+                    <w:rPr>
+                      <w:rStyle w:val="HTMLCode"/>
+                      <w:rFonts w:eastAsiaTheme="majorEastAsia"/>
+                    </w:rPr>
+                    <w:t>hostPath</w:t>
+                  </w:r>
+                </w:p>
+              </w:tc>
+              <w:tc>
+                <w:tcPr>
+                  <w:tcW w:w="0" w:type="auto"/>
+                  <w:hideMark/>
+                </w:tcPr>
+                <w:p>
+                  <w:pPr>
+                    <w:cnfStyle w:val="000000100000" w:firstRow="0" w:lastRow="0" w:firstColumn="0" w:lastColumn="0" w:oddVBand="0" w:evenVBand="0" w:oddHBand="1" w:evenHBand="0" w:firstRowFirstColumn="0" w:firstRowLastColumn="0" w:lastRowFirstColumn="0" w:lastRowLastColumn="0"/>
+                  </w:pPr>
+                  <w:r>
+                    <w:t>A volume type that uses storage directly from the Kubernetes node</w:t>
+                  </w:r>
+                </w:p>
+              </w:tc>
+            </w:tr>
+          </w:tbl>
+          <w:p>
+            <w:pPr>
+              <w:pStyle w:val="1lightpink"/>
+              <w:shd w:val="clear" w:color="auto" w:fill="auto"/>
+            </w:pPr>
+          </w:p>
+        </w:tc>
+        <w:tc>
+          <w:tcPr>
+            <w:tcW w:w="6281" w:type="dxa"/>
+          </w:tcPr>
+          <w:p>
+            <w:pPr>
+              <w:pStyle w:val="Heading1"/>
+              <w:rPr>
+                <w:rFonts w:ascii="Times New Roman" w:hAnsi="Times New Roman"/>
+                <w:sz w:val="48"/>
+              </w:rPr>
+            </w:pPr>
+            <w:r>
+              <w:t xml:space="preserve">5. </w:t>
+            </w:r>
+            <w:r>
+              <w:rPr>
+                <w:rStyle w:val="HTMLCode"/>
+                <w:rFonts w:eastAsiaTheme="majorEastAsia"/>
+              </w:rPr>
+              <w:t>hostPath</w:t>
+            </w:r>
+            <w:r>
+              <w:t xml:space="preserve"> is different again</w:t>
+            </w:r>
+          </w:p>
+          <w:p>
+            <w:pPr>
+              <w:pStyle w:val="NormalWeb"/>
+            </w:pPr>
+            <w:r>
+              <w:t>With:</w:t>
+            </w:r>
+          </w:p>
+          <w:p>
+            <w:pPr>
+              <w:pStyle w:val="HTMLPreformatted"/>
+              <w:rPr>
+                <w:rStyle w:val="HTMLCode"/>
+                <w:rFonts w:eastAsiaTheme="majorEastAsia"/>
+              </w:rPr>
+            </w:pPr>
+            <w:r>
+              <w:rPr>
+                <w:rStyle w:val="HTMLCode"/>
+                <w:rFonts w:eastAsiaTheme="majorEastAsia"/>
+              </w:rPr>
+              <w:t>volumes:</w:t>
+            </w:r>
+          </w:p>
+          <w:p>
+            <w:pPr>
+              <w:pStyle w:val="HTMLPreformatted"/>
+              <w:rPr>
+                <w:rStyle w:val="HTMLCode"/>
+                <w:rFonts w:eastAsiaTheme="majorEastAsia"/>
+              </w:rPr>
+            </w:pPr>
+            <w:r>
+              <w:rPr>
+                <w:rStyle w:val="HTMLCode"/>
+                <w:rFonts w:eastAsiaTheme="majorEastAsia"/>
+              </w:rPr>
+              <w:t xml:space="preserve">  - name: data</w:t>
+            </w:r>
+          </w:p>
+          <w:p>
+            <w:pPr>
+              <w:pStyle w:val="HTMLPreformatted"/>
+              <w:rPr>
+                <w:rStyle w:val="HTMLCode"/>
+                <w:rFonts w:eastAsiaTheme="majorEastAsia"/>
+              </w:rPr>
+            </w:pPr>
+            <w:r>
+              <w:rPr>
+                <w:rStyle w:val="HTMLCode"/>
+                <w:rFonts w:eastAsiaTheme="majorEastAsia"/>
+              </w:rPr>
+              <w:t xml:space="preserve">    hostPath:</w:t>
+            </w:r>
+          </w:p>
+          <w:p>
+            <w:pPr>
+              <w:pStyle w:val="HTMLPreformatted"/>
+            </w:pPr>
+            <w:r>
+              <w:rPr>
+                <w:rStyle w:val="HTMLCode"/>
+                <w:rFonts w:eastAsiaTheme="majorEastAsia"/>
+              </w:rPr>
+              <w:t xml:space="preserve">      path: /data</w:t>
+            </w:r>
+          </w:p>
+          <w:p>
+            <w:pPr>
+              <w:pStyle w:val="NormalWeb"/>
+            </w:pPr>
+            <w:r>
+              <w:t xml:space="preserve">the data belongs to the </w:t>
+            </w:r>
+            <w:r>
+              <w:rPr>
+                <w:rStyle w:val="Strong"/>
+              </w:rPr>
+              <w:t>Node</w:t>
+            </w:r>
+            <w:r>
+              <w:t>.</w:t>
+            </w:r>
+          </w:p>
+          <w:p>
+            <w:pPr>
+              <w:pStyle w:val="NormalWeb"/>
+            </w:pPr>
+            <w:r>
+              <w:t>So:</w:t>
+            </w:r>
+          </w:p>
+          <w:p>
+            <w:pPr>
+              <w:pStyle w:val="HTMLPreformatted"/>
+              <w:rPr>
+                <w:rStyle w:val="HTMLCode"/>
+                <w:rFonts w:eastAsiaTheme="majorEastAsia"/>
+              </w:rPr>
+            </w:pPr>
+            <w:r>
+              <w:rPr>
+                <w:rStyle w:val="HTMLCode"/>
+                <w:rFonts w:eastAsiaTheme="majorEastAsia"/>
+              </w:rPr>
+              <w:t>Node 1</w:t>
+            </w:r>
+          </w:p>
+          <w:p>
+            <w:pPr>
+              <w:pStyle w:val="HTMLPreformatted"/>
+              <w:rPr>
+                <w:rStyle w:val="HTMLCode"/>
+                <w:rFonts w:eastAsiaTheme="majorEastAsia"/>
+              </w:rPr>
+            </w:pPr>
+            <w:r>
+              <w:rPr>
+                <w:rStyle w:val="HTMLCode"/>
+                <w:rFonts w:eastAsiaTheme="majorEastAsia"/>
+              </w:rPr>
+              <w:t>└── /data</w:t>
+            </w:r>
+          </w:p>
+          <w:p>
+            <w:pPr>
+              <w:pStyle w:val="HTMLPreformatted"/>
+              <w:rPr>
+                <w:rStyle w:val="HTMLCode"/>
+                <w:rFonts w:eastAsiaTheme="majorEastAsia"/>
+              </w:rPr>
+            </w:pPr>
+            <w:r>
+              <w:rPr>
+                <w:rStyle w:val="HTMLCode"/>
+                <w:rFonts w:eastAsiaTheme="majorEastAsia"/>
+              </w:rPr>
+              <w:t xml:space="preserve">      └── file.txt</w:t>
+            </w:r>
+          </w:p>
+          <w:p>
+            <w:pPr>
+              <w:pStyle w:val="HTMLPreformatted"/>
+              <w:rPr>
+                <w:rStyle w:val="HTMLCode"/>
+                <w:rFonts w:eastAsiaTheme="majorEastAsia"/>
+              </w:rPr>
+            </w:pPr>
+            <w:r>
+              <w:rPr>
+                <w:rStyle w:val="HTMLCode"/>
+                <w:rFonts w:eastAsiaTheme="majorEastAsia"/>
+              </w:rPr>
+              <w:t xml:space="preserve">          ↑</w:t>
+            </w:r>
+          </w:p>
+          <w:p>
+            <w:pPr>
+              <w:pStyle w:val="HTMLPreformatted"/>
+            </w:pPr>
+            <w:r>
+              <w:rPr>
+                <w:rStyle w:val="HTMLCode"/>
+                <w:rFonts w:eastAsiaTheme="majorEastAsia"/>
+              </w:rPr>
+              <w:t xml:space="preserve">        Pod A</w:t>
+            </w:r>
+          </w:p>
+          <w:p>
+            <w:pPr>
+              <w:pStyle w:val="NormalWeb"/>
+            </w:pPr>
+            <w:r>
+              <w:t xml:space="preserve">If Pod A disappears and a new Pod is created </w:t>
+            </w:r>
+            <w:r>
+              <w:rPr>
+                <w:rStyle w:val="Strong"/>
+              </w:rPr>
+              <w:t>on Node 1</w:t>
+            </w:r>
+            <w:r>
+              <w:t>:</w:t>
+            </w:r>
+          </w:p>
+          <w:p>
+            <w:pPr>
+              <w:pStyle w:val="HTMLPreformatted"/>
+              <w:rPr>
+                <w:rStyle w:val="HTMLCode"/>
+                <w:rFonts w:eastAsiaTheme="majorEastAsia"/>
+              </w:rPr>
+            </w:pPr>
+            <w:r>
+              <w:rPr>
+                <w:rStyle w:val="HTMLCode"/>
+                <w:rFonts w:eastAsiaTheme="majorEastAsia"/>
+              </w:rPr>
+              <w:t>Node 1</w:t>
+            </w:r>
+          </w:p>
+          <w:p>
+            <w:pPr>
+              <w:pStyle w:val="HTMLPreformatted"/>
+              <w:rPr>
+                <w:rStyle w:val="HTMLCode"/>
+                <w:rFonts w:eastAsiaTheme="majorEastAsia"/>
+              </w:rPr>
+            </w:pPr>
+            <w:r>
+              <w:rPr>
+                <w:rStyle w:val="HTMLCode"/>
+                <w:rFonts w:eastAsiaTheme="majorEastAsia"/>
+              </w:rPr>
+              <w:t>└── /data</w:t>
+            </w:r>
+          </w:p>
+          <w:p>
+            <w:pPr>
+              <w:pStyle w:val="HTMLPreformatted"/>
+              <w:rPr>
+                <w:rStyle w:val="HTMLCode"/>
+                <w:rFonts w:eastAsiaTheme="majorEastAsia"/>
+              </w:rPr>
+            </w:pPr>
+            <w:r>
+              <w:rPr>
+                <w:rStyle w:val="HTMLCode"/>
+                <w:rFonts w:eastAsiaTheme="majorEastAsia"/>
+              </w:rPr>
+              <w:t xml:space="preserve">      └── file.txt</w:t>
+            </w:r>
+          </w:p>
+          <w:p>
+            <w:pPr>
+              <w:pStyle w:val="HTMLPreformatted"/>
+              <w:rPr>
+                <w:rStyle w:val="HTMLCode"/>
+                <w:rFonts w:eastAsiaTheme="majorEastAsia"/>
+              </w:rPr>
+            </w:pPr>
+            <w:r>
+              <w:rPr>
+                <w:rStyle w:val="HTMLCode"/>
+                <w:rFonts w:eastAsiaTheme="majorEastAsia"/>
+              </w:rPr>
+              <w:t xml:space="preserve">          ↑</w:t>
+            </w:r>
+          </w:p>
+          <w:p>
+            <w:pPr>
+              <w:pStyle w:val="HTMLPreformatted"/>
+            </w:pPr>
+            <w:r>
+              <w:rPr>
+                <w:rStyle w:val="HTMLCode"/>
+                <w:rFonts w:eastAsiaTheme="majorEastAsia"/>
+              </w:rPr>
+              <w:t xml:space="preserve">        Pod B</w:t>
+            </w:r>
+          </w:p>
+          <w:p>
+            <w:pPr>
+              <w:pStyle w:val="NormalWeb"/>
+            </w:pPr>
+            <w:r>
+              <w:t>The file is still there.</w:t>
+            </w:r>
+          </w:p>
+          <w:p>
+            <w:pPr>
+              <w:pStyle w:val="NormalWeb"/>
+            </w:pPr>
+            <w:r>
+              <w:t>But if Pod B gets scheduled on Node 2:</w:t>
+            </w:r>
+          </w:p>
+          <w:p>
+            <w:pPr>
+              <w:pStyle w:val="HTMLPreformatted"/>
+              <w:rPr>
+                <w:rStyle w:val="HTMLCode"/>
+                <w:rFonts w:eastAsiaTheme="majorEastAsia"/>
+              </w:rPr>
+            </w:pPr>
+            <w:r>
+              <w:rPr>
+                <w:rStyle w:val="HTMLCode"/>
+                <w:rFonts w:eastAsiaTheme="majorEastAsia"/>
+              </w:rPr>
+              <w:t>Node 2</w:t>
+            </w:r>
+          </w:p>
+          <w:p>
+            <w:pPr>
+              <w:pStyle w:val="HTMLPreformatted"/>
+              <w:rPr>
+                <w:rStyle w:val="HTMLCode"/>
+                <w:rFonts w:eastAsiaTheme="majorEastAsia"/>
+              </w:rPr>
+            </w:pPr>
+            <w:r>
+              <w:rPr>
+                <w:rStyle w:val="HTMLCode"/>
+                <w:rFonts w:eastAsiaTheme="majorEastAsia"/>
+              </w:rPr>
+              <w:t>└── /data</w:t>
+            </w:r>
+          </w:p>
+          <w:p>
+            <w:pPr>
+              <w:pStyle w:val="HTMLPreformatted"/>
+            </w:pPr>
+            <w:r>
+              <w:rPr>
+                <w:rStyle w:val="HTMLCode"/>
+                <w:rFonts w:eastAsiaTheme="majorEastAsia"/>
+              </w:rPr>
+              <w:t xml:space="preserve">      └── ??? </w:t>
+            </w:r>
+          </w:p>
+          <w:p>
+            <w:pPr>
+              <w:pStyle w:val="NormalWeb"/>
+            </w:pPr>
+            <w:r>
+              <w:t xml:space="preserve">it won't see Node 1's </w:t>
+            </w:r>
+            <w:r>
+              <w:rPr>
+                <w:rStyle w:val="HTMLCode"/>
+                <w:rFonts w:eastAsiaTheme="majorEastAsia"/>
+              </w:rPr>
+              <w:t>/data</w:t>
+            </w:r>
+            <w:r>
+              <w:t>.</w:t>
+            </w:r>
+          </w:p>
+          <w:p>
+            <w:pPr>
+              <w:pStyle w:val="NormalWeb"/>
+            </w:pPr>
+            <w:r>
+              <w:t xml:space="preserve">That's why </w:t>
+            </w:r>
+            <w:r>
+              <w:rPr>
+                <w:rStyle w:val="HTMLCode"/>
+                <w:rFonts w:eastAsiaTheme="majorEastAsia"/>
+              </w:rPr>
+              <w:t>hostPath</w:t>
+            </w:r>
+            <w:r>
+              <w:t xml:space="preserve"> is generally unsuitable for normal application persistent data in a multi-node EKS cluster.</w:t>
+            </w:r>
+          </w:p>
+          <w:p>
+            <w:pPr>
+              <w:pStyle w:val="Heading1"/>
+              <w:outlineLvl w:val="0"/>
+            </w:pPr>
+          </w:p>
+        </w:tc>
+      </w:tr>
+    </w:tbl>
+    <w:p>
+      <w:pPr>
+        <w:pStyle w:val="1lightpink"/>
+      </w:pPr>
+    </w:p>
+    <w:tbl>
+      <w:tblPr>
+        <w:tblStyle w:val="TableGrid"/>
+        <w:tblW w:w="0" w:type="auto"/>
+        <w:tblLook w:val="04A0" w:firstRow="1" w:lastRow="0" w:firstColumn="1" w:lastColumn="0" w:noHBand="0" w:noVBand="1"/>
+      </w:tblPr>
+      <w:tblGrid>
+        <w:gridCol w:w="9046"/>
+        <w:gridCol w:w="8673"/>
+        <w:gridCol w:w="5747"/>
+      </w:tblGrid>
+      <w:tr>
+        <w:tc>
+          <w:tcPr>
+            <w:tcW w:w="9046" w:type="dxa"/>
+          </w:tcPr>
+          <w:p>
+            <w:pPr>
+              <w:pStyle w:val="Heading1"/>
+              <w:rPr>
+                <w:rFonts w:ascii="Times New Roman" w:hAnsi="Times New Roman"/>
+                <w:sz w:val="48"/>
+              </w:rPr>
+            </w:pPr>
+            <w:r>
+              <w:lastRenderedPageBreak/>
+              <w:t xml:space="preserve">8. Very important: </w:t>
+            </w:r>
+            <w:r>
+              <w:rPr>
+                <w:rStyle w:val="HTMLCode"/>
+                <w:rFonts w:eastAsiaTheme="majorEastAsia"/>
+              </w:rPr>
+              <w:t>hostPath</w:t>
+            </w:r>
+            <w:r>
+              <w:t xml:space="preserve"> is a type of Volume</w:t>
+            </w:r>
+          </w:p>
+          <w:p>
+            <w:pPr>
+              <w:pStyle w:val="NormalWeb"/>
+            </w:pPr>
+            <w:r>
+              <w:t>This distinction is often confusing.</w:t>
+            </w:r>
+          </w:p>
+          <w:p>
+            <w:pPr>
+              <w:pStyle w:val="NormalWeb"/>
+            </w:pPr>
+            <w:r>
+              <w:t>People sometimes think:</w:t>
+            </w:r>
+          </w:p>
+          <w:p>
+            <w:pPr>
+              <w:pStyle w:val="HTMLPreformatted"/>
+              <w:rPr>
+                <w:rStyle w:val="HTMLCode"/>
+                <w:rFonts w:eastAsiaTheme="majorEastAsia"/>
+              </w:rPr>
+            </w:pPr>
+            <w:r>
+              <w:rPr>
+                <w:rStyle w:val="HTMLCode"/>
+                <w:rFonts w:eastAsiaTheme="majorEastAsia"/>
+              </w:rPr>
+              <w:t>Volume</w:t>
+            </w:r>
+          </w:p>
+          <w:p>
+            <w:pPr>
+              <w:pStyle w:val="HTMLPreformatted"/>
+            </w:pPr>
+            <w:r>
+              <w:rPr>
+                <w:rStyle w:val="HTMLCode"/>
+                <w:rFonts w:eastAsiaTheme="majorEastAsia"/>
+              </w:rPr>
+              <w:t>hostPath</w:t>
+            </w:r>
+          </w:p>
+          <w:p>
+            <w:pPr>
+              <w:pStyle w:val="NormalWeb"/>
+            </w:pPr>
+            <w:r>
+              <w:t>are two completely different things.</w:t>
+            </w:r>
+          </w:p>
+          <w:p>
+            <w:pPr>
+              <w:pStyle w:val="NormalWeb"/>
+            </w:pPr>
+            <w:r>
+              <w:t>Actually:</w:t>
+            </w:r>
+          </w:p>
+          <w:p>
+            <w:pPr>
+              <w:pStyle w:val="HTMLPreformatted"/>
+              <w:rPr>
+                <w:rStyle w:val="HTMLCode"/>
+                <w:rFonts w:eastAsiaTheme="majorEastAsia"/>
+              </w:rPr>
+            </w:pPr>
+            <w:r>
+              <w:rPr>
+                <w:rStyle w:val="HTMLCode"/>
+                <w:rFonts w:eastAsiaTheme="majorEastAsia"/>
+              </w:rPr>
+              <w:t>Volume</w:t>
+            </w:r>
+          </w:p>
+          <w:p>
+            <w:pPr>
+              <w:pStyle w:val="HTMLPreformatted"/>
+              <w:rPr>
+                <w:rStyle w:val="HTMLCode"/>
+                <w:rFonts w:eastAsiaTheme="majorEastAsia"/>
+              </w:rPr>
+            </w:pPr>
+            <w:r>
+              <w:rPr>
+                <w:rStyle w:val="HTMLCode"/>
+                <w:rFonts w:eastAsiaTheme="majorEastAsia"/>
+              </w:rPr>
+              <w:t>│</w:t>
+            </w:r>
+          </w:p>
+          <w:p>
+            <w:pPr>
+              <w:pStyle w:val="HTMLPreformatted"/>
+              <w:rPr>
+                <w:rStyle w:val="HTMLCode"/>
+                <w:rFonts w:eastAsiaTheme="majorEastAsia"/>
+              </w:rPr>
+            </w:pPr>
+            <w:r>
+              <w:rPr>
+                <w:rStyle w:val="HTMLCode"/>
+                <w:rFonts w:eastAsiaTheme="majorEastAsia"/>
+              </w:rPr>
+              <w:t>├── emptyDir</w:t>
+            </w:r>
+          </w:p>
+          <w:p>
+            <w:pPr>
+              <w:pStyle w:val="HTMLPreformatted"/>
+              <w:rPr>
+                <w:rStyle w:val="HTMLCode"/>
+                <w:rFonts w:eastAsiaTheme="majorEastAsia"/>
+              </w:rPr>
+            </w:pPr>
+            <w:r>
+              <w:rPr>
+                <w:rStyle w:val="HTMLCode"/>
+                <w:rFonts w:eastAsiaTheme="majorEastAsia"/>
+              </w:rPr>
+              <w:t>├── configMap</w:t>
+            </w:r>
+          </w:p>
+          <w:p>
+            <w:pPr>
+              <w:pStyle w:val="HTMLPreformatted"/>
+              <w:rPr>
+                <w:rStyle w:val="HTMLCode"/>
+                <w:rFonts w:eastAsiaTheme="majorEastAsia"/>
+              </w:rPr>
+            </w:pPr>
+            <w:r>
+              <w:rPr>
+                <w:rStyle w:val="HTMLCode"/>
+                <w:rFonts w:eastAsiaTheme="majorEastAsia"/>
+              </w:rPr>
+              <w:t>├── secret</w:t>
+            </w:r>
+          </w:p>
+          <w:p>
+            <w:pPr>
+              <w:pStyle w:val="HTMLPreformatted"/>
+              <w:rPr>
+                <w:rStyle w:val="HTMLCode"/>
+                <w:rFonts w:eastAsiaTheme="majorEastAsia"/>
+              </w:rPr>
+            </w:pPr>
+            <w:r>
+              <w:rPr>
+                <w:rStyle w:val="HTMLCode"/>
+                <w:rFonts w:eastAsiaTheme="majorEastAsia"/>
+              </w:rPr>
+              <w:t>├── hostPath</w:t>
+            </w:r>
+          </w:p>
+          <w:p>
+            <w:pPr>
+              <w:pStyle w:val="HTMLPreformatted"/>
+              <w:rPr>
+                <w:rStyle w:val="HTMLCode"/>
+                <w:rFonts w:eastAsiaTheme="majorEastAsia"/>
+              </w:rPr>
+            </w:pPr>
+            <w:r>
+              <w:rPr>
+                <w:rStyle w:val="HTMLCode"/>
+                <w:rFonts w:eastAsiaTheme="majorEastAsia"/>
+              </w:rPr>
+              <w:t>├── persistentVolumeClaim</w:t>
+            </w:r>
+          </w:p>
+          <w:p>
+            <w:pPr>
+              <w:pStyle w:val="HTMLPreformatted"/>
+            </w:pPr>
+            <w:r>
+              <w:rPr>
+                <w:rStyle w:val="HTMLCode"/>
+                <w:rFonts w:eastAsiaTheme="majorEastAsia"/>
+              </w:rPr>
+              <w:t>└── ...</w:t>
+            </w:r>
+          </w:p>
+          <w:p>
+            <w:pPr>
+              <w:pStyle w:val="NormalWeb"/>
+            </w:pPr>
+            <w:r>
+              <w:rPr>
+                <w:rStyle w:val="HTMLCode"/>
+                <w:rFonts w:eastAsiaTheme="majorEastAsia"/>
+              </w:rPr>
+              <w:t>hostPath</w:t>
+            </w:r>
+            <w:r>
+              <w:t xml:space="preserve"> is </w:t>
+            </w:r>
+            <w:r>
+              <w:rPr>
+                <w:rStyle w:val="Strong"/>
+              </w:rPr>
+              <w:t>one type of volume</w:t>
+            </w:r>
+            <w:r>
+              <w:t>.</w:t>
+            </w:r>
+          </w:p>
+          <w:p>
+            <w:pPr>
+              <w:pStyle w:val="NormalWeb"/>
+            </w:pPr>
+            <w:r>
+              <w:t>For example:</w:t>
+            </w:r>
+          </w:p>
+          <w:p>
+            <w:pPr>
+              <w:pStyle w:val="HTMLPreformatted"/>
+              <w:rPr>
+                <w:rStyle w:val="HTMLCode"/>
+                <w:rFonts w:eastAsiaTheme="majorEastAsia"/>
+              </w:rPr>
+            </w:pPr>
+            <w:r>
+              <w:rPr>
+                <w:rStyle w:val="HTMLCode"/>
+                <w:rFonts w:eastAsiaTheme="majorEastAsia"/>
+              </w:rPr>
+              <w:t>volumes:</w:t>
+            </w:r>
+          </w:p>
+          <w:p>
+            <w:pPr>
+              <w:pStyle w:val="HTMLPreformatted"/>
+              <w:rPr>
+                <w:rStyle w:val="HTMLCode"/>
+                <w:rFonts w:eastAsiaTheme="majorEastAsia"/>
+              </w:rPr>
+            </w:pPr>
+            <w:r>
+              <w:rPr>
+                <w:rStyle w:val="HTMLCode"/>
+                <w:rFonts w:eastAsiaTheme="majorEastAsia"/>
+              </w:rPr>
+              <w:t xml:space="preserve">  - name: my-volume</w:t>
+            </w:r>
+          </w:p>
+          <w:p>
+            <w:pPr>
+              <w:pStyle w:val="HTMLPreformatted"/>
+              <w:rPr>
+                <w:rStyle w:val="HTMLCode"/>
+                <w:rFonts w:eastAsiaTheme="majorEastAsia"/>
+              </w:rPr>
+            </w:pPr>
+            <w:r>
+              <w:rPr>
+                <w:rStyle w:val="HTMLCode"/>
+                <w:rFonts w:eastAsiaTheme="majorEastAsia"/>
+              </w:rPr>
+              <w:t xml:space="preserve">    hostPath:</w:t>
+            </w:r>
+          </w:p>
+          <w:p>
+            <w:pPr>
+              <w:pStyle w:val="HTMLPreformatted"/>
+            </w:pPr>
+            <w:r>
+              <w:rPr>
+                <w:rStyle w:val="HTMLCode"/>
+                <w:rFonts w:eastAsiaTheme="majorEastAsia"/>
+              </w:rPr>
+              <w:t xml:space="preserve">      path: /data</w:t>
+            </w:r>
+          </w:p>
+          <w:p>
+            <w:pPr>
+              <w:pStyle w:val="NormalWeb"/>
+            </w:pPr>
+            <w:r>
+              <w:t>Here:</w:t>
+            </w:r>
+          </w:p>
+          <w:p>
+            <w:pPr>
+              <w:pStyle w:val="HTMLPreformatted"/>
+              <w:rPr>
+                <w:rStyle w:val="HTMLCode"/>
+                <w:rFonts w:eastAsiaTheme="majorEastAsia"/>
+              </w:rPr>
+            </w:pPr>
+            <w:r>
+              <w:rPr>
+                <w:rStyle w:val="HTMLCode"/>
+                <w:rFonts w:eastAsiaTheme="majorEastAsia"/>
+              </w:rPr>
+              <w:t>my-volume = volume name</w:t>
+            </w:r>
+          </w:p>
+          <w:p>
+            <w:pPr>
+              <w:pStyle w:val="HTMLPreformatted"/>
+              <w:rPr>
+                <w:rStyle w:val="HTMLCode"/>
+                <w:rFonts w:eastAsiaTheme="majorEastAsia"/>
+              </w:rPr>
+            </w:pPr>
+            <w:r>
+              <w:rPr>
+                <w:rStyle w:val="HTMLCode"/>
+                <w:rFonts w:eastAsiaTheme="majorEastAsia"/>
+              </w:rPr>
+              <w:t>hostPath = volume type</w:t>
+            </w:r>
+          </w:p>
+          <w:p>
+            <w:pPr>
+              <w:pStyle w:val="HTMLPreformatted"/>
+            </w:pPr>
+            <w:r>
+              <w:rPr>
+                <w:rStyle w:val="HTMLCode"/>
+                <w:rFonts w:eastAsiaTheme="majorEastAsia"/>
+              </w:rPr>
+              <w:t>/data = node filesystem path</w:t>
+            </w:r>
+          </w:p>
+          <w:p>
+            <w:pPr>
+              <w:pStyle w:val="1lightpink"/>
+              <w:shd w:val="clear" w:color="auto" w:fill="auto"/>
+            </w:pPr>
+          </w:p>
+        </w:tc>
+        <w:tc>
+          <w:tcPr>
+            <w:tcW w:w="8673" w:type="dxa"/>
+          </w:tcPr>
+          <w:p>
+            <w:pPr>
+              <w:pStyle w:val="Heading1"/>
+              <w:rPr>
+                <w:rFonts w:ascii="Times New Roman" w:hAnsi="Times New Roman"/>
+                <w:sz w:val="48"/>
+              </w:rPr>
+            </w:pPr>
+            <w:r>
+              <w:t xml:space="preserve">9. </w:t>
+            </w:r>
+            <w:r>
+              <w:rPr>
+                <w:rStyle w:val="HTMLCode"/>
+                <w:rFonts w:eastAsiaTheme="majorEastAsia"/>
+              </w:rPr>
+              <w:t>emptyDir</w:t>
+            </w:r>
+            <w:r>
+              <w:t xml:space="preserve"> vs </w:t>
+            </w:r>
+            <w:r>
+              <w:rPr>
+                <w:rStyle w:val="HTMLCode"/>
+                <w:rFonts w:eastAsiaTheme="majorEastAsia"/>
+              </w:rPr>
+              <w:t>hostPath</w:t>
+            </w:r>
+          </w:p>
+          <w:p>
+            <w:pPr>
+              <w:pStyle w:val="NormalWeb"/>
+            </w:pPr>
+            <w:r>
+              <w:t>These are commonly compared.</w:t>
+            </w:r>
+          </w:p>
+          <w:p>
+            <w:pPr>
+              <w:pStyle w:val="Heading3"/>
+            </w:pPr>
+            <w:r>
+              <w:rPr>
+                <w:rStyle w:val="HTMLCode"/>
+                <w:rFonts w:eastAsiaTheme="majorEastAsia"/>
+              </w:rPr>
+              <w:t>emptyDir</w:t>
+            </w:r>
+          </w:p>
+          <w:p>
+            <w:pPr>
+              <w:pStyle w:val="HTMLPreformatted"/>
+              <w:rPr>
+                <w:rStyle w:val="HTMLCode"/>
+                <w:rFonts w:eastAsiaTheme="majorEastAsia"/>
+              </w:rPr>
+            </w:pPr>
+            <w:r>
+              <w:rPr>
+                <w:rStyle w:val="HTMLCode"/>
+                <w:rFonts w:eastAsiaTheme="majorEastAsia"/>
+              </w:rPr>
+              <w:t>volumes:</w:t>
+            </w:r>
+          </w:p>
+          <w:p>
+            <w:pPr>
+              <w:pStyle w:val="HTMLPreformatted"/>
+              <w:rPr>
+                <w:rStyle w:val="HTMLCode"/>
+                <w:rFonts w:eastAsiaTheme="majorEastAsia"/>
+              </w:rPr>
+            </w:pPr>
+            <w:r>
+              <w:rPr>
+                <w:rStyle w:val="HTMLCode"/>
+                <w:rFonts w:eastAsiaTheme="majorEastAsia"/>
+              </w:rPr>
+              <w:t xml:space="preserve">  - name: data</w:t>
+            </w:r>
+          </w:p>
+          <w:p>
+            <w:pPr>
+              <w:pStyle w:val="HTMLPreformatted"/>
+            </w:pPr>
+            <w:r>
+              <w:rPr>
+                <w:rStyle w:val="HTMLCode"/>
+                <w:rFonts w:eastAsiaTheme="majorEastAsia"/>
+              </w:rPr>
+              <w:t xml:space="preserve">    emptyDir: {}</w:t>
+            </w:r>
+          </w:p>
+          <w:p>
+            <w:pPr>
+              <w:pStyle w:val="NormalWeb"/>
+            </w:pPr>
+            <w:r>
+              <w:t>Kubernetes creates storage for the Pod on the node.</w:t>
+            </w:r>
+          </w:p>
+          <w:p>
+            <w:pPr>
+              <w:pStyle w:val="HTMLPreformatted"/>
+              <w:rPr>
+                <w:rStyle w:val="HTMLCode"/>
+                <w:rFonts w:eastAsiaTheme="majorEastAsia"/>
+              </w:rPr>
+            </w:pPr>
+            <w:r>
+              <w:rPr>
+                <w:rStyle w:val="HTMLCode"/>
+                <w:rFonts w:eastAsiaTheme="majorEastAsia"/>
+              </w:rPr>
+              <w:t>Pod</w:t>
+            </w:r>
+          </w:p>
+          <w:p>
+            <w:pPr>
+              <w:pStyle w:val="HTMLPreformatted"/>
+            </w:pPr>
+            <w:r>
+              <w:rPr>
+                <w:rStyle w:val="HTMLCode"/>
+                <w:rFonts w:eastAsiaTheme="majorEastAsia"/>
+              </w:rPr>
+              <w:t>└── emptyDir</w:t>
+            </w:r>
+          </w:p>
+          <w:p>
+            <w:pPr>
+              <w:pStyle w:val="NormalWeb"/>
+            </w:pPr>
+            <w:r>
+              <w:t xml:space="preserve">It survives </w:t>
+            </w:r>
+            <w:r>
+              <w:rPr>
+                <w:rStyle w:val="Strong"/>
+              </w:rPr>
+              <w:t>container restart</w:t>
+            </w:r>
+            <w:r>
+              <w:t xml:space="preserve">, but when the </w:t>
+            </w:r>
+            <w:r>
+              <w:rPr>
+                <w:rStyle w:val="Strong"/>
+              </w:rPr>
+              <w:t>Pod is removed</w:t>
+            </w:r>
+            <w:r>
+              <w:t xml:space="preserve">, the </w:t>
+            </w:r>
+            <w:r>
+              <w:rPr>
+                <w:rStyle w:val="HTMLCode"/>
+                <w:rFonts w:eastAsiaTheme="majorEastAsia"/>
+              </w:rPr>
+              <w:t>emptyDir</w:t>
+            </w:r>
+            <w:r>
+              <w:t xml:space="preserve"> data is deleted.</w:t>
+            </w:r>
+          </w:p>
+          <w:p>
+            <w:r>
+              <w:pict w14:anchorId="6ED664FF">
+                <v:rect id="_x0000_i1049" style="width:0;height:1.5pt" o:hralign="center" o:hrstd="t" o:hr="t" fillcolor="#a0a0a0" stroked="f"/>
+              </w:pict>
+            </w:r>
+          </w:p>
+          <w:p>
+            <w:pPr>
+              <w:pStyle w:val="Heading3"/>
+            </w:pPr>
+            <w:r>
+              <w:rPr>
+                <w:rStyle w:val="HTMLCode"/>
+                <w:rFonts w:eastAsiaTheme="majorEastAsia"/>
+              </w:rPr>
+              <w:t>hostPath</w:t>
+            </w:r>
+          </w:p>
+          <w:p>
+            <w:pPr>
+              <w:pStyle w:val="HTMLPreformatted"/>
+              <w:rPr>
+                <w:rStyle w:val="HTMLCode"/>
+                <w:rFonts w:eastAsiaTheme="majorEastAsia"/>
+              </w:rPr>
+            </w:pPr>
+            <w:r>
+              <w:rPr>
+                <w:rStyle w:val="HTMLCode"/>
+                <w:rFonts w:eastAsiaTheme="majorEastAsia"/>
+              </w:rPr>
+              <w:t>volumes:</w:t>
+            </w:r>
+          </w:p>
+          <w:p>
+            <w:pPr>
+              <w:pStyle w:val="HTMLPreformatted"/>
+              <w:rPr>
+                <w:rStyle w:val="HTMLCode"/>
+                <w:rFonts w:eastAsiaTheme="majorEastAsia"/>
+              </w:rPr>
+            </w:pPr>
+            <w:r>
+              <w:rPr>
+                <w:rStyle w:val="HTMLCode"/>
+                <w:rFonts w:eastAsiaTheme="majorEastAsia"/>
+              </w:rPr>
+              <w:t xml:space="preserve">  - name: data</w:t>
+            </w:r>
+          </w:p>
+          <w:p>
+            <w:pPr>
+              <w:pStyle w:val="HTMLPreformatted"/>
+              <w:rPr>
+                <w:rStyle w:val="HTMLCode"/>
+                <w:rFonts w:eastAsiaTheme="majorEastAsia"/>
+              </w:rPr>
+            </w:pPr>
+            <w:r>
+              <w:rPr>
+                <w:rStyle w:val="HTMLCode"/>
+                <w:rFonts w:eastAsiaTheme="majorEastAsia"/>
+              </w:rPr>
+              <w:t xml:space="preserve">    hostPath:</w:t>
+            </w:r>
+          </w:p>
+          <w:p>
+            <w:pPr>
+              <w:pStyle w:val="HTMLPreformatted"/>
+            </w:pPr>
+            <w:r>
+              <w:rPr>
+                <w:rStyle w:val="HTMLCode"/>
+                <w:rFonts w:eastAsiaTheme="majorEastAsia"/>
+              </w:rPr>
+              <w:t xml:space="preserve">      path: /data</w:t>
+            </w:r>
+          </w:p>
+          <w:p>
+            <w:pPr>
+              <w:pStyle w:val="NormalWeb"/>
+            </w:pPr>
+            <w:r>
+              <w:t>Uses an existing directory on the node:</w:t>
+            </w:r>
+          </w:p>
+          <w:p>
+            <w:pPr>
+              <w:pStyle w:val="HTMLPreformatted"/>
+              <w:rPr>
+                <w:rStyle w:val="HTMLCode"/>
+                <w:rFonts w:eastAsiaTheme="majorEastAsia"/>
+              </w:rPr>
+            </w:pPr>
+            <w:r>
+              <w:rPr>
+                <w:rStyle w:val="HTMLCode"/>
+                <w:rFonts w:eastAsiaTheme="majorEastAsia"/>
+              </w:rPr>
+              <w:t>Node</w:t>
+            </w:r>
+          </w:p>
+          <w:p>
+            <w:pPr>
+              <w:pStyle w:val="HTMLPreformatted"/>
+            </w:pPr>
+            <w:r>
+              <w:rPr>
+                <w:rStyle w:val="HTMLCode"/>
+                <w:rFonts w:eastAsiaTheme="majorEastAsia"/>
+              </w:rPr>
+              <w:t>└── /data</w:t>
+            </w:r>
+          </w:p>
+          <w:p>
+            <w:pPr>
+              <w:pStyle w:val="NormalWeb"/>
+            </w:pPr>
+            <w:r>
+              <w:t>The data isn't tied to the Pod's lifecycle in the same way, but it is tied to that particular node.</w:t>
+            </w:r>
+          </w:p>
+          <w:p>
+            <w:pPr>
+              <w:pStyle w:val="1lightpink"/>
+              <w:shd w:val="clear" w:color="auto" w:fill="auto"/>
+            </w:pPr>
+          </w:p>
+        </w:tc>
+        <w:tc>
+          <w:tcPr>
+            <w:tcW w:w="5747" w:type="dxa"/>
+          </w:tcPr>
+          <w:p>
+            <w:pPr>
+              <w:pStyle w:val="Heading1"/>
+              <w:spacing w:before="0"/>
+              <w:rPr>
+                <w:sz w:val="22"/>
+              </w:rPr>
+            </w:pPr>
+            <w:r>
+              <w:rPr>
+                <w:sz w:val="22"/>
+              </w:rPr>
+              <w:t>Kubernetes Pod</w:t>
+            </w:r>
+          </w:p>
+          <w:p>
+            <w:pPr>
+              <w:pStyle w:val="Heading1"/>
+              <w:spacing w:before="0"/>
+              <w:rPr>
+                <w:sz w:val="22"/>
+              </w:rPr>
+            </w:pPr>
+            <w:r>
+              <w:rPr>
+                <w:sz w:val="22"/>
+              </w:rPr>
+              <w:t xml:space="preserve">                       </w:t>
+            </w:r>
+            <w:r>
+              <w:rPr>
+                <w:rFonts w:ascii="Arial" w:hAnsi="Arial" w:cs="Arial"/>
+                <w:sz w:val="22"/>
+              </w:rPr>
+              <w:t>│</w:t>
+            </w:r>
+          </w:p>
+          <w:p>
+            <w:pPr>
+              <w:pStyle w:val="Heading1"/>
+              <w:spacing w:before="0"/>
+              <w:rPr>
+                <w:sz w:val="22"/>
+              </w:rPr>
+            </w:pPr>
+            <w:r>
+              <w:rPr>
+                <w:sz w:val="22"/>
+              </w:rPr>
+              <w:t xml:space="preserve">              </w:t>
+            </w:r>
+            <w:r>
+              <w:rPr>
+                <w:rFonts w:ascii="Arial" w:hAnsi="Arial" w:cs="Arial"/>
+                <w:sz w:val="22"/>
+              </w:rPr>
+              <w:t>┌────────┴────────┐</w:t>
+            </w:r>
+          </w:p>
+          <w:p>
+            <w:pPr>
+              <w:pStyle w:val="Heading1"/>
+              <w:spacing w:before="0"/>
+              <w:rPr>
+                <w:sz w:val="22"/>
+              </w:rPr>
+            </w:pPr>
+            <w:r>
+              <w:rPr>
+                <w:sz w:val="22"/>
+              </w:rPr>
+              <w:t xml:space="preserve">              </w:t>
+            </w:r>
+            <w:r>
+              <w:rPr>
+                <w:rFonts w:ascii="Arial" w:hAnsi="Arial" w:cs="Arial"/>
+                <w:sz w:val="22"/>
+              </w:rPr>
+              <w:t>│</w:t>
+            </w:r>
+            <w:r>
+              <w:rPr>
+                <w:sz w:val="22"/>
+              </w:rPr>
+              <w:t xml:space="preserve">                 </w:t>
+            </w:r>
+            <w:r>
+              <w:rPr>
+                <w:rFonts w:ascii="Arial" w:hAnsi="Arial" w:cs="Arial"/>
+                <w:sz w:val="22"/>
+              </w:rPr>
+              <w:t>│</w:t>
+            </w:r>
+          </w:p>
+          <w:p>
+            <w:pPr>
+              <w:pStyle w:val="Heading1"/>
+              <w:spacing w:before="0"/>
+              <w:rPr>
+                <w:sz w:val="22"/>
+              </w:rPr>
+            </w:pPr>
+            <w:r>
+              <w:rPr>
+                <w:sz w:val="22"/>
+              </w:rPr>
+              <w:t xml:space="preserve">           Volume            Container</w:t>
+            </w:r>
+          </w:p>
+          <w:p>
+            <w:pPr>
+              <w:pStyle w:val="Heading1"/>
+              <w:spacing w:before="0"/>
+              <w:rPr>
+                <w:sz w:val="22"/>
+              </w:rPr>
+            </w:pPr>
+            <w:r>
+              <w:rPr>
+                <w:sz w:val="22"/>
+              </w:rPr>
+              <w:t xml:space="preserve">              </w:t>
+            </w:r>
+            <w:r>
+              <w:rPr>
+                <w:rFonts w:ascii="Arial" w:hAnsi="Arial" w:cs="Arial"/>
+                <w:sz w:val="22"/>
+              </w:rPr>
+              <w:t>│</w:t>
+            </w:r>
+            <w:r>
+              <w:rPr>
+                <w:sz w:val="22"/>
+              </w:rPr>
+              <w:t xml:space="preserve">                 </w:t>
+            </w:r>
+            <w:r>
+              <w:rPr>
+                <w:rFonts w:ascii="Arial" w:hAnsi="Arial" w:cs="Arial"/>
+                <w:sz w:val="22"/>
+              </w:rPr>
+              <w:t>│</w:t>
+            </w:r>
+          </w:p>
+          <w:p>
+            <w:pPr>
+              <w:pStyle w:val="Heading1"/>
+              <w:spacing w:before="0"/>
+              <w:rPr>
+                <w:sz w:val="22"/>
+              </w:rPr>
+            </w:pPr>
+            <w:r>
+              <w:rPr>
+                <w:sz w:val="22"/>
+              </w:rPr>
+              <w:t xml:space="preserve">      "What storage?"           </w:t>
+            </w:r>
+            <w:r>
+              <w:rPr>
+                <w:rFonts w:ascii="Arial" w:hAnsi="Arial" w:cs="Arial"/>
+                <w:sz w:val="22"/>
+              </w:rPr>
+              <w:t>│</w:t>
+            </w:r>
+          </w:p>
+          <w:p>
+            <w:pPr>
+              <w:pStyle w:val="Heading1"/>
+              <w:spacing w:before="0"/>
+              <w:rPr>
+                <w:sz w:val="22"/>
+              </w:rPr>
+            </w:pPr>
+            <w:r>
+              <w:rPr>
+                <w:sz w:val="22"/>
+              </w:rPr>
+              <w:t xml:space="preserve">              </w:t>
+            </w:r>
+            <w:r>
+              <w:rPr>
+                <w:rFonts w:ascii="Arial" w:hAnsi="Arial" w:cs="Arial"/>
+                <w:sz w:val="22"/>
+              </w:rPr>
+              <w:t>│</w:t>
+            </w:r>
+            <w:r>
+              <w:rPr>
+                <w:sz w:val="22"/>
+              </w:rPr>
+              <w:t xml:space="preserve">                 </w:t>
+            </w:r>
+            <w:r>
+              <w:rPr>
+                <w:rFonts w:ascii="Arial" w:hAnsi="Arial" w:cs="Arial"/>
+                <w:sz w:val="22"/>
+              </w:rPr>
+              <w:t>│</w:t>
+            </w:r>
+          </w:p>
+          <w:p>
+            <w:pPr>
+              <w:pStyle w:val="Heading1"/>
+              <w:spacing w:before="0"/>
+              <w:rPr>
+                <w:sz w:val="22"/>
+              </w:rPr>
+            </w:pPr>
+            <w:r>
+              <w:rPr>
+                <w:sz w:val="22"/>
+              </w:rPr>
+              <w:t xml:space="preserve">      </w:t>
+            </w:r>
+            <w:r>
+              <w:rPr>
+                <w:rFonts w:ascii="Arial" w:hAnsi="Arial" w:cs="Arial"/>
+                <w:sz w:val="22"/>
+              </w:rPr>
+              <w:t>┌───────┴──────┐</w:t>
+            </w:r>
+            <w:r>
+              <w:rPr>
+                <w:sz w:val="22"/>
+              </w:rPr>
+              <w:t xml:space="preserve">          </w:t>
+            </w:r>
+            <w:r>
+              <w:rPr>
+                <w:rFonts w:ascii="Arial" w:hAnsi="Arial" w:cs="Arial"/>
+                <w:sz w:val="22"/>
+              </w:rPr>
+              <w:t>│</w:t>
+            </w:r>
+          </w:p>
+          <w:p>
+            <w:pPr>
+              <w:pStyle w:val="Heading1"/>
+              <w:spacing w:before="0"/>
+              <w:rPr>
+                <w:sz w:val="22"/>
+              </w:rPr>
+            </w:pPr>
+            <w:r>
+              <w:rPr>
+                <w:sz w:val="22"/>
+              </w:rPr>
+              <w:t xml:space="preserve">      </w:t>
+            </w:r>
+            <w:r>
+              <w:rPr>
+                <w:rFonts w:ascii="Arial" w:hAnsi="Arial" w:cs="Arial"/>
+                <w:sz w:val="22"/>
+              </w:rPr>
+              <w:t>│</w:t>
+            </w:r>
+            <w:r>
+              <w:rPr>
+                <w:sz w:val="22"/>
+              </w:rPr>
+              <w:t xml:space="preserve">              </w:t>
+            </w:r>
+            <w:r>
+              <w:rPr>
+                <w:rFonts w:ascii="Arial" w:hAnsi="Arial" w:cs="Arial"/>
+                <w:sz w:val="22"/>
+              </w:rPr>
+              <w:t>│</w:t>
+            </w:r>
+            <w:r>
+              <w:rPr>
+                <w:sz w:val="22"/>
+              </w:rPr>
+              <w:t xml:space="preserve">          </w:t>
+            </w:r>
+            <w:r>
+              <w:rPr>
+                <w:rFonts w:ascii="Arial" w:hAnsi="Arial" w:cs="Arial"/>
+                <w:sz w:val="22"/>
+              </w:rPr>
+              <w:t>│</w:t>
+            </w:r>
+          </w:p>
+          <w:p>
+            <w:pPr>
+              <w:pStyle w:val="Heading1"/>
+              <w:spacing w:before="0"/>
+              <w:rPr>
+                <w:sz w:val="22"/>
+              </w:rPr>
+            </w:pPr>
+            <w:r>
+              <w:rPr>
+                <w:sz w:val="22"/>
+              </w:rPr>
+              <w:t xml:space="preserve">  ConfigMap       hostPath      </w:t>
+            </w:r>
+            <w:r>
+              <w:rPr>
+                <w:rFonts w:ascii="Arial" w:hAnsi="Arial" w:cs="Arial"/>
+                <w:sz w:val="22"/>
+              </w:rPr>
+              <w:t>│</w:t>
+            </w:r>
+          </w:p>
+          <w:p>
+            <w:pPr>
+              <w:pStyle w:val="Heading1"/>
+              <w:spacing w:before="0"/>
+              <w:rPr>
+                <w:sz w:val="22"/>
+              </w:rPr>
+            </w:pPr>
+            <w:r>
+              <w:rPr>
+                <w:sz w:val="22"/>
+              </w:rPr>
+              <w:t xml:space="preserve">  PVC             emptyDir      </w:t>
+            </w:r>
+            <w:r>
+              <w:rPr>
+                <w:rFonts w:ascii="Arial" w:hAnsi="Arial" w:cs="Arial"/>
+                <w:sz w:val="22"/>
+              </w:rPr>
+              <w:t>│</w:t>
+            </w:r>
+          </w:p>
+          <w:p>
+            <w:pPr>
+              <w:pStyle w:val="Heading1"/>
+              <w:spacing w:before="0"/>
+              <w:rPr>
+                <w:sz w:val="22"/>
+              </w:rPr>
+            </w:pPr>
+            <w:r>
+              <w:rPr>
+                <w:sz w:val="22"/>
+              </w:rPr>
+              <w:t xml:space="preserve">      </w:t>
+            </w:r>
+            <w:r>
+              <w:rPr>
+                <w:rFonts w:ascii="Arial" w:hAnsi="Arial" w:cs="Arial"/>
+                <w:sz w:val="22"/>
+              </w:rPr>
+              <w:t>│</w:t>
+            </w:r>
+            <w:r>
+              <w:rPr>
+                <w:sz w:val="22"/>
+              </w:rPr>
+              <w:t xml:space="preserve">                         </w:t>
+            </w:r>
+            <w:r>
+              <w:rPr>
+                <w:rFonts w:ascii="Arial" w:hAnsi="Arial" w:cs="Arial"/>
+                <w:sz w:val="22"/>
+              </w:rPr>
+              <w:t>│</w:t>
+            </w:r>
+          </w:p>
+          <w:p>
+            <w:pPr>
+              <w:pStyle w:val="Heading1"/>
+              <w:spacing w:before="0"/>
+              <w:rPr>
+                <w:sz w:val="22"/>
+              </w:rPr>
+            </w:pPr>
+            <w:r>
+              <w:rPr>
+                <w:sz w:val="22"/>
+              </w:rPr>
+              <w:t xml:space="preserve">      </w:t>
+            </w:r>
+            <w:r>
+              <w:rPr>
+                <w:rFonts w:ascii="Arial" w:hAnsi="Arial" w:cs="Arial"/>
+                <w:sz w:val="22"/>
+              </w:rPr>
+              <w:t>└────────────┐</w:t>
+            </w:r>
+            <w:r>
+              <w:rPr>
+                <w:sz w:val="22"/>
+              </w:rPr>
+              <w:t xml:space="preserve">            </w:t>
+            </w:r>
+            <w:r>
+              <w:rPr>
+                <w:rFonts w:ascii="Arial" w:hAnsi="Arial" w:cs="Arial"/>
+                <w:sz w:val="22"/>
+              </w:rPr>
+              <w:t>│</w:t>
+            </w:r>
+          </w:p>
+          <w:p>
+            <w:pPr>
+              <w:pStyle w:val="Heading1"/>
+              <w:spacing w:before="0"/>
+              <w:rPr>
+                <w:sz w:val="22"/>
+              </w:rPr>
+            </w:pPr>
+            <w:r>
+              <w:rPr>
+                <w:sz w:val="22"/>
+              </w:rPr>
+              <w:t xml:space="preserve">                   </w:t>
+            </w:r>
+            <w:r>
+              <w:rPr>
+                <w:rFonts w:ascii="Arial" w:hAnsi="Arial" w:cs="Arial"/>
+                <w:sz w:val="22"/>
+              </w:rPr>
+              <w:t>↓</w:t>
+            </w:r>
+            <w:r>
+              <w:rPr>
+                <w:sz w:val="22"/>
+              </w:rPr>
+              <w:t xml:space="preserve">            </w:t>
+            </w:r>
+            <w:r>
+              <w:rPr>
+                <w:rFonts w:ascii="Arial" w:hAnsi="Arial" w:cs="Arial"/>
+                <w:sz w:val="22"/>
+              </w:rPr>
+              <w:t>↓</w:t>
+            </w:r>
+          </w:p>
+          <w:p>
+            <w:pPr>
+              <w:pStyle w:val="Heading1"/>
+              <w:spacing w:before="0"/>
+              <w:rPr>
+                <w:sz w:val="22"/>
+              </w:rPr>
+            </w:pPr>
+            <w:r>
+              <w:rPr>
+                <w:sz w:val="22"/>
+              </w:rPr>
+              <w:t xml:space="preserve">              volumeMounts</w:t>
+            </w:r>
+          </w:p>
+          <w:p>
+            <w:pPr>
+              <w:pStyle w:val="Heading1"/>
+              <w:spacing w:before="0"/>
+              <w:rPr>
+                <w:sz w:val="22"/>
+              </w:rPr>
+            </w:pPr>
+            <w:r>
+              <w:rPr>
+                <w:sz w:val="22"/>
+              </w:rPr>
+              <w:t xml:space="preserve">                   </w:t>
+            </w:r>
+            <w:r>
+              <w:rPr>
+                <w:rFonts w:ascii="Arial" w:hAnsi="Arial" w:cs="Arial"/>
+                <w:sz w:val="22"/>
+              </w:rPr>
+              <w:t>│</w:t>
+            </w:r>
+          </w:p>
+          <w:p>
+            <w:pPr>
+              <w:pStyle w:val="Heading1"/>
+              <w:spacing w:before="0"/>
+              <w:rPr>
+                <w:sz w:val="22"/>
+              </w:rPr>
+            </w:pPr>
+            <w:r>
+              <w:rPr>
+                <w:sz w:val="22"/>
+              </w:rPr>
+              <w:t xml:space="preserve">              mountPath</w:t>
+            </w:r>
+          </w:p>
+          <w:p>
+            <w:pPr>
+              <w:pStyle w:val="Heading1"/>
+              <w:spacing w:before="0"/>
+              <w:rPr>
+                <w:sz w:val="22"/>
+              </w:rPr>
+            </w:pPr>
+            <w:r>
+              <w:rPr>
+                <w:sz w:val="22"/>
+              </w:rPr>
+              <w:t xml:space="preserve">                   </w:t>
+            </w:r>
+            <w:r>
+              <w:rPr>
+                <w:rFonts w:ascii="Arial" w:hAnsi="Arial" w:cs="Arial"/>
+                <w:sz w:val="22"/>
+              </w:rPr>
+              <w:t>│</w:t>
+            </w:r>
+          </w:p>
+          <w:p>
+            <w:pPr>
+              <w:pStyle w:val="Heading1"/>
+              <w:spacing w:before="0"/>
+              <w:rPr>
+                <w:sz w:val="22"/>
+              </w:rPr>
+            </w:pPr>
+            <w:r>
+              <w:rPr>
+                <w:sz w:val="22"/>
+              </w:rPr>
+              <w:t xml:space="preserve">             /app/config</w:t>
+            </w:r>
+          </w:p>
+          <w:p>
+            <w:pPr>
+              <w:pStyle w:val="Heading1"/>
+              <w:spacing w:before="0"/>
+              <w:rPr>
+                <w:sz w:val="22"/>
+              </w:rPr>
+            </w:pPr>
+            <w:r>
+              <w:rPr>
+                <w:sz w:val="22"/>
+              </w:rPr>
+              <w:t xml:space="preserve">                   </w:t>
+            </w:r>
+            <w:r>
+              <w:rPr>
+                <w:rFonts w:ascii="Arial" w:hAnsi="Arial" w:cs="Arial"/>
+                <w:sz w:val="22"/>
+              </w:rPr>
+              <w:t>│</w:t>
+            </w:r>
+          </w:p>
+          <w:p>
+            <w:pPr>
+              <w:pStyle w:val="Heading1"/>
+              <w:spacing w:before="0"/>
+              <w:rPr>
+                <w:sz w:val="22"/>
+              </w:rPr>
+            </w:pPr>
+            <w:r>
+              <w:rPr>
+                <w:sz w:val="22"/>
+              </w:rPr>
+              <w:t xml:space="preserve">                subPath</w:t>
+            </w:r>
+          </w:p>
+          <w:p>
+            <w:pPr>
+              <w:pStyle w:val="Heading1"/>
+              <w:spacing w:before="0"/>
+              <w:rPr>
+                <w:sz w:val="22"/>
+              </w:rPr>
+            </w:pPr>
+            <w:r>
+              <w:rPr>
+                <w:sz w:val="22"/>
+              </w:rPr>
+              <w:t xml:space="preserve">             (optional)</w:t>
+            </w:r>
+          </w:p>
+          <w:p>
+            <w:pPr>
+              <w:pStyle w:val="Heading1"/>
+              <w:spacing w:before="0"/>
+              <w:rPr>
+                <w:sz w:val="22"/>
+              </w:rPr>
+            </w:pPr>
+            <w:r>
+              <w:rPr>
+                <w:sz w:val="22"/>
+              </w:rPr>
+              <w:t xml:space="preserve">                   </w:t>
+            </w:r>
+            <w:r>
+              <w:rPr>
+                <w:rFonts w:ascii="Arial" w:hAnsi="Arial" w:cs="Arial"/>
+                <w:sz w:val="22"/>
+              </w:rPr>
+              <w:t>│</w:t>
+            </w:r>
+          </w:p>
+          <w:p>
+            <w:pPr>
+              <w:pStyle w:val="Heading1"/>
+              <w:spacing w:before="0"/>
+              <w:outlineLvl w:val="0"/>
+            </w:pPr>
+            <w:r>
+              <w:rPr>
+                <w:sz w:val="22"/>
+              </w:rPr>
+              <w:t xml:space="preserve">             specific file</w:t>
+            </w:r>
+          </w:p>
+        </w:tc>
+      </w:tr>
+    </w:tbl>
+    <w:p>
+      <w:pPr>
+        <w:pStyle w:val="1lightpink"/>
+      </w:pPr>
+    </w:p>
+    <w:p>
+      <w:pPr>
+        <w:pStyle w:val="1lightpink"/>
+        <w:pBdr>
+          <w:top w:val="single" w:sz="4" w:space="1" w:color="auto"/>
+          <w:left w:val="single" w:sz="4" w:space="4" w:color="auto"/>
+          <w:bottom w:val="single" w:sz="4" w:space="1" w:color="auto"/>
+          <w:right w:val="single" w:sz="4" w:space="4" w:color="auto"/>
+          <w:between w:val="single" w:sz="4" w:space="1" w:color="auto"/>
+          <w:bar w:val="single" w:sz="4" w:color="auto"/>
+        </w:pBdr>
+      </w:pPr>
+      <w:r>
+        <w:t>Storage</w:t>
+      </w:r>
+      <w:r>
+        <w:tab/>
+        <w:t>Data belongs to</w:t>
+      </w:r>
+      <w:r>
+        <w:tab/>
+        <w:t>Container restart</w:t>
+      </w:r>
+      <w:r>
+        <w:tab/>
+        <w:t>Pod deleted/recreated</w:t>
+      </w:r>
+    </w:p>
+    <w:p>
+      <w:pPr>
+        <w:pStyle w:val="1lightpink"/>
+        <w:pBdr>
+          <w:top w:val="single" w:sz="4" w:space="1" w:color="auto"/>
+          <w:left w:val="single" w:sz="4" w:space="4" w:color="auto"/>
+          <w:bottom w:val="single" w:sz="4" w:space="1" w:color="auto"/>
+          <w:right w:val="single" w:sz="4" w:space="4" w:color="auto"/>
+          <w:between w:val="single" w:sz="4" w:space="1" w:color="auto"/>
+          <w:bar w:val="single" w:sz="4" w:color="auto"/>
+        </w:pBdr>
+      </w:pPr>
+      <w:r>
+        <w:t>Container filesystem</w:t>
+      </w:r>
+      <w:r>
+        <w:tab/>
+        <w:t>Container</w:t>
+      </w:r>
+      <w:r>
+        <w:tab/>
+      </w:r>
+      <w:r>
+        <w:rPr>
+          <w:rFonts w:ascii="Segoe UI Symbol" w:hAnsi="Segoe UI Symbol" w:cs="Segoe UI Symbol"/>
+        </w:rPr>
+        <w:t>❌</w:t>
+      </w:r>
+      <w:r>
+        <w:t xml:space="preserve"> Lost</w:t>
+      </w:r>
+      <w:r>
+        <w:tab/>
+      </w:r>
+      <w:r>
+        <w:rPr>
+          <w:rFonts w:ascii="Segoe UI Symbol" w:hAnsi="Segoe UI Symbol" w:cs="Segoe UI Symbol"/>
+        </w:rPr>
+        <w:t>❌</w:t>
+      </w:r>
+      <w:r>
+        <w:t xml:space="preserve"> Lost</w:t>
+      </w:r>
+    </w:p>
+    <w:p>
+      <w:pPr>
+        <w:pStyle w:val="1lightpink"/>
+        <w:pBdr>
+          <w:top w:val="single" w:sz="4" w:space="1" w:color="auto"/>
+          <w:left w:val="single" w:sz="4" w:space="4" w:color="auto"/>
+          <w:bottom w:val="single" w:sz="4" w:space="1" w:color="auto"/>
+          <w:right w:val="single" w:sz="4" w:space="4" w:color="auto"/>
+          <w:between w:val="single" w:sz="4" w:space="1" w:color="auto"/>
+          <w:bar w:val="single" w:sz="4" w:color="auto"/>
+        </w:pBdr>
+      </w:pPr>
+      <w:r>
+        <w:t>emptyDir</w:t>
+      </w:r>
+      <w:r>
+        <w:tab/>
+        <w:t>Pod</w:t>
+      </w:r>
+      <w:r>
+        <w:tab/>
+      </w:r>
+      <w:r>
+        <w:rPr>
+          <w:rFonts w:ascii="Segoe UI Symbol" w:hAnsi="Segoe UI Symbol" w:cs="Segoe UI Symbol"/>
+        </w:rPr>
+        <w:t>✅</w:t>
+      </w:r>
+      <w:r>
+        <w:t xml:space="preserve"> Survives</w:t>
+      </w:r>
+      <w:r>
+        <w:tab/>
+      </w:r>
+      <w:r>
+        <w:rPr>
+          <w:rFonts w:ascii="Segoe UI Symbol" w:hAnsi="Segoe UI Symbol" w:cs="Segoe UI Symbol"/>
+        </w:rPr>
+        <w:t>❌</w:t>
+      </w:r>
+      <w:r>
+        <w:t xml:space="preserve"> Lost</w:t>
+      </w:r>
+    </w:p>
+    <w:p>
+      <w:pPr>
+        <w:pStyle w:val="1lightpink"/>
+        <w:pBdr>
+          <w:top w:val="single" w:sz="4" w:space="1" w:color="auto"/>
+          <w:left w:val="single" w:sz="4" w:space="4" w:color="auto"/>
+          <w:bottom w:val="single" w:sz="4" w:space="1" w:color="auto"/>
+          <w:right w:val="single" w:sz="4" w:space="4" w:color="auto"/>
+          <w:between w:val="single" w:sz="4" w:space="1" w:color="auto"/>
+          <w:bar w:val="single" w:sz="4" w:color="auto"/>
+        </w:pBdr>
+      </w:pPr>
+      <w:r>
+        <w:t>hostPath</w:t>
+      </w:r>
+      <w:r>
+        <w:tab/>
+        <w:t>Node</w:t>
+      </w:r>
+      <w:r>
+        <w:tab/>
+      </w:r>
+      <w:r>
+        <w:rPr>
+          <w:rFonts w:ascii="Segoe UI Symbol" w:hAnsi="Segoe UI Symbol" w:cs="Segoe UI Symbol"/>
+        </w:rPr>
+        <w:t>✅</w:t>
+      </w:r>
+      <w:r>
+        <w:t xml:space="preserve"> Survives</w:t>
+      </w:r>
+      <w:r>
+        <w:tab/>
+      </w:r>
+      <w:r>
+        <w:rPr>
+          <w:rFonts w:ascii="Segoe UI Symbol" w:hAnsi="Segoe UI Symbol" w:cs="Segoe UI Symbol"/>
+        </w:rPr>
+        <w:t>✅</w:t>
+      </w:r>
+      <w:r>
+        <w:t xml:space="preserve"> Survives if same node</w:t>
+      </w:r>
+    </w:p>
+    <w:p>
+      <w:pPr>
+        <w:pStyle w:val="1lightpink"/>
+        <w:pBdr>
+          <w:top w:val="single" w:sz="4" w:space="1" w:color="auto"/>
+          <w:left w:val="single" w:sz="4" w:space="4" w:color="auto"/>
+          <w:bottom w:val="single" w:sz="4" w:space="1" w:color="auto"/>
+          <w:right w:val="single" w:sz="4" w:space="4" w:color="auto"/>
+          <w:between w:val="single" w:sz="4" w:space="1" w:color="auto"/>
+          <w:bar w:val="single" w:sz="4" w:color="auto"/>
+        </w:pBdr>
+      </w:pPr>
+      <w:r>
+        <w:t>PVC/PV</w:t>
+      </w:r>
+      <w:r>
+        <w:tab/>
+        <w:t>Persistent storage</w:t>
+      </w:r>
+      <w:r>
+        <w:tab/>
+      </w:r>
+      <w:r>
+        <w:rPr>
+          <w:rFonts w:ascii="Segoe UI Symbol" w:hAnsi="Segoe UI Symbol" w:cs="Segoe UI Symbol"/>
+        </w:rPr>
+        <w:t>✅</w:t>
+      </w:r>
+      <w:r>
+        <w:t xml:space="preserve"> Survives</w:t>
+      </w:r>
+      <w:r>
+        <w:tab/>
+      </w:r>
+      <w:r>
+        <w:rPr>
+          <w:rFonts w:ascii="Segoe UI Symbol" w:hAnsi="Segoe UI Symbol" w:cs="Segoe UI Symbol"/>
+        </w:rPr>
+        <w:t>✅</w:t>
+      </w:r>
+      <w:r>
+        <w:t xml:space="preserve"> Survives</w:t>
+      </w:r>
+    </w:p>
+    <w:p>
+      <w:pPr>
+        <w:tabs>
+          <w:tab w:val="left" w:pos="1832"/>
+        </w:tabs>
+        <w:rPr>
+          <w:lang w:eastAsia="en-IN"/>
+        </w:rPr>
+      </w:pPr>
+    </w:p>
+    <w:p>
+      <w:pPr>
+        <w:pStyle w:val="h3-yell"/>
+        <w:rPr>
+          <w:lang w:eastAsia="en-IN"/>
+        </w:rPr>
+      </w:pPr>
+      <w:r>
+        <w:rPr>
+          <w:lang w:eastAsia="en-IN"/>
+        </w:rPr>
+        <w:t>PVC persistent vol claims</w:t>
+      </w:r>
+    </w:p>
+    <w:p>
+      <w:pPr>
+        <w:pStyle w:val="1lightpink"/>
+      </w:pPr>
+    </w:p>
+    <w:tbl>
+      <w:tblPr>
+        <w:tblStyle w:val="TableGrid"/>
+        <w:tblW w:w="0" w:type="auto"/>
+        <w:tblLook w:val="04A0" w:firstRow="1" w:lastRow="0" w:firstColumn="1" w:lastColumn="0" w:noHBand="0" w:noVBand="1"/>
+      </w:tblPr>
+      <w:tblGrid>
+        <w:gridCol w:w="11733"/>
+        <w:gridCol w:w="11733"/>
+      </w:tblGrid>
+      <w:tr>
+        <w:tc>
+          <w:tcPr>
+            <w:tcW w:w="11733" w:type="dxa"/>
+          </w:tcPr>
+          <w:p>
+            <w:pPr>
+              <w:spacing w:before="100" w:beforeAutospacing="1" w:after="100" w:afterAutospacing="1"/>
+              <w:rPr>
+                <w:rFonts w:ascii="Times New Roman" w:eastAsia="Times New Roman" w:hAnsi="Times New Roman" w:cs="Times New Roman"/>
+                <w:sz w:val="24"/>
+                <w:szCs w:val="24"/>
+                <w:lang w:eastAsia="en-IN"/>
+              </w:rPr>
+            </w:pPr>
+            <w:r>
+              <w:rPr>
+                <w:rFonts w:ascii="Times New Roman" w:eastAsia="Times New Roman" w:hAnsi="Times New Roman" w:cs="Times New Roman"/>
+                <w:sz w:val="24"/>
+                <w:szCs w:val="24"/>
+                <w:lang w:eastAsia="en-IN"/>
+              </w:rPr>
+              <w:lastRenderedPageBreak/>
+              <w:t>Suppose you have:</w:t>
+            </w:r>
+          </w:p>
+          <w:p>
+            <w:pPr>
+              <w:tabs>
+                <w:tab w:val="left" w:pos="916"/>
+                <w:tab w:val="left" w:pos="1832"/>
+                <w:tab w:val="left" w:pos="2748"/>
+                <w:tab w:val="left" w:pos="3664"/>
+                <w:tab w:val="left" w:pos="4580"/>
+                <w:tab w:val="left" w:pos="5496"/>
+                <w:tab w:val="left" w:pos="6412"/>
+                <w:tab w:val="left" w:pos="7328"/>
+                <w:tab w:val="left" w:pos="8244"/>
+                <w:tab w:val="left" w:pos="9160"/>
+                <w:tab w:val="left" w:pos="10076"/>
+                <w:tab w:val="left" w:pos="10992"/>
+                <w:tab w:val="left" w:pos="11908"/>
+                <w:tab w:val="left" w:pos="12824"/>
+                <w:tab w:val="left" w:pos="13740"/>
+                <w:tab w:val="left" w:pos="14656"/>
+              </w:tabs>
+              <w:rPr>
+                <w:rFonts w:ascii="Courier New" w:eastAsia="Times New Roman" w:hAnsi="Courier New" w:cs="Courier New"/>
+                <w:sz w:val="20"/>
+                <w:szCs w:val="20"/>
+                <w:lang w:eastAsia="en-IN"/>
+              </w:rPr>
+            </w:pPr>
+            <w:r>
+              <w:rPr>
+                <w:rFonts w:ascii="Courier New" w:eastAsia="Times New Roman" w:hAnsi="Courier New" w:cs="Courier New"/>
+                <w:sz w:val="20"/>
+                <w:szCs w:val="20"/>
+                <w:lang w:eastAsia="en-IN"/>
+              </w:rPr>
+              <w:t>Pod</w:t>
+            </w:r>
+          </w:p>
+          <w:p>
+            <w:pPr>
+              <w:tabs>
+                <w:tab w:val="left" w:pos="916"/>
+                <w:tab w:val="left" w:pos="1832"/>
+                <w:tab w:val="left" w:pos="2748"/>
+                <w:tab w:val="left" w:pos="3664"/>
+                <w:tab w:val="left" w:pos="4580"/>
+                <w:tab w:val="left" w:pos="5496"/>
+                <w:tab w:val="left" w:pos="6412"/>
+                <w:tab w:val="left" w:pos="7328"/>
+                <w:tab w:val="left" w:pos="8244"/>
+                <w:tab w:val="left" w:pos="9160"/>
+                <w:tab w:val="left" w:pos="10076"/>
+                <w:tab w:val="left" w:pos="10992"/>
+                <w:tab w:val="left" w:pos="11908"/>
+                <w:tab w:val="left" w:pos="12824"/>
+                <w:tab w:val="left" w:pos="13740"/>
+                <w:tab w:val="left" w:pos="14656"/>
+              </w:tabs>
+              <w:rPr>
+                <w:rFonts w:ascii="Courier New" w:eastAsia="Times New Roman" w:hAnsi="Courier New" w:cs="Courier New"/>
+                <w:sz w:val="20"/>
+                <w:szCs w:val="20"/>
+                <w:lang w:eastAsia="en-IN"/>
+              </w:rPr>
+            </w:pPr>
+            <w:r>
+              <w:rPr>
+                <w:rFonts w:ascii="Courier New" w:eastAsia="Times New Roman" w:hAnsi="Courier New" w:cs="Courier New"/>
+                <w:sz w:val="20"/>
+                <w:szCs w:val="20"/>
+                <w:lang w:eastAsia="en-IN"/>
+              </w:rPr>
+              <w:t xml:space="preserve"> │</w:t>
+            </w:r>
+          </w:p>
+          <w:p>
+            <w:pPr>
+              <w:tabs>
+                <w:tab w:val="left" w:pos="916"/>
+                <w:tab w:val="left" w:pos="1832"/>
+                <w:tab w:val="left" w:pos="2748"/>
+                <w:tab w:val="left" w:pos="3664"/>
+                <w:tab w:val="left" w:pos="4580"/>
+                <w:tab w:val="left" w:pos="5496"/>
+                <w:tab w:val="left" w:pos="6412"/>
+                <w:tab w:val="left" w:pos="7328"/>
+                <w:tab w:val="left" w:pos="8244"/>
+                <w:tab w:val="left" w:pos="9160"/>
+                <w:tab w:val="left" w:pos="10076"/>
+                <w:tab w:val="left" w:pos="10992"/>
+                <w:tab w:val="left" w:pos="11908"/>
+                <w:tab w:val="left" w:pos="12824"/>
+                <w:tab w:val="left" w:pos="13740"/>
+                <w:tab w:val="left" w:pos="14656"/>
+              </w:tabs>
+              <w:rPr>
+                <w:rFonts w:ascii="Courier New" w:eastAsia="Times New Roman" w:hAnsi="Courier New" w:cs="Courier New"/>
+                <w:sz w:val="20"/>
+                <w:szCs w:val="20"/>
+                <w:lang w:eastAsia="en-IN"/>
+              </w:rPr>
+            </w:pPr>
+            <w:r>
+              <w:rPr>
+                <w:rFonts w:ascii="Courier New" w:eastAsia="Times New Roman" w:hAnsi="Courier New" w:cs="Courier New"/>
+                <w:sz w:val="20"/>
+                <w:szCs w:val="20"/>
+                <w:lang w:eastAsia="en-IN"/>
+              </w:rPr>
+              <w:t xml:space="preserve"> └── PVC</w:t>
+            </w:r>
+          </w:p>
+          <w:p>
+            <w:pPr>
+              <w:tabs>
+                <w:tab w:val="left" w:pos="916"/>
+                <w:tab w:val="left" w:pos="1832"/>
+                <w:tab w:val="left" w:pos="2748"/>
+                <w:tab w:val="left" w:pos="3664"/>
+                <w:tab w:val="left" w:pos="4580"/>
+                <w:tab w:val="left" w:pos="5496"/>
+                <w:tab w:val="left" w:pos="6412"/>
+                <w:tab w:val="left" w:pos="7328"/>
+                <w:tab w:val="left" w:pos="8244"/>
+                <w:tab w:val="left" w:pos="9160"/>
+                <w:tab w:val="left" w:pos="10076"/>
+                <w:tab w:val="left" w:pos="10992"/>
+                <w:tab w:val="left" w:pos="11908"/>
+                <w:tab w:val="left" w:pos="12824"/>
+                <w:tab w:val="left" w:pos="13740"/>
+                <w:tab w:val="left" w:pos="14656"/>
+              </w:tabs>
+              <w:rPr>
+                <w:rFonts w:ascii="Courier New" w:eastAsia="Times New Roman" w:hAnsi="Courier New" w:cs="Courier New"/>
+                <w:sz w:val="20"/>
+                <w:szCs w:val="20"/>
+                <w:lang w:eastAsia="en-IN"/>
+              </w:rPr>
+            </w:pPr>
+            <w:r>
+              <w:rPr>
+                <w:rFonts w:ascii="Courier New" w:eastAsia="Times New Roman" w:hAnsi="Courier New" w:cs="Courier New"/>
+                <w:sz w:val="20"/>
+                <w:szCs w:val="20"/>
+                <w:lang w:eastAsia="en-IN"/>
+              </w:rPr>
+              <w:t xml:space="preserve">       ↓</w:t>
+            </w:r>
+          </w:p>
+          <w:p>
+            <w:pPr>
+              <w:tabs>
+                <w:tab w:val="left" w:pos="916"/>
+                <w:tab w:val="left" w:pos="1832"/>
+                <w:tab w:val="left" w:pos="2748"/>
+                <w:tab w:val="left" w:pos="3664"/>
+                <w:tab w:val="left" w:pos="4580"/>
+                <w:tab w:val="left" w:pos="5496"/>
+                <w:tab w:val="left" w:pos="6412"/>
+                <w:tab w:val="left" w:pos="7328"/>
+                <w:tab w:val="left" w:pos="8244"/>
+                <w:tab w:val="left" w:pos="9160"/>
+                <w:tab w:val="left" w:pos="10076"/>
+                <w:tab w:val="left" w:pos="10992"/>
+                <w:tab w:val="left" w:pos="11908"/>
+                <w:tab w:val="left" w:pos="12824"/>
+                <w:tab w:val="left" w:pos="13740"/>
+                <w:tab w:val="left" w:pos="14656"/>
+              </w:tabs>
+              <w:rPr>
+                <w:rFonts w:ascii="Courier New" w:eastAsia="Times New Roman" w:hAnsi="Courier New" w:cs="Courier New"/>
+                <w:sz w:val="20"/>
+                <w:szCs w:val="20"/>
+                <w:lang w:eastAsia="en-IN"/>
+              </w:rPr>
+            </w:pPr>
+            <w:r>
+              <w:rPr>
+                <w:rFonts w:ascii="Courier New" w:eastAsia="Times New Roman" w:hAnsi="Courier New" w:cs="Courier New"/>
+                <w:sz w:val="20"/>
+                <w:szCs w:val="20"/>
+                <w:lang w:eastAsia="en-IN"/>
+              </w:rPr>
+              <w:t xml:space="preserve">   PersistentVolume</w:t>
+            </w:r>
+          </w:p>
+          <w:p>
+            <w:pPr>
+              <w:tabs>
+                <w:tab w:val="left" w:pos="916"/>
+                <w:tab w:val="left" w:pos="1832"/>
+                <w:tab w:val="left" w:pos="2748"/>
+                <w:tab w:val="left" w:pos="3664"/>
+                <w:tab w:val="left" w:pos="4580"/>
+                <w:tab w:val="left" w:pos="5496"/>
+                <w:tab w:val="left" w:pos="6412"/>
+                <w:tab w:val="left" w:pos="7328"/>
+                <w:tab w:val="left" w:pos="8244"/>
+                <w:tab w:val="left" w:pos="9160"/>
+                <w:tab w:val="left" w:pos="10076"/>
+                <w:tab w:val="left" w:pos="10992"/>
+                <w:tab w:val="left" w:pos="11908"/>
+                <w:tab w:val="left" w:pos="12824"/>
+                <w:tab w:val="left" w:pos="13740"/>
+                <w:tab w:val="left" w:pos="14656"/>
+              </w:tabs>
+              <w:rPr>
+                <w:rFonts w:ascii="Courier New" w:eastAsia="Times New Roman" w:hAnsi="Courier New" w:cs="Courier New"/>
+                <w:sz w:val="20"/>
+                <w:szCs w:val="20"/>
+                <w:lang w:eastAsia="en-IN"/>
+              </w:rPr>
+            </w:pPr>
+            <w:r>
+              <w:rPr>
+                <w:rFonts w:ascii="Courier New" w:eastAsia="Times New Roman" w:hAnsi="Courier New" w:cs="Courier New"/>
+                <w:sz w:val="20"/>
+                <w:szCs w:val="20"/>
+                <w:lang w:eastAsia="en-IN"/>
+              </w:rPr>
+              <w:t xml:space="preserve">       ↓</w:t>
+            </w:r>
+          </w:p>
+          <w:p>
+            <w:pPr>
+              <w:tabs>
+                <w:tab w:val="left" w:pos="916"/>
+                <w:tab w:val="left" w:pos="1832"/>
+                <w:tab w:val="left" w:pos="2748"/>
+                <w:tab w:val="left" w:pos="3664"/>
+                <w:tab w:val="left" w:pos="4580"/>
+                <w:tab w:val="left" w:pos="5496"/>
+                <w:tab w:val="left" w:pos="6412"/>
+                <w:tab w:val="left" w:pos="7328"/>
+                <w:tab w:val="left" w:pos="8244"/>
+                <w:tab w:val="left" w:pos="9160"/>
+                <w:tab w:val="left" w:pos="10076"/>
+                <w:tab w:val="left" w:pos="10992"/>
+                <w:tab w:val="left" w:pos="11908"/>
+                <w:tab w:val="left" w:pos="12824"/>
+                <w:tab w:val="left" w:pos="13740"/>
+                <w:tab w:val="left" w:pos="14656"/>
+              </w:tabs>
+              <w:rPr>
+                <w:rFonts w:ascii="Courier New" w:eastAsia="Times New Roman" w:hAnsi="Courier New" w:cs="Courier New"/>
+                <w:sz w:val="20"/>
+                <w:szCs w:val="20"/>
+                <w:lang w:eastAsia="en-IN"/>
+              </w:rPr>
+            </w:pPr>
+            <w:r>
+              <w:rPr>
+                <w:rFonts w:ascii="Courier New" w:eastAsia="Times New Roman" w:hAnsi="Courier New" w:cs="Courier New"/>
+                <w:sz w:val="20"/>
+                <w:szCs w:val="20"/>
+                <w:lang w:eastAsia="en-IN"/>
+              </w:rPr>
+              <w:t xml:space="preserve">      EBS</w:t>
+            </w:r>
+          </w:p>
+          <w:p>
+            <w:pPr>
+              <w:spacing w:before="100" w:beforeAutospacing="1" w:after="100" w:afterAutospacing="1"/>
+              <w:rPr>
+                <w:rFonts w:ascii="Times New Roman" w:eastAsia="Times New Roman" w:hAnsi="Times New Roman" w:cs="Times New Roman"/>
+                <w:sz w:val="24"/>
+                <w:szCs w:val="24"/>
+                <w:lang w:eastAsia="en-IN"/>
+              </w:rPr>
+            </w:pPr>
+            <w:r>
+              <w:rPr>
+                <w:rFonts w:ascii="Times New Roman" w:eastAsia="Times New Roman" w:hAnsi="Times New Roman" w:cs="Times New Roman"/>
+                <w:sz w:val="24"/>
+                <w:szCs w:val="24"/>
+                <w:lang w:eastAsia="en-IN"/>
+              </w:rPr>
+              <w:t>Pod disappears:</w:t>
+            </w:r>
+          </w:p>
+          <w:p>
+            <w:pPr>
+              <w:tabs>
+                <w:tab w:val="left" w:pos="916"/>
+                <w:tab w:val="left" w:pos="1832"/>
+                <w:tab w:val="left" w:pos="2748"/>
+                <w:tab w:val="left" w:pos="3664"/>
+                <w:tab w:val="left" w:pos="4580"/>
+                <w:tab w:val="left" w:pos="5496"/>
+                <w:tab w:val="left" w:pos="6412"/>
+                <w:tab w:val="left" w:pos="7328"/>
+                <w:tab w:val="left" w:pos="8244"/>
+                <w:tab w:val="left" w:pos="9160"/>
+                <w:tab w:val="left" w:pos="10076"/>
+                <w:tab w:val="left" w:pos="10992"/>
+                <w:tab w:val="left" w:pos="11908"/>
+                <w:tab w:val="left" w:pos="12824"/>
+                <w:tab w:val="left" w:pos="13740"/>
+                <w:tab w:val="left" w:pos="14656"/>
+              </w:tabs>
+              <w:rPr>
+                <w:rFonts w:ascii="Courier New" w:eastAsia="Times New Roman" w:hAnsi="Courier New" w:cs="Courier New"/>
+                <w:sz w:val="20"/>
+                <w:szCs w:val="20"/>
+                <w:lang w:eastAsia="en-IN"/>
+              </w:rPr>
+            </w:pPr>
+            <w:r>
+              <w:rPr>
+                <w:rFonts w:ascii="Courier New" w:eastAsia="Times New Roman" w:hAnsi="Courier New" w:cs="Courier New"/>
+                <w:sz w:val="20"/>
+                <w:szCs w:val="20"/>
+                <w:lang w:eastAsia="en-IN"/>
+              </w:rPr>
+              <w:t xml:space="preserve">Pod A </w:t>
+            </w:r>
+            <w:r>
+              <w:rPr>
+                <w:rFonts w:ascii="Segoe UI Symbol" w:eastAsia="Times New Roman" w:hAnsi="Segoe UI Symbol" w:cs="Segoe UI Symbol"/>
+                <w:sz w:val="20"/>
+                <w:szCs w:val="20"/>
+                <w:lang w:eastAsia="en-IN"/>
+              </w:rPr>
+              <w:t>❌</w:t>
+            </w:r>
+          </w:p>
+          <w:p>
+            <w:pPr>
+              <w:tabs>
+                <w:tab w:val="left" w:pos="916"/>
+                <w:tab w:val="left" w:pos="1832"/>
+                <w:tab w:val="left" w:pos="2748"/>
+                <w:tab w:val="left" w:pos="3664"/>
+                <w:tab w:val="left" w:pos="4580"/>
+                <w:tab w:val="left" w:pos="5496"/>
+                <w:tab w:val="left" w:pos="6412"/>
+                <w:tab w:val="left" w:pos="7328"/>
+                <w:tab w:val="left" w:pos="8244"/>
+                <w:tab w:val="left" w:pos="9160"/>
+                <w:tab w:val="left" w:pos="10076"/>
+                <w:tab w:val="left" w:pos="10992"/>
+                <w:tab w:val="left" w:pos="11908"/>
+                <w:tab w:val="left" w:pos="12824"/>
+                <w:tab w:val="left" w:pos="13740"/>
+                <w:tab w:val="left" w:pos="14656"/>
+              </w:tabs>
+              <w:rPr>
+                <w:rFonts w:ascii="Courier New" w:eastAsia="Times New Roman" w:hAnsi="Courier New" w:cs="Courier New"/>
+                <w:sz w:val="20"/>
+                <w:szCs w:val="20"/>
+                <w:lang w:eastAsia="en-IN"/>
+              </w:rPr>
+            </w:pPr>
+            <w:r>
+              <w:rPr>
+                <w:rFonts w:ascii="Courier New" w:eastAsia="Times New Roman" w:hAnsi="Courier New" w:cs="Courier New"/>
+                <w:sz w:val="20"/>
+                <w:szCs w:val="20"/>
+                <w:lang w:eastAsia="en-IN"/>
+              </w:rPr>
+              <w:t xml:space="preserve">   ↓</w:t>
+            </w:r>
+          </w:p>
+          <w:p>
+            <w:pPr>
+              <w:tabs>
+                <w:tab w:val="left" w:pos="916"/>
+                <w:tab w:val="left" w:pos="1832"/>
+                <w:tab w:val="left" w:pos="2748"/>
+                <w:tab w:val="left" w:pos="3664"/>
+                <w:tab w:val="left" w:pos="4580"/>
+                <w:tab w:val="left" w:pos="5496"/>
+                <w:tab w:val="left" w:pos="6412"/>
+                <w:tab w:val="left" w:pos="7328"/>
+                <w:tab w:val="left" w:pos="8244"/>
+                <w:tab w:val="left" w:pos="9160"/>
+                <w:tab w:val="left" w:pos="10076"/>
+                <w:tab w:val="left" w:pos="10992"/>
+                <w:tab w:val="left" w:pos="11908"/>
+                <w:tab w:val="left" w:pos="12824"/>
+                <w:tab w:val="left" w:pos="13740"/>
+                <w:tab w:val="left" w:pos="14656"/>
+              </w:tabs>
+              <w:rPr>
+                <w:rFonts w:ascii="Courier New" w:eastAsia="Times New Roman" w:hAnsi="Courier New" w:cs="Courier New"/>
+                <w:sz w:val="20"/>
+                <w:szCs w:val="20"/>
+                <w:lang w:eastAsia="en-IN"/>
+              </w:rPr>
+            </w:pPr>
+            <w:r>
+              <w:rPr>
+                <w:rFonts w:ascii="Courier New" w:eastAsia="Times New Roman" w:hAnsi="Courier New" w:cs="Courier New"/>
+                <w:sz w:val="20"/>
+                <w:szCs w:val="20"/>
+                <w:lang w:eastAsia="en-IN"/>
+              </w:rPr>
+              <w:t xml:space="preserve">PVC </w:t>
+            </w:r>
+            <w:r>
+              <w:rPr>
+                <w:rFonts w:ascii="Segoe UI Symbol" w:eastAsia="Times New Roman" w:hAnsi="Segoe UI Symbol" w:cs="Segoe UI Symbol"/>
+                <w:sz w:val="20"/>
+                <w:szCs w:val="20"/>
+                <w:lang w:eastAsia="en-IN"/>
+              </w:rPr>
+              <w:t>✅</w:t>
+            </w:r>
+          </w:p>
+          <w:p>
+            <w:pPr>
+              <w:tabs>
+                <w:tab w:val="left" w:pos="916"/>
+                <w:tab w:val="left" w:pos="1832"/>
+                <w:tab w:val="left" w:pos="2748"/>
+                <w:tab w:val="left" w:pos="3664"/>
+                <w:tab w:val="left" w:pos="4580"/>
+                <w:tab w:val="left" w:pos="5496"/>
+                <w:tab w:val="left" w:pos="6412"/>
+                <w:tab w:val="left" w:pos="7328"/>
+                <w:tab w:val="left" w:pos="8244"/>
+                <w:tab w:val="left" w:pos="9160"/>
+                <w:tab w:val="left" w:pos="10076"/>
+                <w:tab w:val="left" w:pos="10992"/>
+                <w:tab w:val="left" w:pos="11908"/>
+                <w:tab w:val="left" w:pos="12824"/>
+                <w:tab w:val="left" w:pos="13740"/>
+                <w:tab w:val="left" w:pos="14656"/>
+              </w:tabs>
+              <w:rPr>
+                <w:rFonts w:ascii="Courier New" w:eastAsia="Times New Roman" w:hAnsi="Courier New" w:cs="Courier New"/>
+                <w:sz w:val="20"/>
+                <w:szCs w:val="20"/>
+                <w:lang w:eastAsia="en-IN"/>
+              </w:rPr>
+            </w:pPr>
+            <w:r>
+              <w:rPr>
+                <w:rFonts w:ascii="Courier New" w:eastAsia="Times New Roman" w:hAnsi="Courier New" w:cs="Courier New"/>
+                <w:sz w:val="20"/>
+                <w:szCs w:val="20"/>
+                <w:lang w:eastAsia="en-IN"/>
+              </w:rPr>
+              <w:t xml:space="preserve">   ↓</w:t>
+            </w:r>
+          </w:p>
+          <w:p>
+            <w:pPr>
+              <w:tabs>
+                <w:tab w:val="left" w:pos="916"/>
+                <w:tab w:val="left" w:pos="1832"/>
+                <w:tab w:val="left" w:pos="2748"/>
+                <w:tab w:val="left" w:pos="3664"/>
+                <w:tab w:val="left" w:pos="4580"/>
+                <w:tab w:val="left" w:pos="5496"/>
+                <w:tab w:val="left" w:pos="6412"/>
+                <w:tab w:val="left" w:pos="7328"/>
+                <w:tab w:val="left" w:pos="8244"/>
+                <w:tab w:val="left" w:pos="9160"/>
+                <w:tab w:val="left" w:pos="10076"/>
+                <w:tab w:val="left" w:pos="10992"/>
+                <w:tab w:val="left" w:pos="11908"/>
+                <w:tab w:val="left" w:pos="12824"/>
+                <w:tab w:val="left" w:pos="13740"/>
+                <w:tab w:val="left" w:pos="14656"/>
+              </w:tabs>
+              <w:rPr>
+                <w:rFonts w:ascii="Courier New" w:eastAsia="Times New Roman" w:hAnsi="Courier New" w:cs="Courier New"/>
+                <w:sz w:val="20"/>
+                <w:szCs w:val="20"/>
+                <w:lang w:eastAsia="en-IN"/>
+              </w:rPr>
+            </w:pPr>
+            <w:r>
+              <w:rPr>
+                <w:rFonts w:ascii="Courier New" w:eastAsia="Times New Roman" w:hAnsi="Courier New" w:cs="Courier New"/>
+                <w:sz w:val="20"/>
+                <w:szCs w:val="20"/>
+                <w:lang w:eastAsia="en-IN"/>
+              </w:rPr>
+              <w:t xml:space="preserve">EBS data </w:t>
+            </w:r>
+            <w:r>
+              <w:rPr>
+                <w:rFonts w:ascii="Segoe UI Symbol" w:eastAsia="Times New Roman" w:hAnsi="Segoe UI Symbol" w:cs="Segoe UI Symbol"/>
+                <w:sz w:val="20"/>
+                <w:szCs w:val="20"/>
+                <w:lang w:eastAsia="en-IN"/>
+              </w:rPr>
+              <w:t>✅</w:t>
+            </w:r>
+          </w:p>
+          <w:p>
+            <w:pPr>
+              <w:spacing w:before="100" w:beforeAutospacing="1" w:after="100" w:afterAutospacing="1"/>
+              <w:rPr>
+                <w:rFonts w:ascii="Times New Roman" w:eastAsia="Times New Roman" w:hAnsi="Times New Roman" w:cs="Times New Roman"/>
+                <w:sz w:val="24"/>
+                <w:szCs w:val="24"/>
+                <w:lang w:eastAsia="en-IN"/>
+              </w:rPr>
+            </w:pPr>
+            <w:r>
+              <w:rPr>
+                <w:rFonts w:ascii="Times New Roman" w:eastAsia="Times New Roman" w:hAnsi="Times New Roman" w:cs="Times New Roman"/>
+                <w:sz w:val="24"/>
+                <w:szCs w:val="24"/>
+                <w:lang w:eastAsia="en-IN"/>
+              </w:rPr>
+              <w:t>New Pod:</w:t>
+            </w:r>
+          </w:p>
+          <w:p>
+            <w:pPr>
+              <w:tabs>
+                <w:tab w:val="left" w:pos="916"/>
+                <w:tab w:val="left" w:pos="1832"/>
+                <w:tab w:val="left" w:pos="2748"/>
+                <w:tab w:val="left" w:pos="3664"/>
+                <w:tab w:val="left" w:pos="4580"/>
+                <w:tab w:val="left" w:pos="5496"/>
+                <w:tab w:val="left" w:pos="6412"/>
+                <w:tab w:val="left" w:pos="7328"/>
+                <w:tab w:val="left" w:pos="8244"/>
+                <w:tab w:val="left" w:pos="9160"/>
+                <w:tab w:val="left" w:pos="10076"/>
+                <w:tab w:val="left" w:pos="10992"/>
+                <w:tab w:val="left" w:pos="11908"/>
+                <w:tab w:val="left" w:pos="12824"/>
+                <w:tab w:val="left" w:pos="13740"/>
+                <w:tab w:val="left" w:pos="14656"/>
+              </w:tabs>
+              <w:rPr>
+                <w:rFonts w:ascii="Courier New" w:eastAsia="Times New Roman" w:hAnsi="Courier New" w:cs="Courier New"/>
+                <w:sz w:val="20"/>
+                <w:szCs w:val="20"/>
+                <w:lang w:eastAsia="en-IN"/>
+              </w:rPr>
+            </w:pPr>
+            <w:r>
+              <w:rPr>
+                <w:rFonts w:ascii="Courier New" w:eastAsia="Times New Roman" w:hAnsi="Courier New" w:cs="Courier New"/>
+                <w:sz w:val="20"/>
+                <w:szCs w:val="20"/>
+                <w:lang w:eastAsia="en-IN"/>
+              </w:rPr>
+              <w:t>Pod B</w:t>
+            </w:r>
+          </w:p>
+          <w:p>
+            <w:pPr>
+              <w:tabs>
+                <w:tab w:val="left" w:pos="916"/>
+                <w:tab w:val="left" w:pos="1832"/>
+                <w:tab w:val="left" w:pos="2748"/>
+                <w:tab w:val="left" w:pos="3664"/>
+                <w:tab w:val="left" w:pos="4580"/>
+                <w:tab w:val="left" w:pos="5496"/>
+                <w:tab w:val="left" w:pos="6412"/>
+                <w:tab w:val="left" w:pos="7328"/>
+                <w:tab w:val="left" w:pos="8244"/>
+                <w:tab w:val="left" w:pos="9160"/>
+                <w:tab w:val="left" w:pos="10076"/>
+                <w:tab w:val="left" w:pos="10992"/>
+                <w:tab w:val="left" w:pos="11908"/>
+                <w:tab w:val="left" w:pos="12824"/>
+                <w:tab w:val="left" w:pos="13740"/>
+                <w:tab w:val="left" w:pos="14656"/>
+              </w:tabs>
+              <w:rPr>
+                <w:rFonts w:ascii="Courier New" w:eastAsia="Times New Roman" w:hAnsi="Courier New" w:cs="Courier New"/>
+                <w:sz w:val="20"/>
+                <w:szCs w:val="20"/>
+                <w:lang w:eastAsia="en-IN"/>
+              </w:rPr>
+            </w:pPr>
+            <w:r>
+              <w:rPr>
+                <w:rFonts w:ascii="Courier New" w:eastAsia="Times New Roman" w:hAnsi="Courier New" w:cs="Courier New"/>
+                <w:sz w:val="20"/>
+                <w:szCs w:val="20"/>
+                <w:lang w:eastAsia="en-IN"/>
+              </w:rPr>
+              <w:t xml:space="preserve">   ↓</w:t>
+            </w:r>
+          </w:p>
+          <w:p>
+            <w:pPr>
+              <w:tabs>
+                <w:tab w:val="left" w:pos="916"/>
+                <w:tab w:val="left" w:pos="1832"/>
+                <w:tab w:val="left" w:pos="2748"/>
+                <w:tab w:val="left" w:pos="3664"/>
+                <w:tab w:val="left" w:pos="4580"/>
+                <w:tab w:val="left" w:pos="5496"/>
+                <w:tab w:val="left" w:pos="6412"/>
+                <w:tab w:val="left" w:pos="7328"/>
+                <w:tab w:val="left" w:pos="8244"/>
+                <w:tab w:val="left" w:pos="9160"/>
+                <w:tab w:val="left" w:pos="10076"/>
+                <w:tab w:val="left" w:pos="10992"/>
+                <w:tab w:val="left" w:pos="11908"/>
+                <w:tab w:val="left" w:pos="12824"/>
+                <w:tab w:val="left" w:pos="13740"/>
+                <w:tab w:val="left" w:pos="14656"/>
+              </w:tabs>
+              <w:rPr>
+                <w:rFonts w:ascii="Courier New" w:eastAsia="Times New Roman" w:hAnsi="Courier New" w:cs="Courier New"/>
+                <w:sz w:val="20"/>
+                <w:szCs w:val="20"/>
+                <w:lang w:eastAsia="en-IN"/>
+              </w:rPr>
+            </w:pPr>
+            <w:r>
+              <w:rPr>
+                <w:rFonts w:ascii="Courier New" w:eastAsia="Times New Roman" w:hAnsi="Courier New" w:cs="Courier New"/>
+                <w:sz w:val="20"/>
+                <w:szCs w:val="20"/>
+                <w:lang w:eastAsia="en-IN"/>
+              </w:rPr>
+              <w:t>same PVC</w:t>
+            </w:r>
+          </w:p>
+          <w:p>
+            <w:pPr>
+              <w:tabs>
+                <w:tab w:val="left" w:pos="916"/>
+                <w:tab w:val="left" w:pos="1832"/>
+                <w:tab w:val="left" w:pos="2748"/>
+                <w:tab w:val="left" w:pos="3664"/>
+                <w:tab w:val="left" w:pos="4580"/>
+                <w:tab w:val="left" w:pos="5496"/>
+                <w:tab w:val="left" w:pos="6412"/>
+                <w:tab w:val="left" w:pos="7328"/>
+                <w:tab w:val="left" w:pos="8244"/>
+                <w:tab w:val="left" w:pos="9160"/>
+                <w:tab w:val="left" w:pos="10076"/>
+                <w:tab w:val="left" w:pos="10992"/>
+                <w:tab w:val="left" w:pos="11908"/>
+                <w:tab w:val="left" w:pos="12824"/>
+                <w:tab w:val="left" w:pos="13740"/>
+                <w:tab w:val="left" w:pos="14656"/>
+              </w:tabs>
+              <w:rPr>
+                <w:rFonts w:ascii="Courier New" w:eastAsia="Times New Roman" w:hAnsi="Courier New" w:cs="Courier New"/>
+                <w:sz w:val="20"/>
+                <w:szCs w:val="20"/>
+                <w:lang w:eastAsia="en-IN"/>
+              </w:rPr>
+            </w:pPr>
+            <w:r>
+              <w:rPr>
+                <w:rFonts w:ascii="Courier New" w:eastAsia="Times New Roman" w:hAnsi="Courier New" w:cs="Courier New"/>
+                <w:sz w:val="20"/>
+                <w:szCs w:val="20"/>
+                <w:lang w:eastAsia="en-IN"/>
+              </w:rPr>
+              <w:t xml:space="preserve">   ↓</w:t>
+            </w:r>
+          </w:p>
+          <w:p>
+            <w:pPr>
+              <w:tabs>
+                <w:tab w:val="left" w:pos="916"/>
+                <w:tab w:val="left" w:pos="1832"/>
+                <w:tab w:val="left" w:pos="2748"/>
+                <w:tab w:val="left" w:pos="3664"/>
+                <w:tab w:val="left" w:pos="4580"/>
+                <w:tab w:val="left" w:pos="5496"/>
+                <w:tab w:val="left" w:pos="6412"/>
+                <w:tab w:val="left" w:pos="7328"/>
+                <w:tab w:val="left" w:pos="8244"/>
+                <w:tab w:val="left" w:pos="9160"/>
+                <w:tab w:val="left" w:pos="10076"/>
+                <w:tab w:val="left" w:pos="10992"/>
+                <w:tab w:val="left" w:pos="11908"/>
+                <w:tab w:val="left" w:pos="12824"/>
+                <w:tab w:val="left" w:pos="13740"/>
+                <w:tab w:val="left" w:pos="14656"/>
+              </w:tabs>
+              <w:rPr>
+                <w:rFonts w:ascii="Courier New" w:eastAsia="Times New Roman" w:hAnsi="Courier New" w:cs="Courier New"/>
+                <w:sz w:val="20"/>
+                <w:szCs w:val="20"/>
+                <w:lang w:eastAsia="en-IN"/>
+              </w:rPr>
+            </w:pPr>
+            <w:r>
+              <w:rPr>
+                <w:rFonts w:ascii="Courier New" w:eastAsia="Times New Roman" w:hAnsi="Courier New" w:cs="Courier New"/>
+                <w:sz w:val="20"/>
+                <w:szCs w:val="20"/>
+                <w:lang w:eastAsia="en-IN"/>
+              </w:rPr>
+              <w:t>same EBS</w:t>
+            </w:r>
+          </w:p>
+          <w:p>
+            <w:pPr>
+              <w:tabs>
+                <w:tab w:val="left" w:pos="916"/>
+                <w:tab w:val="left" w:pos="1832"/>
+                <w:tab w:val="left" w:pos="2748"/>
+                <w:tab w:val="left" w:pos="3664"/>
+                <w:tab w:val="left" w:pos="4580"/>
+                <w:tab w:val="left" w:pos="5496"/>
+                <w:tab w:val="left" w:pos="6412"/>
+                <w:tab w:val="left" w:pos="7328"/>
+                <w:tab w:val="left" w:pos="8244"/>
+                <w:tab w:val="left" w:pos="9160"/>
+                <w:tab w:val="left" w:pos="10076"/>
+                <w:tab w:val="left" w:pos="10992"/>
+                <w:tab w:val="left" w:pos="11908"/>
+                <w:tab w:val="left" w:pos="12824"/>
+                <w:tab w:val="left" w:pos="13740"/>
+                <w:tab w:val="left" w:pos="14656"/>
+              </w:tabs>
+              <w:rPr>
+                <w:rFonts w:ascii="Courier New" w:eastAsia="Times New Roman" w:hAnsi="Courier New" w:cs="Courier New"/>
+                <w:sz w:val="20"/>
+                <w:szCs w:val="20"/>
+                <w:lang w:eastAsia="en-IN"/>
+              </w:rPr>
+            </w:pPr>
+            <w:r>
+              <w:rPr>
+                <w:rFonts w:ascii="Courier New" w:eastAsia="Times New Roman" w:hAnsi="Courier New" w:cs="Courier New"/>
+                <w:sz w:val="20"/>
+                <w:szCs w:val="20"/>
+                <w:lang w:eastAsia="en-IN"/>
+              </w:rPr>
+              <w:t xml:space="preserve">   ↓</w:t>
+            </w:r>
+          </w:p>
+          <w:p>
+            <w:pPr>
+              <w:tabs>
+                <w:tab w:val="left" w:pos="916"/>
+                <w:tab w:val="left" w:pos="1832"/>
+                <w:tab w:val="left" w:pos="2748"/>
+                <w:tab w:val="left" w:pos="3664"/>
+                <w:tab w:val="left" w:pos="4580"/>
+                <w:tab w:val="left" w:pos="5496"/>
+                <w:tab w:val="left" w:pos="6412"/>
+                <w:tab w:val="left" w:pos="7328"/>
+                <w:tab w:val="left" w:pos="8244"/>
+                <w:tab w:val="left" w:pos="9160"/>
+                <w:tab w:val="left" w:pos="10076"/>
+                <w:tab w:val="left" w:pos="10992"/>
+                <w:tab w:val="left" w:pos="11908"/>
+                <w:tab w:val="left" w:pos="12824"/>
+                <w:tab w:val="left" w:pos="13740"/>
+                <w:tab w:val="left" w:pos="14656"/>
+              </w:tabs>
+              <w:rPr>
+                <w:rFonts w:ascii="Courier New" w:eastAsia="Times New Roman" w:hAnsi="Courier New" w:cs="Courier New"/>
+                <w:sz w:val="20"/>
+                <w:szCs w:val="20"/>
+                <w:lang w:eastAsia="en-IN"/>
+              </w:rPr>
+            </w:pPr>
+            <w:r>
+              <w:rPr>
+                <w:rFonts w:ascii="Courier New" w:eastAsia="Times New Roman" w:hAnsi="Courier New" w:cs="Courier New"/>
+                <w:sz w:val="20"/>
+                <w:szCs w:val="20"/>
+                <w:lang w:eastAsia="en-IN"/>
+              </w:rPr>
+              <w:t>same data</w:t>
+            </w:r>
+          </w:p>
+          <w:p>
+            <w:pPr>
+              <w:spacing w:before="100" w:beforeAutospacing="1" w:after="100" w:afterAutospacing="1"/>
+              <w:rPr>
+                <w:rFonts w:ascii="Times New Roman" w:eastAsia="Times New Roman" w:hAnsi="Times New Roman" w:cs="Times New Roman"/>
+                <w:sz w:val="24"/>
+                <w:szCs w:val="24"/>
+                <w:lang w:eastAsia="en-IN"/>
+              </w:rPr>
+            </w:pPr>
+            <w:r>
+              <w:rPr>
+                <w:rFonts w:ascii="Times New Roman" w:eastAsia="Times New Roman" w:hAnsi="Times New Roman" w:cs="Times New Roman"/>
+                <w:sz w:val="24"/>
+                <w:szCs w:val="24"/>
+                <w:lang w:eastAsia="en-IN"/>
+              </w:rPr>
+              <w:t xml:space="preserve">That's the reason we use </w:t>
+            </w:r>
+            <w:r>
+              <w:rPr>
+                <w:rFonts w:ascii="Times New Roman" w:eastAsia="Times New Roman" w:hAnsi="Times New Roman" w:cs="Times New Roman"/>
+                <w:b/>
+                <w:bCs/>
+                <w:sz w:val="24"/>
+                <w:szCs w:val="24"/>
+                <w:lang w:eastAsia="en-IN"/>
+              </w:rPr>
+              <w:t>PVC for data that must survive Pod replacement</w:t>
+            </w:r>
+            <w:r>
+              <w:rPr>
+                <w:rFonts w:ascii="Times New Roman" w:eastAsia="Times New Roman" w:hAnsi="Times New Roman" w:cs="Times New Roman"/>
+                <w:sz w:val="24"/>
+                <w:szCs w:val="24"/>
+                <w:lang w:eastAsia="en-IN"/>
+              </w:rPr>
+              <w:t>.</w:t>
+            </w:r>
+          </w:p>
+          <w:p>
+            <w:pPr>
+              <w:pStyle w:val="1lightpink"/>
+              <w:shd w:val="clear" w:color="auto" w:fill="auto"/>
+            </w:pPr>
+          </w:p>
+        </w:tc>
+        <w:tc>
+          <w:tcPr>
+            <w:tcW w:w="11733" w:type="dxa"/>
+          </w:tcPr>
+          <w:p>
+            <w:pPr>
+              <w:pStyle w:val="1lightpink"/>
+              <w:shd w:val="clear" w:color="auto" w:fill="auto"/>
+            </w:pPr>
+          </w:p>
+        </w:tc>
+      </w:tr>
+    </w:tbl>
+    <w:p>
+      <w:pPr>
+        <w:pStyle w:val="1lightpink"/>
+      </w:pPr>
     </w:p>
     <w:sectPr>
       <w:pgSz w:w="24480" w:h="15840" w:orient="landscape" w:code="3"/>
@@ -24775,7 +32699,7 @@
   <w:style w:type="paragraph" w:default="1" w:styleId="Normal">
     <w:name w:val="Normal"/>
     <w:qFormat/>
-    <w:rsid w:val="007C6581"/>
+    <w:rsid w:val="005E08C7"/>
     <w:rPr>
       <w:rFonts w:ascii="Bahnschrift" w:hAnsi="Bahnschrift"/>
       <w:sz w:val="28"/>
@@ -24870,7 +32794,6 @@
   <w:style w:type="character" w:default="1" w:styleId="DefaultParagraphFont">
     <w:name w:val="Default Paragraph Font"/>
     <w:uiPriority w:val="1"/>
-    <w:semiHidden/>
     <w:unhideWhenUsed/>
   </w:style>
   <w:style w:type="table" w:default="1" w:styleId="TableNormal">
@@ -25083,7 +33006,6 @@
     <w:name w:val="Normal (Web)"/>
     <w:basedOn w:val="Normal"/>
     <w:uiPriority w:val="99"/>
-    <w:semiHidden/>
     <w:unhideWhenUsed/>
     <w:rsid w:val="00F507CE"/>
     <w:pPr>
@@ -25989,6 +33911,95 @@
       <w:lang w:eastAsia="en-IN"/>
     </w:rPr>
   </w:style>
+  <w:style w:type="paragraph" w:customStyle="1" w:styleId="pdq2pgselectionanchorcontainer">
+    <w:name w:val="pdq2pg_selectionanchorcontainer"/>
+    <w:basedOn w:val="Normal"/>
+    <w:rsid w:val="00F51AC6"/>
+    <w:pPr>
+      <w:spacing w:before="100" w:beforeAutospacing="1" w:after="100" w:afterAutospacing="1" w:line="240" w:lineRule="auto"/>
+    </w:pPr>
+    <w:rPr>
+      <w:rFonts w:ascii="Times New Roman" w:eastAsia="Times New Roman" w:hAnsi="Times New Roman" w:cs="Times New Roman"/>
+      <w:sz w:val="24"/>
+      <w:szCs w:val="24"/>
+      <w:lang w:eastAsia="en-IN"/>
+    </w:rPr>
+  </w:style>
+  <w:style w:type="character" w:customStyle="1" w:styleId="k">
+    <w:name w:val="ͼk"/>
+    <w:basedOn w:val="DefaultParagraphFont"/>
+    <w:rsid w:val="004A4F67"/>
+  </w:style>
+  <w:style w:type="table" w:styleId="PlainTable1">
+    <w:name w:val="Plain Table 1"/>
+    <w:basedOn w:val="TableNormal"/>
+    <w:uiPriority w:val="41"/>
+    <w:rsid w:val="001E0114"/>
+    <w:pPr>
+      <w:spacing w:after="0" w:line="240" w:lineRule="auto"/>
+    </w:pPr>
+    <w:tblPr>
+      <w:tblStyleRowBandSize w:val="1"/>
+      <w:tblStyleColBandSize w:val="1"/>
+      <w:tblInd w:w="0" w:type="dxa"/>
+      <w:tblBorders>
+        <w:top w:val="single" w:sz="4" w:space="0" w:color="BFBFBF" w:themeColor="background1" w:themeShade="BF"/>
+        <w:left w:val="single" w:sz="4" w:space="0" w:color="BFBFBF" w:themeColor="background1" w:themeShade="BF"/>
+        <w:bottom w:val="single" w:sz="4" w:space="0" w:color="BFBFBF" w:themeColor="background1" w:themeShade="BF"/>
+        <w:right w:val="single" w:sz="4" w:space="0" w:color="BFBFBF" w:themeColor="background1" w:themeShade="BF"/>
+        <w:insideH w:val="single" w:sz="4" w:space="0" w:color="BFBFBF" w:themeColor="background1" w:themeShade="BF"/>
+        <w:insideV w:val="single" w:sz="4" w:space="0" w:color="BFBFBF" w:themeColor="background1" w:themeShade="BF"/>
+      </w:tblBorders>
+      <w:tblCellMar>
+        <w:top w:w="0" w:type="dxa"/>
+        <w:left w:w="108" w:type="dxa"/>
+        <w:bottom w:w="0" w:type="dxa"/>
+        <w:right w:w="108" w:type="dxa"/>
+      </w:tblCellMar>
+    </w:tblPr>
+    <w:tblStylePr w:type="firstRow">
+      <w:rPr>
+        <w:b/>
+        <w:bCs/>
+      </w:rPr>
+    </w:tblStylePr>
+    <w:tblStylePr w:type="lastRow">
+      <w:rPr>
+        <w:b/>
+        <w:bCs/>
+      </w:rPr>
+      <w:tblPr/>
+      <w:tcPr>
+        <w:tcBorders>
+          <w:top w:val="double" w:sz="4" w:space="0" w:color="BFBFBF" w:themeColor="background1" w:themeShade="BF"/>
+        </w:tcBorders>
+      </w:tcPr>
+    </w:tblStylePr>
+    <w:tblStylePr w:type="firstCol">
+      <w:rPr>
+        <w:b/>
+        <w:bCs/>
+      </w:rPr>
+    </w:tblStylePr>
+    <w:tblStylePr w:type="lastCol">
+      <w:rPr>
+        <w:b/>
+        <w:bCs/>
+      </w:rPr>
+    </w:tblStylePr>
+    <w:tblStylePr w:type="band1Vert">
+      <w:tblPr/>
+      <w:tcPr>
+        <w:shd w:val="clear" w:color="auto" w:fill="F2F2F2" w:themeFill="background1" w:themeFillShade="F2"/>
+      </w:tcPr>
+    </w:tblStylePr>
+    <w:tblStylePr w:type="band1Horz">
+      <w:tblPr/>
+      <w:tcPr>
+        <w:shd w:val="clear" w:color="auto" w:fill="F2F2F2" w:themeFill="background1" w:themeFillShade="F2"/>
+      </w:tcPr>
+    </w:tblStylePr>
+  </w:style>
 </w:styles>
 </file>
 
@@ -26258,7 +34269,7 @@
 </file>
 
 <file path=customXml/itemProps1.xml><?xml version="1.0" encoding="utf-8"?>
-<ds:datastoreItem xmlns:ds="http://schemas.openxmlformats.org/officeDocument/2006/customXml" ds:itemID="{E3CC1EDE-6B1A-40F1-BDFA-948C3B820E4B}">
+<ds:datastoreItem xmlns:ds="http://schemas.openxmlformats.org/officeDocument/2006/customXml" ds:itemID="{2A670FFB-FF92-437F-A608-C2ACFCE0B05F}">
   <ds:schemaRefs>
     <ds:schemaRef ds:uri="http://schemas.openxmlformats.org/officeDocument/2006/bibliography"/>
   </ds:schemaRefs>
